--- a/Rapport.docx
+++ b/Rapport.docx
@@ -3621,7 +3621,31 @@
                                 <w:sz w:val="20"/>
                                 <w:szCs w:val="20"/>
                               </w:rPr>
-                              <w:t>ECOLE NORMALE SUPERIEURE  DE L’ENSEIGNEMENT TECHNIQUE DE MOHAMMEDIA</w:t>
+                              <w:t xml:space="preserve">ECOLE NORMALE </w:t>
+                            </w:r>
+                            <w:proofErr w:type="gramStart"/>
+                            <w:r>
+                              <w:rPr>
+                                <w:rFonts w:asciiTheme="majorBidi" w:hAnsiTheme="majorBidi" w:cstheme="majorBidi"/>
+                                <w:b/>
+                                <w:bCs/>
+                                <w:color w:val="0A1D30" w:themeColor="text2" w:themeShade="BF"/>
+                                <w:sz w:val="20"/>
+                                <w:szCs w:val="20"/>
+                              </w:rPr>
+                              <w:t>SUPERIEURE  DE</w:t>
+                            </w:r>
+                            <w:proofErr w:type="gramEnd"/>
+                            <w:r>
+                              <w:rPr>
+                                <w:rFonts w:asciiTheme="majorBidi" w:hAnsiTheme="majorBidi" w:cstheme="majorBidi"/>
+                                <w:b/>
+                                <w:bCs/>
+                                <w:color w:val="0A1D30" w:themeColor="text2" w:themeShade="BF"/>
+                                <w:sz w:val="20"/>
+                                <w:szCs w:val="20"/>
+                              </w:rPr>
+                              <w:t xml:space="preserve"> L’ENSEIGNEMENT TECHNIQUE DE MOHAMMEDIA</w:t>
                             </w:r>
                           </w:p>
                         </w:txbxContent>
@@ -3672,7 +3696,31 @@
                           <w:sz w:val="20"/>
                           <w:szCs w:val="20"/>
                         </w:rPr>
-                        <w:t>ECOLE NORMALE SUPERIEURE  DE L’ENSEIGNEMENT TECHNIQUE DE MOHAMMEDIA</w:t>
+                        <w:t xml:space="preserve">ECOLE NORMALE </w:t>
+                      </w:r>
+                      <w:proofErr w:type="gramStart"/>
+                      <w:r>
+                        <w:rPr>
+                          <w:rFonts w:asciiTheme="majorBidi" w:hAnsiTheme="majorBidi" w:cstheme="majorBidi"/>
+                          <w:b/>
+                          <w:bCs/>
+                          <w:color w:val="0A1D30" w:themeColor="text2" w:themeShade="BF"/>
+                          <w:sz w:val="20"/>
+                          <w:szCs w:val="20"/>
+                        </w:rPr>
+                        <w:t>SUPERIEURE  DE</w:t>
+                      </w:r>
+                      <w:proofErr w:type="gramEnd"/>
+                      <w:r>
+                        <w:rPr>
+                          <w:rFonts w:asciiTheme="majorBidi" w:hAnsiTheme="majorBidi" w:cstheme="majorBidi"/>
+                          <w:b/>
+                          <w:bCs/>
+                          <w:color w:val="0A1D30" w:themeColor="text2" w:themeShade="BF"/>
+                          <w:sz w:val="20"/>
+                          <w:szCs w:val="20"/>
+                        </w:rPr>
+                        <w:t xml:space="preserve"> L’ENSEIGNEMENT TECHNIQUE DE MOHAMMEDIA</w:t>
                       </w:r>
                     </w:p>
                   </w:txbxContent>
@@ -4596,7 +4644,31 @@
                                 <w:sz w:val="28"/>
                                 <w:szCs w:val="28"/>
                               </w:rPr>
-                              <w:t>Ingénieur informatique, Génie logiciel et Systéme distribué</w:t>
+                              <w:t xml:space="preserve">Ingénieur informatique, Génie logiciel et </w:t>
+                            </w:r>
+                            <w:proofErr w:type="spellStart"/>
+                            <w:r>
+                              <w:rPr>
+                                <w:rFonts w:asciiTheme="majorBidi" w:hAnsiTheme="majorBidi" w:cstheme="majorBidi"/>
+                                <w:bCs/>
+                                <w:color w:val="000000" w:themeColor="text1"/>
+                                <w:spacing w:val="0"/>
+                                <w:sz w:val="28"/>
+                                <w:szCs w:val="28"/>
+                              </w:rPr>
+                              <w:t>Systéme</w:t>
+                            </w:r>
+                            <w:proofErr w:type="spellEnd"/>
+                            <w:r>
+                              <w:rPr>
+                                <w:rFonts w:asciiTheme="majorBidi" w:hAnsiTheme="majorBidi" w:cstheme="majorBidi"/>
+                                <w:bCs/>
+                                <w:color w:val="000000" w:themeColor="text1"/>
+                                <w:spacing w:val="0"/>
+                                <w:sz w:val="28"/>
+                                <w:szCs w:val="28"/>
+                              </w:rPr>
+                              <w:t xml:space="preserve"> distribué</w:t>
                             </w:r>
                           </w:p>
                         </w:txbxContent>
@@ -4704,7 +4776,31 @@
                           <w:sz w:val="28"/>
                           <w:szCs w:val="28"/>
                         </w:rPr>
-                        <w:t>Ingénieur informatique, Génie logiciel et Systéme distribué</w:t>
+                        <w:t xml:space="preserve">Ingénieur informatique, Génie logiciel et </w:t>
+                      </w:r>
+                      <w:proofErr w:type="spellStart"/>
+                      <w:r>
+                        <w:rPr>
+                          <w:rFonts w:asciiTheme="majorBidi" w:hAnsiTheme="majorBidi" w:cstheme="majorBidi"/>
+                          <w:bCs/>
+                          <w:color w:val="000000" w:themeColor="text1"/>
+                          <w:spacing w:val="0"/>
+                          <w:sz w:val="28"/>
+                          <w:szCs w:val="28"/>
+                        </w:rPr>
+                        <w:t>Systéme</w:t>
+                      </w:r>
+                      <w:proofErr w:type="spellEnd"/>
+                      <w:r>
+                        <w:rPr>
+                          <w:rFonts w:asciiTheme="majorBidi" w:hAnsiTheme="majorBidi" w:cstheme="majorBidi"/>
+                          <w:bCs/>
+                          <w:color w:val="000000" w:themeColor="text1"/>
+                          <w:spacing w:val="0"/>
+                          <w:sz w:val="28"/>
+                          <w:szCs w:val="28"/>
+                        </w:rPr>
+                        <w:t xml:space="preserve"> distribué</w:t>
                       </w:r>
                     </w:p>
                   </w:txbxContent>
@@ -5159,11 +5255,13 @@
       <w:r>
         <w:br w:type="page"/>
       </w:r>
+      <w:proofErr w:type="spellStart"/>
       <w:r>
         <w:lastRenderedPageBreak/>
         <w:t>Sommaire</w:t>
       </w:r>
       <w:bookmarkEnd w:id="0"/>
+      <w:proofErr w:type="spellEnd"/>
     </w:p>
     <w:sdt>
       <w:sdtPr>
@@ -5462,9 +5560,15 @@
     <w:p>
       <w:pPr>
         <w:pStyle w:val="Heading1"/>
+        <w:rPr>
+          <w:lang w:val="fr-FR"/>
+        </w:rPr>
       </w:pPr>
       <w:bookmarkStart w:id="1" w:name="_Toc229360303"/>
       <w:r>
+        <w:rPr>
+          <w:lang w:val="fr-FR"/>
+        </w:rPr>
         <w:lastRenderedPageBreak/>
         <w:t>Introduction</w:t>
       </w:r>
@@ -5482,13 +5586,47 @@
         <w:ind w:left="0" w:firstLine="0"/>
         <w:jc w:val="left"/>
         <w:rPr>
-          <w:lang w:val="en-GB" w:eastAsia="en-US"/>
+          <w:lang w:eastAsia="en-US"/>
         </w:rPr>
       </w:pPr>
       <w:r>
         <w:rPr>
-          <w:lang w:val="en-GB" w:eastAsia="en-US"/>
-        </w:rPr>
+          <w:lang w:eastAsia="en-US"/>
+        </w:rPr>
+        <w:t xml:space="preserve">On souhaite concevoir et développer une application Web JEE basée sur le Framework Spring et </w:t>
+      </w:r>
+      <w:proofErr w:type="spellStart"/>
+      <w:r>
+        <w:rPr>
+          <w:lang w:eastAsia="en-US"/>
+        </w:rPr>
+        <w:t>Angular</w:t>
+      </w:r>
+      <w:proofErr w:type="spellEnd"/>
+      <w:r>
+        <w:rPr>
+          <w:lang w:eastAsia="en-US"/>
+        </w:rPr>
+        <w:t>.</w:t>
+      </w:r>
+      <w:r>
+        <w:rPr>
+          <w:lang w:eastAsia="en-US"/>
+        </w:rPr>
+        <w:t xml:space="preserve"> </w:t>
+      </w:r>
+      <w:r>
+        <w:rPr>
+          <w:lang w:eastAsia="en-US"/>
+        </w:rPr>
+        <w:t>L’application permet de gérer des contrats d’assurance.</w:t>
+      </w:r>
+    </w:p>
+    <w:p>
+      <w:pPr>
+        <w:pStyle w:val="Heading2"/>
+      </w:pPr>
+      <w:r>
         <w:br w:type="page"/>
       </w:r>
     </w:p>
@@ -5496,12 +5634,153 @@
       <w:pPr>
         <w:pStyle w:val="Heading1"/>
       </w:pPr>
-      <w:bookmarkStart w:id="2" w:name="_Toc229360304"/>
+      <w:proofErr w:type="gramStart"/>
       <w:r>
         <w:lastRenderedPageBreak/>
-        <w:t>Énoncé</w:t>
-      </w:r>
-      <w:bookmarkEnd w:id="2"/>
+        <w:t>Conception :</w:t>
+      </w:r>
+      <w:proofErr w:type="gramEnd"/>
+    </w:p>
+    <w:p>
+      <w:pPr>
+        <w:pStyle w:val="Heading2"/>
+      </w:pPr>
+      <w:r>
+        <w:t>1-</w:t>
+      </w:r>
+      <w:r>
+        <w:t xml:space="preserve">architecture technique du </w:t>
+      </w:r>
+      <w:proofErr w:type="spellStart"/>
+      <w:r>
+        <w:t>projet</w:t>
+      </w:r>
+      <w:proofErr w:type="spellEnd"/>
+    </w:p>
+    <w:p>
+      <w:pPr>
+        <w:ind w:left="0" w:firstLine="0"/>
+        <w:jc w:val="center"/>
+        <w:rPr>
+          <w:lang w:val="en-GB" w:eastAsia="en-US"/>
+        </w:rPr>
+      </w:pPr>
+      <w:r>
+        <w:rPr>
+          <w:lang w:val="en-GB" w:eastAsia="en-US"/>
+        </w:rPr>
+        <w:drawing>
+          <wp:inline distT="0" distB="0" distL="0" distR="0" wp14:anchorId="212C8D15" wp14:editId="452D1999">
+            <wp:extent cx="2152950" cy="4048690"/>
+            <wp:effectExtent l="0" t="0" r="0" b="9525"/>
+            <wp:docPr id="373018793" name="Picture 1"/>
+            <wp:cNvGraphicFramePr>
+              <a:graphicFrameLocks xmlns:a="http://schemas.openxmlformats.org/drawingml/2006/main" noChangeAspect="1"/>
+            </wp:cNvGraphicFramePr>
+            <a:graphic xmlns:a="http://schemas.openxmlformats.org/drawingml/2006/main">
+              <a:graphicData uri="http://schemas.openxmlformats.org/drawingml/2006/picture">
+                <pic:pic xmlns:pic="http://schemas.openxmlformats.org/drawingml/2006/picture">
+                  <pic:nvPicPr>
+                    <pic:cNvPr id="373018793" name=""/>
+                    <pic:cNvPicPr/>
+                  </pic:nvPicPr>
+                  <pic:blipFill>
+                    <a:blip r:embed="rId7"/>
+                    <a:stretch>
+                      <a:fillRect/>
+                    </a:stretch>
+                  </pic:blipFill>
+                  <pic:spPr>
+                    <a:xfrm>
+                      <a:off x="0" y="0"/>
+                      <a:ext cx="2152950" cy="4048690"/>
+                    </a:xfrm>
+                    <a:prstGeom prst="rect">
+                      <a:avLst/>
+                    </a:prstGeom>
+                  </pic:spPr>
+                </pic:pic>
+              </a:graphicData>
+            </a:graphic>
+          </wp:inline>
+        </w:drawing>
+      </w:r>
+    </w:p>
+    <w:p>
+      <w:pPr>
+        <w:pStyle w:val="Heading2"/>
+      </w:pPr>
+      <w:r>
+        <w:rPr>
+          <w:lang w:val="fr-FR"/>
+        </w:rPr>
+        <w:lastRenderedPageBreak/>
+        <w:t>2-</w:t>
+      </w:r>
+      <w:r>
+        <w:rPr>
+          <w:lang w:val="fr-FR"/>
+        </w:rPr>
+        <w:t>diagramme de classes</w:t>
+      </w:r>
+    </w:p>
+    <w:p>
+      <w:pPr>
+        <w:pStyle w:val="Heading2"/>
+      </w:pPr>
+      <w:r>
+        <w:rPr>
+          <w:noProof/>
+        </w:rPr>
+        <w:drawing>
+          <wp:inline distT="0" distB="0" distL="0" distR="0" wp14:anchorId="5CCCE2D0" wp14:editId="012A4D66">
+            <wp:extent cx="5730240" cy="4008120"/>
+            <wp:effectExtent l="0" t="0" r="3810" b="0"/>
+            <wp:docPr id="791436477" name="Picture 32"/>
+            <wp:cNvGraphicFramePr>
+              <a:graphicFrameLocks xmlns:a="http://schemas.openxmlformats.org/drawingml/2006/main" noChangeAspect="1"/>
+            </wp:cNvGraphicFramePr>
+            <a:graphic xmlns:a="http://schemas.openxmlformats.org/drawingml/2006/main">
+              <a:graphicData uri="http://schemas.openxmlformats.org/drawingml/2006/picture">
+                <pic:pic xmlns:pic="http://schemas.openxmlformats.org/drawingml/2006/picture">
+                  <pic:nvPicPr>
+                    <pic:cNvPr id="0" name="Picture 1"/>
+                    <pic:cNvPicPr>
+                      <a:picLocks noChangeAspect="1" noChangeArrowheads="1"/>
+                    </pic:cNvPicPr>
+                  </pic:nvPicPr>
+                  <pic:blipFill>
+                    <a:blip r:embed="rId8">
+                      <a:extLst>
+                        <a:ext uri="{28A0092B-C50C-407E-A947-70E740481C1C}">
+                          <a14:useLocalDpi xmlns:a14="http://schemas.microsoft.com/office/drawing/2010/main" val="0"/>
+                        </a:ext>
+                      </a:extLst>
+                    </a:blip>
+                    <a:srcRect/>
+                    <a:stretch>
+                      <a:fillRect/>
+                    </a:stretch>
+                  </pic:blipFill>
+                  <pic:spPr bwMode="auto">
+                    <a:xfrm>
+                      <a:off x="0" y="0"/>
+                      <a:ext cx="5730240" cy="4008120"/>
+                    </a:xfrm>
+                    <a:prstGeom prst="rect">
+                      <a:avLst/>
+                    </a:prstGeom>
+                    <a:noFill/>
+                    <a:ln>
+                      <a:noFill/>
+                    </a:ln>
+                  </pic:spPr>
+                </pic:pic>
+              </a:graphicData>
+            </a:graphic>
+          </wp:inline>
+        </w:drawing>
+      </w:r>
     </w:p>
     <w:p>
       <w:pPr>
@@ -5518,18 +5797,4816 @@
           <w:lang w:val="en-GB" w:eastAsia="en-US"/>
         </w:rPr>
       </w:pPr>
-      <w:r>
-        <w:rPr>
-          <w:lang w:val="en-GB" w:eastAsia="en-US"/>
-        </w:rPr>
-        <w:br w:type="page"/>
+    </w:p>
+    <w:p>
+      <w:pPr>
+        <w:pStyle w:val="Heading1"/>
+      </w:pPr>
+      <w:proofErr w:type="spellStart"/>
+      <w:r>
+        <w:t>Implémentation</w:t>
+      </w:r>
+      <w:proofErr w:type="spellEnd"/>
+    </w:p>
+    <w:p>
+      <w:pPr>
+        <w:pStyle w:val="Heading2"/>
+        <w:rPr>
+          <w:lang w:val="fr-FR"/>
+        </w:rPr>
+      </w:pPr>
+      <w:r>
+        <w:rPr>
+          <w:lang w:val="fr-FR"/>
+        </w:rPr>
+        <w:t>1-</w:t>
+      </w:r>
+      <w:r>
+        <w:rPr>
+          <w:lang w:val="fr-FR"/>
+        </w:rPr>
+        <w:t>un projet Spring boot avec les dépendances requises</w:t>
       </w:r>
     </w:p>
     <w:p>
       <w:pPr>
         <w:ind w:left="0" w:firstLine="0"/>
+        <w:jc w:val="center"/>
+        <w:rPr>
+          <w:lang w:eastAsia="en-US"/>
+        </w:rPr>
+      </w:pPr>
+      <w:r>
+        <w:rPr>
+          <w:lang w:eastAsia="en-US"/>
+        </w:rPr>
+        <w:drawing>
+          <wp:inline distT="0" distB="0" distL="0" distR="0" wp14:anchorId="6E08A007" wp14:editId="2C4DAA0D">
+            <wp:extent cx="3970020" cy="2814993"/>
+            <wp:effectExtent l="0" t="0" r="0" b="4445"/>
+            <wp:docPr id="1766402050" name="Picture 1"/>
+            <wp:cNvGraphicFramePr>
+              <a:graphicFrameLocks xmlns:a="http://schemas.openxmlformats.org/drawingml/2006/main" noChangeAspect="1"/>
+            </wp:cNvGraphicFramePr>
+            <a:graphic xmlns:a="http://schemas.openxmlformats.org/drawingml/2006/main">
+              <a:graphicData uri="http://schemas.openxmlformats.org/drawingml/2006/picture">
+                <pic:pic xmlns:pic="http://schemas.openxmlformats.org/drawingml/2006/picture">
+                  <pic:nvPicPr>
+                    <pic:cNvPr id="1766402050" name=""/>
+                    <pic:cNvPicPr/>
+                  </pic:nvPicPr>
+                  <pic:blipFill>
+                    <a:blip r:embed="rId9"/>
+                    <a:stretch>
+                      <a:fillRect/>
+                    </a:stretch>
+                  </pic:blipFill>
+                  <pic:spPr>
+                    <a:xfrm>
+                      <a:off x="0" y="0"/>
+                      <a:ext cx="3974210" cy="2817964"/>
+                    </a:xfrm>
+                    <a:prstGeom prst="rect">
+                      <a:avLst/>
+                    </a:prstGeom>
+                  </pic:spPr>
+                </pic:pic>
+              </a:graphicData>
+            </a:graphic>
+          </wp:inline>
+        </w:drawing>
+      </w:r>
+    </w:p>
+    <w:p>
+      <w:pPr>
+        <w:pStyle w:val="Heading2"/>
+      </w:pPr>
+      <w:r>
+        <w:lastRenderedPageBreak/>
+        <w:t>2-</w:t>
+      </w:r>
+      <w:r>
+        <w:t>Couche DAO</w:t>
+      </w:r>
+    </w:p>
+    <w:p>
+      <w:pPr>
+        <w:ind w:left="0" w:firstLine="0"/>
+        <w:jc w:val="center"/>
         <w:rPr>
           <w:lang w:val="en-GB" w:eastAsia="en-US"/>
+        </w:rPr>
+      </w:pPr>
+      <w:r>
+        <w:rPr>
+          <w:lang w:val="en-GB" w:eastAsia="en-US"/>
+        </w:rPr>
+        <w:drawing>
+          <wp:inline distT="0" distB="0" distL="0" distR="0" wp14:anchorId="05B610C4" wp14:editId="34ADE275">
+            <wp:extent cx="3810532" cy="1219370"/>
+            <wp:effectExtent l="0" t="0" r="0" b="0"/>
+            <wp:docPr id="387925360" name="Picture 1"/>
+            <wp:cNvGraphicFramePr>
+              <a:graphicFrameLocks xmlns:a="http://schemas.openxmlformats.org/drawingml/2006/main" noChangeAspect="1"/>
+            </wp:cNvGraphicFramePr>
+            <a:graphic xmlns:a="http://schemas.openxmlformats.org/drawingml/2006/main">
+              <a:graphicData uri="http://schemas.openxmlformats.org/drawingml/2006/picture">
+                <pic:pic xmlns:pic="http://schemas.openxmlformats.org/drawingml/2006/picture">
+                  <pic:nvPicPr>
+                    <pic:cNvPr id="387925360" name=""/>
+                    <pic:cNvPicPr/>
+                  </pic:nvPicPr>
+                  <pic:blipFill>
+                    <a:blip r:embed="rId10"/>
+                    <a:stretch>
+                      <a:fillRect/>
+                    </a:stretch>
+                  </pic:blipFill>
+                  <pic:spPr>
+                    <a:xfrm>
+                      <a:off x="0" y="0"/>
+                      <a:ext cx="3810532" cy="1219370"/>
+                    </a:xfrm>
+                    <a:prstGeom prst="rect">
+                      <a:avLst/>
+                    </a:prstGeom>
+                  </pic:spPr>
+                </pic:pic>
+              </a:graphicData>
+            </a:graphic>
+          </wp:inline>
+        </w:drawing>
+      </w:r>
+    </w:p>
+    <w:p>
+      <w:pPr>
+        <w:pStyle w:val="Heading2"/>
+        <w:jc w:val="center"/>
+      </w:pPr>
+      <w:r>
+        <w:drawing>
+          <wp:inline distT="0" distB="0" distL="0" distR="0" wp14:anchorId="54047660" wp14:editId="06DB4BAC">
+            <wp:extent cx="3817620" cy="1392801"/>
+            <wp:effectExtent l="0" t="0" r="0" b="0"/>
+            <wp:docPr id="1645584939" name="Picture 1"/>
+            <wp:cNvGraphicFramePr>
+              <a:graphicFrameLocks xmlns:a="http://schemas.openxmlformats.org/drawingml/2006/main" noChangeAspect="1"/>
+            </wp:cNvGraphicFramePr>
+            <a:graphic xmlns:a="http://schemas.openxmlformats.org/drawingml/2006/main">
+              <a:graphicData uri="http://schemas.openxmlformats.org/drawingml/2006/picture">
+                <pic:pic xmlns:pic="http://schemas.openxmlformats.org/drawingml/2006/picture">
+                  <pic:nvPicPr>
+                    <pic:cNvPr id="1645584939" name=""/>
+                    <pic:cNvPicPr/>
+                  </pic:nvPicPr>
+                  <pic:blipFill>
+                    <a:blip r:embed="rId11"/>
+                    <a:stretch>
+                      <a:fillRect/>
+                    </a:stretch>
+                  </pic:blipFill>
+                  <pic:spPr>
+                    <a:xfrm>
+                      <a:off x="0" y="0"/>
+                      <a:ext cx="3843930" cy="1402400"/>
+                    </a:xfrm>
+                    <a:prstGeom prst="rect">
+                      <a:avLst/>
+                    </a:prstGeom>
+                  </pic:spPr>
+                </pic:pic>
+              </a:graphicData>
+            </a:graphic>
+          </wp:inline>
+        </w:drawing>
+      </w:r>
+    </w:p>
+    <w:p>
+      <w:pPr>
+        <w:pStyle w:val="Heading3"/>
+      </w:pPr>
+      <w:r>
+        <w:t>Entities</w:t>
+      </w:r>
+    </w:p>
+    <w:p>
+      <w:pPr>
+        <w:jc w:val="center"/>
+        <w:rPr>
+          <w:lang w:val="en-GB" w:eastAsia="en-US"/>
+        </w:rPr>
+      </w:pPr>
+      <w:r>
+        <w:rPr>
+          <w:lang w:val="en-GB" w:eastAsia="en-US"/>
+        </w:rPr>
+        <w:drawing>
+          <wp:inline distT="0" distB="0" distL="0" distR="0" wp14:anchorId="501898D8" wp14:editId="5AAC7AB9">
+            <wp:extent cx="3296110" cy="2019582"/>
+            <wp:effectExtent l="0" t="0" r="0" b="0"/>
+            <wp:docPr id="159551980" name="Picture 1"/>
+            <wp:cNvGraphicFramePr>
+              <a:graphicFrameLocks xmlns:a="http://schemas.openxmlformats.org/drawingml/2006/main" noChangeAspect="1"/>
+            </wp:cNvGraphicFramePr>
+            <a:graphic xmlns:a="http://schemas.openxmlformats.org/drawingml/2006/main">
+              <a:graphicData uri="http://schemas.openxmlformats.org/drawingml/2006/picture">
+                <pic:pic xmlns:pic="http://schemas.openxmlformats.org/drawingml/2006/picture">
+                  <pic:nvPicPr>
+                    <pic:cNvPr id="159551980" name=""/>
+                    <pic:cNvPicPr/>
+                  </pic:nvPicPr>
+                  <pic:blipFill>
+                    <a:blip r:embed="rId12"/>
+                    <a:stretch>
+                      <a:fillRect/>
+                    </a:stretch>
+                  </pic:blipFill>
+                  <pic:spPr>
+                    <a:xfrm>
+                      <a:off x="0" y="0"/>
+                      <a:ext cx="3296110" cy="2019582"/>
+                    </a:xfrm>
+                    <a:prstGeom prst="rect">
+                      <a:avLst/>
+                    </a:prstGeom>
+                  </pic:spPr>
+                </pic:pic>
+              </a:graphicData>
+            </a:graphic>
+          </wp:inline>
+        </w:drawing>
+      </w:r>
+    </w:p>
+    <w:p>
+      <w:pPr>
+        <w:pStyle w:val="Heading2"/>
+        <w:rPr>
+          <w:lang w:val="fr-FR"/>
+        </w:rPr>
+      </w:pPr>
+      <w:r>
+        <w:rPr>
+          <w:lang w:val="fr-FR"/>
+        </w:rPr>
+        <w:t>Test de la c</w:t>
+      </w:r>
+      <w:r>
+        <w:rPr>
+          <w:lang w:val="fr-FR"/>
+        </w:rPr>
+        <w:t>ouche DAO</w:t>
+      </w:r>
+    </w:p>
+    <w:p>
+      <w:pPr>
+        <w:widowControl/>
+        <w:shd w:val="clear" w:color="auto" w:fill="191A1C"/>
+        <w:tabs>
+          <w:tab w:val="left" w:pos="916"/>
+          <w:tab w:val="left" w:pos="1832"/>
+          <w:tab w:val="left" w:pos="2748"/>
+          <w:tab w:val="left" w:pos="3664"/>
+          <w:tab w:val="left" w:pos="4580"/>
+          <w:tab w:val="left" w:pos="5496"/>
+          <w:tab w:val="left" w:pos="6412"/>
+          <w:tab w:val="left" w:pos="7328"/>
+          <w:tab w:val="left" w:pos="8244"/>
+          <w:tab w:val="left" w:pos="9160"/>
+          <w:tab w:val="left" w:pos="10076"/>
+          <w:tab w:val="left" w:pos="10992"/>
+          <w:tab w:val="left" w:pos="11908"/>
+          <w:tab w:val="left" w:pos="12824"/>
+          <w:tab w:val="left" w:pos="13740"/>
+          <w:tab w:val="left" w:pos="14656"/>
+        </w:tabs>
+        <w:kinsoku/>
+        <w:overflowPunct/>
+        <w:autoSpaceDE/>
+        <w:autoSpaceDN/>
+        <w:adjustRightInd/>
+        <w:spacing w:before="0" w:after="0"/>
+        <w:ind w:left="0" w:firstLine="0"/>
+        <w:jc w:val="left"/>
+        <w:rPr>
+          <w:rFonts w:ascii="Courier New" w:hAnsi="Courier New" w:cs="Courier New"/>
+          <w:color w:val="BCBEC4"/>
+          <w:spacing w:val="0"/>
+          <w:sz w:val="20"/>
+          <w:szCs w:val="20"/>
+          <w:lang w:eastAsia="en-GB"/>
+        </w:rPr>
+      </w:pPr>
+      <w:r>
+        <w:rPr>
+          <w:rFonts w:ascii="Courier New" w:hAnsi="Courier New" w:cs="Courier New"/>
+          <w:color w:val="B3AE60"/>
+          <w:spacing w:val="0"/>
+          <w:sz w:val="20"/>
+          <w:szCs w:val="20"/>
+          <w:lang w:eastAsia="en-GB"/>
+        </w:rPr>
+        <w:t>@Bean</w:t>
+      </w:r>
+      <w:r>
+        <w:rPr>
+          <w:rFonts w:ascii="Courier New" w:hAnsi="Courier New" w:cs="Courier New"/>
+          <w:color w:val="B3AE60"/>
+          <w:spacing w:val="0"/>
+          <w:sz w:val="20"/>
+          <w:szCs w:val="20"/>
+          <w:lang w:eastAsia="en-GB"/>
+        </w:rPr>
+        <w:br/>
+      </w:r>
+      <w:proofErr w:type="spellStart"/>
+      <w:r>
+        <w:rPr>
+          <w:rFonts w:ascii="Courier New" w:hAnsi="Courier New" w:cs="Courier New"/>
+          <w:color w:val="BCBEC4"/>
+          <w:spacing w:val="0"/>
+          <w:sz w:val="20"/>
+          <w:szCs w:val="20"/>
+          <w:lang w:eastAsia="en-GB"/>
+        </w:rPr>
+        <w:t>CommandLineRunner</w:t>
+      </w:r>
+      <w:proofErr w:type="spellEnd"/>
+      <w:r>
+        <w:rPr>
+          <w:rFonts w:ascii="Courier New" w:hAnsi="Courier New" w:cs="Courier New"/>
+          <w:color w:val="BCBEC4"/>
+          <w:spacing w:val="0"/>
+          <w:sz w:val="20"/>
+          <w:szCs w:val="20"/>
+          <w:lang w:eastAsia="en-GB"/>
+        </w:rPr>
+        <w:t xml:space="preserve"> </w:t>
+      </w:r>
+      <w:r>
+        <w:rPr>
+          <w:rFonts w:ascii="Courier New" w:hAnsi="Courier New" w:cs="Courier New"/>
+          <w:color w:val="56A8F5"/>
+          <w:spacing w:val="0"/>
+          <w:sz w:val="20"/>
+          <w:szCs w:val="20"/>
+          <w:lang w:eastAsia="en-GB"/>
+        </w:rPr>
+        <w:t>start</w:t>
+      </w:r>
+      <w:r>
+        <w:rPr>
+          <w:rFonts w:ascii="Courier New" w:hAnsi="Courier New" w:cs="Courier New"/>
+          <w:color w:val="BCBEC4"/>
+          <w:spacing w:val="0"/>
+          <w:sz w:val="20"/>
+          <w:szCs w:val="20"/>
+          <w:lang w:eastAsia="en-GB"/>
+        </w:rPr>
+        <w:t>(</w:t>
+      </w:r>
+      <w:r>
+        <w:rPr>
+          <w:rFonts w:ascii="Courier New" w:hAnsi="Courier New" w:cs="Courier New"/>
+          <w:color w:val="BCBEC4"/>
+          <w:spacing w:val="0"/>
+          <w:sz w:val="20"/>
+          <w:szCs w:val="20"/>
+          <w:lang w:eastAsia="en-GB"/>
+        </w:rPr>
+        <w:br/>
+        <w:t xml:space="preserve">        </w:t>
+      </w:r>
+      <w:proofErr w:type="spellStart"/>
+      <w:r>
+        <w:rPr>
+          <w:rFonts w:ascii="Courier New" w:hAnsi="Courier New" w:cs="Courier New"/>
+          <w:color w:val="BCBEC4"/>
+          <w:spacing w:val="0"/>
+          <w:sz w:val="20"/>
+          <w:szCs w:val="20"/>
+          <w:lang w:eastAsia="en-GB"/>
+        </w:rPr>
+        <w:t>ClientRepository</w:t>
+      </w:r>
+      <w:proofErr w:type="spellEnd"/>
+      <w:r>
+        <w:rPr>
+          <w:rFonts w:ascii="Courier New" w:hAnsi="Courier New" w:cs="Courier New"/>
+          <w:color w:val="BCBEC4"/>
+          <w:spacing w:val="0"/>
+          <w:sz w:val="20"/>
+          <w:szCs w:val="20"/>
+          <w:lang w:eastAsia="en-GB"/>
+        </w:rPr>
+        <w:t xml:space="preserve"> </w:t>
+      </w:r>
+      <w:proofErr w:type="spellStart"/>
+      <w:r>
+        <w:rPr>
+          <w:rFonts w:ascii="Courier New" w:hAnsi="Courier New" w:cs="Courier New"/>
+          <w:color w:val="BCBEC4"/>
+          <w:spacing w:val="0"/>
+          <w:sz w:val="20"/>
+          <w:szCs w:val="20"/>
+          <w:lang w:eastAsia="en-GB"/>
+        </w:rPr>
+        <w:t>clientRepository</w:t>
+      </w:r>
+      <w:proofErr w:type="spellEnd"/>
+      <w:r>
+        <w:rPr>
+          <w:rFonts w:ascii="Courier New" w:hAnsi="Courier New" w:cs="Courier New"/>
+          <w:color w:val="BCBEC4"/>
+          <w:spacing w:val="0"/>
+          <w:sz w:val="20"/>
+          <w:szCs w:val="20"/>
+          <w:lang w:eastAsia="en-GB"/>
+        </w:rPr>
+        <w:t>,</w:t>
+      </w:r>
+      <w:r>
+        <w:rPr>
+          <w:rFonts w:ascii="Courier New" w:hAnsi="Courier New" w:cs="Courier New"/>
+          <w:color w:val="BCBEC4"/>
+          <w:spacing w:val="0"/>
+          <w:sz w:val="20"/>
+          <w:szCs w:val="20"/>
+          <w:lang w:eastAsia="en-GB"/>
+        </w:rPr>
+        <w:br/>
+        <w:t xml:space="preserve">        </w:t>
+      </w:r>
+      <w:proofErr w:type="spellStart"/>
+      <w:r>
+        <w:rPr>
+          <w:rFonts w:ascii="Courier New" w:hAnsi="Courier New" w:cs="Courier New"/>
+          <w:color w:val="BCBEC4"/>
+          <w:spacing w:val="0"/>
+          <w:sz w:val="20"/>
+          <w:szCs w:val="20"/>
+          <w:lang w:eastAsia="en-GB"/>
+        </w:rPr>
+        <w:t>ContratAssuranceRepository</w:t>
+      </w:r>
+      <w:proofErr w:type="spellEnd"/>
+      <w:r>
+        <w:rPr>
+          <w:rFonts w:ascii="Courier New" w:hAnsi="Courier New" w:cs="Courier New"/>
+          <w:color w:val="BCBEC4"/>
+          <w:spacing w:val="0"/>
+          <w:sz w:val="20"/>
+          <w:szCs w:val="20"/>
+          <w:lang w:eastAsia="en-GB"/>
+        </w:rPr>
+        <w:t xml:space="preserve"> </w:t>
+      </w:r>
+      <w:proofErr w:type="spellStart"/>
+      <w:r>
+        <w:rPr>
+          <w:rFonts w:ascii="Courier New" w:hAnsi="Courier New" w:cs="Courier New"/>
+          <w:color w:val="BCBEC4"/>
+          <w:spacing w:val="0"/>
+          <w:sz w:val="20"/>
+          <w:szCs w:val="20"/>
+          <w:lang w:eastAsia="en-GB"/>
+        </w:rPr>
+        <w:t>contratAssuranceRepository</w:t>
+      </w:r>
+      <w:proofErr w:type="spellEnd"/>
+      <w:r>
+        <w:rPr>
+          <w:rFonts w:ascii="Courier New" w:hAnsi="Courier New" w:cs="Courier New"/>
+          <w:color w:val="BCBEC4"/>
+          <w:spacing w:val="0"/>
+          <w:sz w:val="20"/>
+          <w:szCs w:val="20"/>
+          <w:lang w:eastAsia="en-GB"/>
+        </w:rPr>
+        <w:t>,</w:t>
+      </w:r>
+      <w:r>
+        <w:rPr>
+          <w:rFonts w:ascii="Courier New" w:hAnsi="Courier New" w:cs="Courier New"/>
+          <w:color w:val="BCBEC4"/>
+          <w:spacing w:val="0"/>
+          <w:sz w:val="20"/>
+          <w:szCs w:val="20"/>
+          <w:lang w:eastAsia="en-GB"/>
+        </w:rPr>
+        <w:br/>
+        <w:t xml:space="preserve">        </w:t>
+      </w:r>
+      <w:proofErr w:type="spellStart"/>
+      <w:r>
+        <w:rPr>
+          <w:rFonts w:ascii="Courier New" w:hAnsi="Courier New" w:cs="Courier New"/>
+          <w:color w:val="BCBEC4"/>
+          <w:spacing w:val="0"/>
+          <w:sz w:val="20"/>
+          <w:szCs w:val="20"/>
+          <w:lang w:eastAsia="en-GB"/>
+        </w:rPr>
+        <w:t>PaimentRepository</w:t>
+      </w:r>
+      <w:proofErr w:type="spellEnd"/>
+      <w:r>
+        <w:rPr>
+          <w:rFonts w:ascii="Courier New" w:hAnsi="Courier New" w:cs="Courier New"/>
+          <w:color w:val="BCBEC4"/>
+          <w:spacing w:val="0"/>
+          <w:sz w:val="20"/>
+          <w:szCs w:val="20"/>
+          <w:lang w:eastAsia="en-GB"/>
+        </w:rPr>
+        <w:t xml:space="preserve"> </w:t>
+      </w:r>
+      <w:proofErr w:type="spellStart"/>
+      <w:r>
+        <w:rPr>
+          <w:rFonts w:ascii="Courier New" w:hAnsi="Courier New" w:cs="Courier New"/>
+          <w:color w:val="BCBEC4"/>
+          <w:spacing w:val="0"/>
+          <w:sz w:val="20"/>
+          <w:szCs w:val="20"/>
+          <w:lang w:eastAsia="en-GB"/>
+        </w:rPr>
+        <w:t>paimentRepository</w:t>
+      </w:r>
+      <w:proofErr w:type="spellEnd"/>
+      <w:r>
+        <w:rPr>
+          <w:rFonts w:ascii="Courier New" w:hAnsi="Courier New" w:cs="Courier New"/>
+          <w:color w:val="BCBEC4"/>
+          <w:spacing w:val="0"/>
+          <w:sz w:val="20"/>
+          <w:szCs w:val="20"/>
+          <w:lang w:eastAsia="en-GB"/>
+        </w:rPr>
+        <w:br/>
+        <w:t>) {</w:t>
+      </w:r>
+      <w:r>
+        <w:rPr>
+          <w:rFonts w:ascii="Courier New" w:hAnsi="Courier New" w:cs="Courier New"/>
+          <w:color w:val="BCBEC4"/>
+          <w:spacing w:val="0"/>
+          <w:sz w:val="20"/>
+          <w:szCs w:val="20"/>
+          <w:lang w:eastAsia="en-GB"/>
+        </w:rPr>
+        <w:br/>
+        <w:t xml:space="preserve">    </w:t>
+      </w:r>
+      <w:r>
+        <w:rPr>
+          <w:rFonts w:ascii="Courier New" w:hAnsi="Courier New" w:cs="Courier New"/>
+          <w:color w:val="CF8E6D"/>
+          <w:spacing w:val="0"/>
+          <w:sz w:val="20"/>
+          <w:szCs w:val="20"/>
+          <w:lang w:eastAsia="en-GB"/>
+        </w:rPr>
+        <w:t xml:space="preserve">return </w:t>
+      </w:r>
+      <w:r>
+        <w:rPr>
+          <w:rFonts w:ascii="Courier New" w:hAnsi="Courier New" w:cs="Courier New"/>
+          <w:color w:val="BCBEC4"/>
+          <w:spacing w:val="0"/>
+          <w:sz w:val="20"/>
+          <w:szCs w:val="20"/>
+          <w:lang w:eastAsia="en-GB"/>
+        </w:rPr>
+        <w:t>args -&gt; {</w:t>
+      </w:r>
+      <w:r>
+        <w:rPr>
+          <w:rFonts w:ascii="Courier New" w:hAnsi="Courier New" w:cs="Courier New"/>
+          <w:color w:val="BCBEC4"/>
+          <w:spacing w:val="0"/>
+          <w:sz w:val="20"/>
+          <w:szCs w:val="20"/>
+          <w:lang w:eastAsia="en-GB"/>
+        </w:rPr>
+        <w:br/>
+      </w:r>
+      <w:r>
+        <w:rPr>
+          <w:rFonts w:ascii="Courier New" w:hAnsi="Courier New" w:cs="Courier New"/>
+          <w:color w:val="BCBEC4"/>
+          <w:spacing w:val="0"/>
+          <w:sz w:val="20"/>
+          <w:szCs w:val="20"/>
+          <w:lang w:eastAsia="en-GB"/>
+        </w:rPr>
+        <w:br/>
+        <w:t xml:space="preserve">        </w:t>
+      </w:r>
+      <w:proofErr w:type="spellStart"/>
+      <w:r>
+        <w:rPr>
+          <w:rFonts w:ascii="Courier New" w:hAnsi="Courier New" w:cs="Courier New"/>
+          <w:color w:val="BCBEC4"/>
+          <w:spacing w:val="0"/>
+          <w:sz w:val="20"/>
+          <w:szCs w:val="20"/>
+          <w:lang w:eastAsia="en-GB"/>
+        </w:rPr>
+        <w:t>ClientMapper</w:t>
+      </w:r>
+      <w:proofErr w:type="spellEnd"/>
+      <w:r>
+        <w:rPr>
+          <w:rFonts w:ascii="Courier New" w:hAnsi="Courier New" w:cs="Courier New"/>
+          <w:color w:val="BCBEC4"/>
+          <w:spacing w:val="0"/>
+          <w:sz w:val="20"/>
+          <w:szCs w:val="20"/>
+          <w:lang w:eastAsia="en-GB"/>
+        </w:rPr>
+        <w:t xml:space="preserve"> </w:t>
+      </w:r>
+      <w:proofErr w:type="spellStart"/>
+      <w:r>
+        <w:rPr>
+          <w:rFonts w:ascii="Courier New" w:hAnsi="Courier New" w:cs="Courier New"/>
+          <w:color w:val="BCBEC4"/>
+          <w:spacing w:val="0"/>
+          <w:sz w:val="20"/>
+          <w:szCs w:val="20"/>
+          <w:lang w:eastAsia="en-GB"/>
+        </w:rPr>
+        <w:t>clientMapper</w:t>
+      </w:r>
+      <w:proofErr w:type="spellEnd"/>
+      <w:r>
+        <w:rPr>
+          <w:rFonts w:ascii="Courier New" w:hAnsi="Courier New" w:cs="Courier New"/>
+          <w:color w:val="BCBEC4"/>
+          <w:spacing w:val="0"/>
+          <w:sz w:val="20"/>
+          <w:szCs w:val="20"/>
+          <w:lang w:eastAsia="en-GB"/>
+        </w:rPr>
+        <w:t xml:space="preserve"> = </w:t>
+      </w:r>
+      <w:r>
+        <w:rPr>
+          <w:rFonts w:ascii="Courier New" w:hAnsi="Courier New" w:cs="Courier New"/>
+          <w:color w:val="CF8E6D"/>
+          <w:spacing w:val="0"/>
+          <w:sz w:val="20"/>
+          <w:szCs w:val="20"/>
+          <w:lang w:eastAsia="en-GB"/>
+        </w:rPr>
+        <w:t xml:space="preserve">new </w:t>
+      </w:r>
+      <w:proofErr w:type="spellStart"/>
+      <w:r>
+        <w:rPr>
+          <w:rFonts w:ascii="Courier New" w:hAnsi="Courier New" w:cs="Courier New"/>
+          <w:color w:val="BCBEC4"/>
+          <w:spacing w:val="0"/>
+          <w:sz w:val="20"/>
+          <w:szCs w:val="20"/>
+          <w:lang w:eastAsia="en-GB"/>
+        </w:rPr>
+        <w:t>ClientMapper</w:t>
+      </w:r>
+      <w:proofErr w:type="spellEnd"/>
+      <w:r>
+        <w:rPr>
+          <w:rFonts w:ascii="Courier New" w:hAnsi="Courier New" w:cs="Courier New"/>
+          <w:color w:val="BCBEC4"/>
+          <w:spacing w:val="0"/>
+          <w:sz w:val="20"/>
+          <w:szCs w:val="20"/>
+          <w:lang w:eastAsia="en-GB"/>
+        </w:rPr>
+        <w:t>();</w:t>
+      </w:r>
+      <w:r>
+        <w:rPr>
+          <w:rFonts w:ascii="Courier New" w:hAnsi="Courier New" w:cs="Courier New"/>
+          <w:color w:val="BCBEC4"/>
+          <w:spacing w:val="0"/>
+          <w:sz w:val="20"/>
+          <w:szCs w:val="20"/>
+          <w:lang w:eastAsia="en-GB"/>
+        </w:rPr>
+        <w:br/>
+      </w:r>
+      <w:r>
+        <w:rPr>
+          <w:rFonts w:ascii="Courier New" w:hAnsi="Courier New" w:cs="Courier New"/>
+          <w:color w:val="BCBEC4"/>
+          <w:spacing w:val="0"/>
+          <w:sz w:val="20"/>
+          <w:szCs w:val="20"/>
+          <w:lang w:eastAsia="en-GB"/>
+        </w:rPr>
+        <w:br/>
+        <w:t xml:space="preserve">        </w:t>
+      </w:r>
+      <w:proofErr w:type="spellStart"/>
+      <w:r>
+        <w:rPr>
+          <w:rFonts w:ascii="Courier New" w:hAnsi="Courier New" w:cs="Courier New"/>
+          <w:color w:val="BCBEC4"/>
+          <w:spacing w:val="0"/>
+          <w:sz w:val="20"/>
+          <w:szCs w:val="20"/>
+          <w:lang w:eastAsia="en-GB"/>
+        </w:rPr>
+        <w:t>Stream.</w:t>
+      </w:r>
+      <w:r>
+        <w:rPr>
+          <w:rFonts w:ascii="Courier New" w:hAnsi="Courier New" w:cs="Courier New"/>
+          <w:i/>
+          <w:iCs/>
+          <w:color w:val="BCBEC4"/>
+          <w:spacing w:val="0"/>
+          <w:sz w:val="20"/>
+          <w:szCs w:val="20"/>
+          <w:lang w:eastAsia="en-GB"/>
+        </w:rPr>
+        <w:t>of</w:t>
+      </w:r>
+      <w:proofErr w:type="spellEnd"/>
+      <w:r>
+        <w:rPr>
+          <w:rFonts w:ascii="Courier New" w:hAnsi="Courier New" w:cs="Courier New"/>
+          <w:color w:val="BCBEC4"/>
+          <w:spacing w:val="0"/>
+          <w:sz w:val="20"/>
+          <w:szCs w:val="20"/>
+          <w:lang w:eastAsia="en-GB"/>
+        </w:rPr>
+        <w:t>(</w:t>
+      </w:r>
+      <w:r>
+        <w:rPr>
+          <w:rFonts w:ascii="Courier New" w:hAnsi="Courier New" w:cs="Courier New"/>
+          <w:color w:val="6AAB73"/>
+          <w:spacing w:val="0"/>
+          <w:sz w:val="20"/>
+          <w:szCs w:val="20"/>
+          <w:lang w:eastAsia="en-GB"/>
+        </w:rPr>
+        <w:t>"name1"</w:t>
+      </w:r>
+      <w:r>
+        <w:rPr>
+          <w:rFonts w:ascii="Courier New" w:hAnsi="Courier New" w:cs="Courier New"/>
+          <w:color w:val="BCBEC4"/>
+          <w:spacing w:val="0"/>
+          <w:sz w:val="20"/>
+          <w:szCs w:val="20"/>
+          <w:lang w:eastAsia="en-GB"/>
+        </w:rPr>
+        <w:t xml:space="preserve">, </w:t>
+      </w:r>
+      <w:r>
+        <w:rPr>
+          <w:rFonts w:ascii="Courier New" w:hAnsi="Courier New" w:cs="Courier New"/>
+          <w:color w:val="6AAB73"/>
+          <w:spacing w:val="0"/>
+          <w:sz w:val="20"/>
+          <w:szCs w:val="20"/>
+          <w:lang w:eastAsia="en-GB"/>
+        </w:rPr>
+        <w:t>"name2"</w:t>
+      </w:r>
+      <w:r>
+        <w:rPr>
+          <w:rFonts w:ascii="Courier New" w:hAnsi="Courier New" w:cs="Courier New"/>
+          <w:color w:val="BCBEC4"/>
+          <w:spacing w:val="0"/>
+          <w:sz w:val="20"/>
+          <w:szCs w:val="20"/>
+          <w:lang w:eastAsia="en-GB"/>
+        </w:rPr>
+        <w:t xml:space="preserve">, </w:t>
+      </w:r>
+      <w:r>
+        <w:rPr>
+          <w:rFonts w:ascii="Courier New" w:hAnsi="Courier New" w:cs="Courier New"/>
+          <w:color w:val="6AAB73"/>
+          <w:spacing w:val="0"/>
+          <w:sz w:val="20"/>
+          <w:szCs w:val="20"/>
+          <w:lang w:eastAsia="en-GB"/>
+        </w:rPr>
+        <w:t>"name3"</w:t>
+      </w:r>
+      <w:r>
+        <w:rPr>
+          <w:rFonts w:ascii="Courier New" w:hAnsi="Courier New" w:cs="Courier New"/>
+          <w:color w:val="BCBEC4"/>
+          <w:spacing w:val="0"/>
+          <w:sz w:val="20"/>
+          <w:szCs w:val="20"/>
+          <w:lang w:eastAsia="en-GB"/>
+        </w:rPr>
+        <w:t>).</w:t>
+      </w:r>
+      <w:proofErr w:type="spellStart"/>
+      <w:r>
+        <w:rPr>
+          <w:rFonts w:ascii="Courier New" w:hAnsi="Courier New" w:cs="Courier New"/>
+          <w:color w:val="BCBEC4"/>
+          <w:spacing w:val="0"/>
+          <w:sz w:val="20"/>
+          <w:szCs w:val="20"/>
+          <w:lang w:eastAsia="en-GB"/>
+        </w:rPr>
+        <w:t>forEach</w:t>
+      </w:r>
+      <w:proofErr w:type="spellEnd"/>
+      <w:r>
+        <w:rPr>
+          <w:rFonts w:ascii="Courier New" w:hAnsi="Courier New" w:cs="Courier New"/>
+          <w:color w:val="BCBEC4"/>
+          <w:spacing w:val="0"/>
+          <w:sz w:val="20"/>
+          <w:szCs w:val="20"/>
+          <w:lang w:eastAsia="en-GB"/>
+        </w:rPr>
+        <w:t>(</w:t>
+      </w:r>
+      <w:proofErr w:type="spellStart"/>
+      <w:r>
+        <w:rPr>
+          <w:rFonts w:ascii="Courier New" w:hAnsi="Courier New" w:cs="Courier New"/>
+          <w:color w:val="BCBEC4"/>
+          <w:spacing w:val="0"/>
+          <w:sz w:val="20"/>
+          <w:szCs w:val="20"/>
+          <w:lang w:eastAsia="en-GB"/>
+        </w:rPr>
+        <w:t>name</w:t>
+      </w:r>
+      <w:proofErr w:type="spellEnd"/>
+      <w:r>
+        <w:rPr>
+          <w:rFonts w:ascii="Courier New" w:hAnsi="Courier New" w:cs="Courier New"/>
+          <w:color w:val="BCBEC4"/>
+          <w:spacing w:val="0"/>
+          <w:sz w:val="20"/>
+          <w:szCs w:val="20"/>
+          <w:lang w:eastAsia="en-GB"/>
+        </w:rPr>
+        <w:t xml:space="preserve"> -&gt; {</w:t>
+      </w:r>
+      <w:r>
+        <w:rPr>
+          <w:rFonts w:ascii="Courier New" w:hAnsi="Courier New" w:cs="Courier New"/>
+          <w:color w:val="BCBEC4"/>
+          <w:spacing w:val="0"/>
+          <w:sz w:val="20"/>
+          <w:szCs w:val="20"/>
+          <w:lang w:eastAsia="en-GB"/>
+        </w:rPr>
+        <w:br/>
+      </w:r>
+      <w:r>
+        <w:rPr>
+          <w:rFonts w:ascii="Courier New" w:hAnsi="Courier New" w:cs="Courier New"/>
+          <w:color w:val="BCBEC4"/>
+          <w:spacing w:val="0"/>
+          <w:sz w:val="20"/>
+          <w:szCs w:val="20"/>
+          <w:lang w:eastAsia="en-GB"/>
+        </w:rPr>
+        <w:br/>
+        <w:t xml:space="preserve">            </w:t>
+      </w:r>
+      <w:r>
+        <w:rPr>
+          <w:rFonts w:ascii="Courier New" w:hAnsi="Courier New" w:cs="Courier New"/>
+          <w:color w:val="7A7E85"/>
+          <w:spacing w:val="0"/>
+          <w:sz w:val="20"/>
+          <w:szCs w:val="20"/>
+          <w:lang w:eastAsia="en-GB"/>
+        </w:rPr>
+        <w:t>// Save Client</w:t>
+      </w:r>
+      <w:r>
+        <w:rPr>
+          <w:rFonts w:ascii="Courier New" w:hAnsi="Courier New" w:cs="Courier New"/>
+          <w:color w:val="7A7E85"/>
+          <w:spacing w:val="0"/>
+          <w:sz w:val="20"/>
+          <w:szCs w:val="20"/>
+          <w:lang w:eastAsia="en-GB"/>
+        </w:rPr>
+        <w:br/>
+        <w:t xml:space="preserve">            </w:t>
+      </w:r>
+      <w:proofErr w:type="spellStart"/>
+      <w:r>
+        <w:rPr>
+          <w:rFonts w:ascii="Courier New" w:hAnsi="Courier New" w:cs="Courier New"/>
+          <w:color w:val="BCBEC4"/>
+          <w:spacing w:val="0"/>
+          <w:sz w:val="20"/>
+          <w:szCs w:val="20"/>
+          <w:lang w:eastAsia="en-GB"/>
+        </w:rPr>
+        <w:t>ClientDto</w:t>
+      </w:r>
+      <w:proofErr w:type="spellEnd"/>
+      <w:r>
+        <w:rPr>
+          <w:rFonts w:ascii="Courier New" w:hAnsi="Courier New" w:cs="Courier New"/>
+          <w:color w:val="BCBEC4"/>
+          <w:spacing w:val="0"/>
+          <w:sz w:val="20"/>
+          <w:szCs w:val="20"/>
+          <w:lang w:eastAsia="en-GB"/>
+        </w:rPr>
+        <w:t xml:space="preserve"> </w:t>
+      </w:r>
+      <w:proofErr w:type="spellStart"/>
+      <w:r>
+        <w:rPr>
+          <w:rFonts w:ascii="Courier New" w:hAnsi="Courier New" w:cs="Courier New"/>
+          <w:color w:val="BCBEC4"/>
+          <w:spacing w:val="0"/>
+          <w:sz w:val="20"/>
+          <w:szCs w:val="20"/>
+          <w:lang w:eastAsia="en-GB"/>
+        </w:rPr>
+        <w:t>clientDto</w:t>
+      </w:r>
+      <w:proofErr w:type="spellEnd"/>
+      <w:r>
+        <w:rPr>
+          <w:rFonts w:ascii="Courier New" w:hAnsi="Courier New" w:cs="Courier New"/>
+          <w:color w:val="BCBEC4"/>
+          <w:spacing w:val="0"/>
+          <w:sz w:val="20"/>
+          <w:szCs w:val="20"/>
+          <w:lang w:eastAsia="en-GB"/>
+        </w:rPr>
+        <w:t xml:space="preserve"> = </w:t>
+      </w:r>
+      <w:r>
+        <w:rPr>
+          <w:rFonts w:ascii="Courier New" w:hAnsi="Courier New" w:cs="Courier New"/>
+          <w:color w:val="CF8E6D"/>
+          <w:spacing w:val="0"/>
+          <w:sz w:val="20"/>
+          <w:szCs w:val="20"/>
+          <w:lang w:eastAsia="en-GB"/>
+        </w:rPr>
+        <w:t xml:space="preserve">new </w:t>
+      </w:r>
+      <w:proofErr w:type="spellStart"/>
+      <w:r>
+        <w:rPr>
+          <w:rFonts w:ascii="Courier New" w:hAnsi="Courier New" w:cs="Courier New"/>
+          <w:color w:val="BCBEC4"/>
+          <w:spacing w:val="0"/>
+          <w:sz w:val="20"/>
+          <w:szCs w:val="20"/>
+          <w:lang w:eastAsia="en-GB"/>
+        </w:rPr>
+        <w:t>ClientDto</w:t>
+      </w:r>
+      <w:proofErr w:type="spellEnd"/>
+      <w:r>
+        <w:rPr>
+          <w:rFonts w:ascii="Courier New" w:hAnsi="Courier New" w:cs="Courier New"/>
+          <w:color w:val="BCBEC4"/>
+          <w:spacing w:val="0"/>
+          <w:sz w:val="20"/>
+          <w:szCs w:val="20"/>
+          <w:lang w:eastAsia="en-GB"/>
+        </w:rPr>
+        <w:t>();</w:t>
+      </w:r>
+      <w:r>
+        <w:rPr>
+          <w:rFonts w:ascii="Courier New" w:hAnsi="Courier New" w:cs="Courier New"/>
+          <w:color w:val="BCBEC4"/>
+          <w:spacing w:val="0"/>
+          <w:sz w:val="20"/>
+          <w:szCs w:val="20"/>
+          <w:lang w:eastAsia="en-GB"/>
+        </w:rPr>
+        <w:br/>
+        <w:t xml:space="preserve">            </w:t>
+      </w:r>
+      <w:proofErr w:type="spellStart"/>
+      <w:r>
+        <w:rPr>
+          <w:rFonts w:ascii="Courier New" w:hAnsi="Courier New" w:cs="Courier New"/>
+          <w:color w:val="BCBEC4"/>
+          <w:spacing w:val="0"/>
+          <w:sz w:val="20"/>
+          <w:szCs w:val="20"/>
+          <w:lang w:eastAsia="en-GB"/>
+        </w:rPr>
+        <w:t>clientDto.setNom</w:t>
+      </w:r>
+      <w:proofErr w:type="spellEnd"/>
+      <w:r>
+        <w:rPr>
+          <w:rFonts w:ascii="Courier New" w:hAnsi="Courier New" w:cs="Courier New"/>
+          <w:color w:val="BCBEC4"/>
+          <w:spacing w:val="0"/>
+          <w:sz w:val="20"/>
+          <w:szCs w:val="20"/>
+          <w:lang w:eastAsia="en-GB"/>
+        </w:rPr>
+        <w:t>(</w:t>
+      </w:r>
+      <w:proofErr w:type="spellStart"/>
+      <w:r>
+        <w:rPr>
+          <w:rFonts w:ascii="Courier New" w:hAnsi="Courier New" w:cs="Courier New"/>
+          <w:color w:val="BCBEC4"/>
+          <w:spacing w:val="0"/>
+          <w:sz w:val="20"/>
+          <w:szCs w:val="20"/>
+          <w:lang w:eastAsia="en-GB"/>
+        </w:rPr>
+        <w:t>name</w:t>
+      </w:r>
+      <w:proofErr w:type="spellEnd"/>
+      <w:r>
+        <w:rPr>
+          <w:rFonts w:ascii="Courier New" w:hAnsi="Courier New" w:cs="Courier New"/>
+          <w:color w:val="BCBEC4"/>
+          <w:spacing w:val="0"/>
+          <w:sz w:val="20"/>
+          <w:szCs w:val="20"/>
+          <w:lang w:eastAsia="en-GB"/>
+        </w:rPr>
+        <w:t>);</w:t>
+      </w:r>
+      <w:r>
+        <w:rPr>
+          <w:rFonts w:ascii="Courier New" w:hAnsi="Courier New" w:cs="Courier New"/>
+          <w:color w:val="BCBEC4"/>
+          <w:spacing w:val="0"/>
+          <w:sz w:val="20"/>
+          <w:szCs w:val="20"/>
+          <w:lang w:eastAsia="en-GB"/>
+        </w:rPr>
+        <w:br/>
+        <w:t xml:space="preserve">            </w:t>
+      </w:r>
+      <w:proofErr w:type="spellStart"/>
+      <w:r>
+        <w:rPr>
+          <w:rFonts w:ascii="Courier New" w:hAnsi="Courier New" w:cs="Courier New"/>
+          <w:color w:val="BCBEC4"/>
+          <w:spacing w:val="0"/>
+          <w:sz w:val="20"/>
+          <w:szCs w:val="20"/>
+          <w:lang w:eastAsia="en-GB"/>
+        </w:rPr>
+        <w:t>clientDto.setEmail</w:t>
+      </w:r>
+      <w:proofErr w:type="spellEnd"/>
+      <w:r>
+        <w:rPr>
+          <w:rFonts w:ascii="Courier New" w:hAnsi="Courier New" w:cs="Courier New"/>
+          <w:color w:val="BCBEC4"/>
+          <w:spacing w:val="0"/>
+          <w:sz w:val="20"/>
+          <w:szCs w:val="20"/>
+          <w:lang w:eastAsia="en-GB"/>
+        </w:rPr>
+        <w:t>(</w:t>
+      </w:r>
+      <w:proofErr w:type="spellStart"/>
+      <w:r>
+        <w:rPr>
+          <w:rFonts w:ascii="Courier New" w:hAnsi="Courier New" w:cs="Courier New"/>
+          <w:color w:val="BCBEC4"/>
+          <w:spacing w:val="0"/>
+          <w:sz w:val="20"/>
+          <w:szCs w:val="20"/>
+          <w:lang w:eastAsia="en-GB"/>
+        </w:rPr>
+        <w:t>name</w:t>
+      </w:r>
+      <w:proofErr w:type="spellEnd"/>
+      <w:r>
+        <w:rPr>
+          <w:rFonts w:ascii="Courier New" w:hAnsi="Courier New" w:cs="Courier New"/>
+          <w:color w:val="BCBEC4"/>
+          <w:spacing w:val="0"/>
+          <w:sz w:val="20"/>
+          <w:szCs w:val="20"/>
+          <w:lang w:eastAsia="en-GB"/>
+        </w:rPr>
+        <w:t xml:space="preserve"> + </w:t>
+      </w:r>
+      <w:r>
+        <w:rPr>
+          <w:rFonts w:ascii="Courier New" w:hAnsi="Courier New" w:cs="Courier New"/>
+          <w:color w:val="6AAB73"/>
+          <w:spacing w:val="0"/>
+          <w:sz w:val="20"/>
+          <w:szCs w:val="20"/>
+          <w:lang w:eastAsia="en-GB"/>
+        </w:rPr>
+        <w:t>"@gmail.com"</w:t>
+      </w:r>
+      <w:r>
+        <w:rPr>
+          <w:rFonts w:ascii="Courier New" w:hAnsi="Courier New" w:cs="Courier New"/>
+          <w:color w:val="BCBEC4"/>
+          <w:spacing w:val="0"/>
+          <w:sz w:val="20"/>
+          <w:szCs w:val="20"/>
+          <w:lang w:eastAsia="en-GB"/>
+        </w:rPr>
+        <w:t>);</w:t>
+      </w:r>
+      <w:r>
+        <w:rPr>
+          <w:rFonts w:ascii="Courier New" w:hAnsi="Courier New" w:cs="Courier New"/>
+          <w:color w:val="BCBEC4"/>
+          <w:spacing w:val="0"/>
+          <w:sz w:val="20"/>
+          <w:szCs w:val="20"/>
+          <w:lang w:eastAsia="en-GB"/>
+        </w:rPr>
+        <w:br/>
+      </w:r>
+      <w:r>
+        <w:rPr>
+          <w:rFonts w:ascii="Courier New" w:hAnsi="Courier New" w:cs="Courier New"/>
+          <w:color w:val="BCBEC4"/>
+          <w:spacing w:val="0"/>
+          <w:sz w:val="20"/>
+          <w:szCs w:val="20"/>
+          <w:lang w:eastAsia="en-GB"/>
+        </w:rPr>
+        <w:br/>
+        <w:t xml:space="preserve">            Client </w:t>
+      </w:r>
+      <w:proofErr w:type="spellStart"/>
+      <w:r>
+        <w:rPr>
+          <w:rFonts w:ascii="Courier New" w:hAnsi="Courier New" w:cs="Courier New"/>
+          <w:color w:val="BCBEC4"/>
+          <w:spacing w:val="0"/>
+          <w:sz w:val="20"/>
+          <w:szCs w:val="20"/>
+          <w:lang w:eastAsia="en-GB"/>
+        </w:rPr>
+        <w:t>client</w:t>
+      </w:r>
+      <w:proofErr w:type="spellEnd"/>
+      <w:r>
+        <w:rPr>
+          <w:rFonts w:ascii="Courier New" w:hAnsi="Courier New" w:cs="Courier New"/>
+          <w:color w:val="BCBEC4"/>
+          <w:spacing w:val="0"/>
+          <w:sz w:val="20"/>
+          <w:szCs w:val="20"/>
+          <w:lang w:eastAsia="en-GB"/>
+        </w:rPr>
+        <w:t xml:space="preserve"> = </w:t>
+      </w:r>
+      <w:proofErr w:type="spellStart"/>
+      <w:r>
+        <w:rPr>
+          <w:rFonts w:ascii="Courier New" w:hAnsi="Courier New" w:cs="Courier New"/>
+          <w:color w:val="C77DBB"/>
+          <w:spacing w:val="0"/>
+          <w:sz w:val="20"/>
+          <w:szCs w:val="20"/>
+          <w:lang w:eastAsia="en-GB"/>
+        </w:rPr>
+        <w:t>clientRepository</w:t>
+      </w:r>
+      <w:r>
+        <w:rPr>
+          <w:rFonts w:ascii="Courier New" w:hAnsi="Courier New" w:cs="Courier New"/>
+          <w:color w:val="BCBEC4"/>
+          <w:spacing w:val="0"/>
+          <w:sz w:val="20"/>
+          <w:szCs w:val="20"/>
+          <w:lang w:eastAsia="en-GB"/>
+        </w:rPr>
+        <w:t>.save</w:t>
+      </w:r>
+      <w:proofErr w:type="spellEnd"/>
+      <w:r>
+        <w:rPr>
+          <w:rFonts w:ascii="Courier New" w:hAnsi="Courier New" w:cs="Courier New"/>
+          <w:color w:val="BCBEC4"/>
+          <w:spacing w:val="0"/>
+          <w:sz w:val="20"/>
+          <w:szCs w:val="20"/>
+          <w:lang w:eastAsia="en-GB"/>
+        </w:rPr>
+        <w:t>(</w:t>
+      </w:r>
+      <w:r>
+        <w:rPr>
+          <w:rFonts w:ascii="Courier New" w:hAnsi="Courier New" w:cs="Courier New"/>
+          <w:color w:val="BCBEC4"/>
+          <w:spacing w:val="0"/>
+          <w:sz w:val="20"/>
+          <w:szCs w:val="20"/>
+          <w:lang w:eastAsia="en-GB"/>
+        </w:rPr>
+        <w:br/>
+        <w:t xml:space="preserve">                    </w:t>
+      </w:r>
+      <w:proofErr w:type="spellStart"/>
+      <w:r>
+        <w:rPr>
+          <w:rFonts w:ascii="Courier New" w:hAnsi="Courier New" w:cs="Courier New"/>
+          <w:color w:val="C77DBB"/>
+          <w:spacing w:val="0"/>
+          <w:sz w:val="20"/>
+          <w:szCs w:val="20"/>
+          <w:lang w:eastAsia="en-GB"/>
+        </w:rPr>
+        <w:t>clientMapper</w:t>
+      </w:r>
+      <w:r>
+        <w:rPr>
+          <w:rFonts w:ascii="Courier New" w:hAnsi="Courier New" w:cs="Courier New"/>
+          <w:color w:val="BCBEC4"/>
+          <w:spacing w:val="0"/>
+          <w:sz w:val="20"/>
+          <w:szCs w:val="20"/>
+          <w:lang w:eastAsia="en-GB"/>
+        </w:rPr>
+        <w:t>.fromClientDto</w:t>
+      </w:r>
+      <w:proofErr w:type="spellEnd"/>
+      <w:r>
+        <w:rPr>
+          <w:rFonts w:ascii="Courier New" w:hAnsi="Courier New" w:cs="Courier New"/>
+          <w:color w:val="BCBEC4"/>
+          <w:spacing w:val="0"/>
+          <w:sz w:val="20"/>
+          <w:szCs w:val="20"/>
+          <w:lang w:eastAsia="en-GB"/>
+        </w:rPr>
+        <w:t>(</w:t>
+      </w:r>
+      <w:proofErr w:type="spellStart"/>
+      <w:r>
+        <w:rPr>
+          <w:rFonts w:ascii="Courier New" w:hAnsi="Courier New" w:cs="Courier New"/>
+          <w:color w:val="BCBEC4"/>
+          <w:spacing w:val="0"/>
+          <w:sz w:val="20"/>
+          <w:szCs w:val="20"/>
+          <w:lang w:eastAsia="en-GB"/>
+        </w:rPr>
+        <w:t>clientDto</w:t>
+      </w:r>
+      <w:proofErr w:type="spellEnd"/>
+      <w:r>
+        <w:rPr>
+          <w:rFonts w:ascii="Courier New" w:hAnsi="Courier New" w:cs="Courier New"/>
+          <w:color w:val="BCBEC4"/>
+          <w:spacing w:val="0"/>
+          <w:sz w:val="20"/>
+          <w:szCs w:val="20"/>
+          <w:lang w:eastAsia="en-GB"/>
+        </w:rPr>
+        <w:t>)</w:t>
+      </w:r>
+      <w:r>
+        <w:rPr>
+          <w:rFonts w:ascii="Courier New" w:hAnsi="Courier New" w:cs="Courier New"/>
+          <w:color w:val="BCBEC4"/>
+          <w:spacing w:val="0"/>
+          <w:sz w:val="20"/>
+          <w:szCs w:val="20"/>
+          <w:lang w:eastAsia="en-GB"/>
+        </w:rPr>
+        <w:br/>
+      </w:r>
+      <w:r>
+        <w:rPr>
+          <w:rFonts w:ascii="Courier New" w:hAnsi="Courier New" w:cs="Courier New"/>
+          <w:color w:val="BCBEC4"/>
+          <w:spacing w:val="0"/>
+          <w:sz w:val="20"/>
+          <w:szCs w:val="20"/>
+          <w:lang w:eastAsia="en-GB"/>
+        </w:rPr>
+        <w:lastRenderedPageBreak/>
+        <w:t xml:space="preserve">            );</w:t>
+      </w:r>
+      <w:r>
+        <w:rPr>
+          <w:rFonts w:ascii="Courier New" w:hAnsi="Courier New" w:cs="Courier New"/>
+          <w:color w:val="BCBEC4"/>
+          <w:spacing w:val="0"/>
+          <w:sz w:val="20"/>
+          <w:szCs w:val="20"/>
+          <w:lang w:eastAsia="en-GB"/>
+        </w:rPr>
+        <w:br/>
+      </w:r>
+      <w:r>
+        <w:rPr>
+          <w:rFonts w:ascii="Courier New" w:hAnsi="Courier New" w:cs="Courier New"/>
+          <w:color w:val="BCBEC4"/>
+          <w:spacing w:val="0"/>
+          <w:sz w:val="20"/>
+          <w:szCs w:val="20"/>
+          <w:lang w:eastAsia="en-GB"/>
+        </w:rPr>
+        <w:br/>
+        <w:t xml:space="preserve">            </w:t>
+      </w:r>
+      <w:r>
+        <w:rPr>
+          <w:rFonts w:ascii="Courier New" w:hAnsi="Courier New" w:cs="Courier New"/>
+          <w:color w:val="7A7E85"/>
+          <w:spacing w:val="0"/>
+          <w:sz w:val="20"/>
+          <w:szCs w:val="20"/>
+          <w:lang w:eastAsia="en-GB"/>
+        </w:rPr>
+        <w:t>// Contrat Assurance Habitation</w:t>
+      </w:r>
+      <w:r>
+        <w:rPr>
+          <w:rFonts w:ascii="Courier New" w:hAnsi="Courier New" w:cs="Courier New"/>
+          <w:color w:val="7A7E85"/>
+          <w:spacing w:val="0"/>
+          <w:sz w:val="20"/>
+          <w:szCs w:val="20"/>
+          <w:lang w:eastAsia="en-GB"/>
+        </w:rPr>
+        <w:br/>
+        <w:t xml:space="preserve">            </w:t>
+      </w:r>
+      <w:r>
+        <w:rPr>
+          <w:rFonts w:ascii="Courier New" w:hAnsi="Courier New" w:cs="Courier New"/>
+          <w:color w:val="CF8E6D"/>
+          <w:spacing w:val="0"/>
+          <w:sz w:val="20"/>
+          <w:szCs w:val="20"/>
+          <w:lang w:eastAsia="en-GB"/>
+        </w:rPr>
+        <w:t xml:space="preserve">for </w:t>
+      </w:r>
+      <w:r>
+        <w:rPr>
+          <w:rFonts w:ascii="Courier New" w:hAnsi="Courier New" w:cs="Courier New"/>
+          <w:color w:val="BCBEC4"/>
+          <w:spacing w:val="0"/>
+          <w:sz w:val="20"/>
+          <w:szCs w:val="20"/>
+          <w:lang w:eastAsia="en-GB"/>
+        </w:rPr>
+        <w:t>(</w:t>
+      </w:r>
+      <w:proofErr w:type="spellStart"/>
+      <w:r>
+        <w:rPr>
+          <w:rFonts w:ascii="Courier New" w:hAnsi="Courier New" w:cs="Courier New"/>
+          <w:color w:val="CF8E6D"/>
+          <w:spacing w:val="0"/>
+          <w:sz w:val="20"/>
+          <w:szCs w:val="20"/>
+          <w:lang w:eastAsia="en-GB"/>
+        </w:rPr>
+        <w:t>int</w:t>
+      </w:r>
+      <w:proofErr w:type="spellEnd"/>
+      <w:r>
+        <w:rPr>
+          <w:rFonts w:ascii="Courier New" w:hAnsi="Courier New" w:cs="Courier New"/>
+          <w:color w:val="CF8E6D"/>
+          <w:spacing w:val="0"/>
+          <w:sz w:val="20"/>
+          <w:szCs w:val="20"/>
+          <w:lang w:eastAsia="en-GB"/>
+        </w:rPr>
+        <w:t xml:space="preserve"> </w:t>
+      </w:r>
+      <w:r>
+        <w:rPr>
+          <w:rFonts w:ascii="Courier New" w:hAnsi="Courier New" w:cs="Courier New"/>
+          <w:color w:val="BCBEC4"/>
+          <w:spacing w:val="0"/>
+          <w:sz w:val="20"/>
+          <w:szCs w:val="20"/>
+          <w:lang w:eastAsia="en-GB"/>
+        </w:rPr>
+        <w:t xml:space="preserve">i = </w:t>
+      </w:r>
+      <w:r>
+        <w:rPr>
+          <w:rFonts w:ascii="Courier New" w:hAnsi="Courier New" w:cs="Courier New"/>
+          <w:color w:val="2AACB8"/>
+          <w:spacing w:val="0"/>
+          <w:sz w:val="20"/>
+          <w:szCs w:val="20"/>
+          <w:lang w:eastAsia="en-GB"/>
+        </w:rPr>
+        <w:t>0</w:t>
+      </w:r>
+      <w:r>
+        <w:rPr>
+          <w:rFonts w:ascii="Courier New" w:hAnsi="Courier New" w:cs="Courier New"/>
+          <w:color w:val="BCBEC4"/>
+          <w:spacing w:val="0"/>
+          <w:sz w:val="20"/>
+          <w:szCs w:val="20"/>
+          <w:lang w:eastAsia="en-GB"/>
+        </w:rPr>
+        <w:t xml:space="preserve">; i &lt; </w:t>
+      </w:r>
+      <w:r>
+        <w:rPr>
+          <w:rFonts w:ascii="Courier New" w:hAnsi="Courier New" w:cs="Courier New"/>
+          <w:color w:val="2AACB8"/>
+          <w:spacing w:val="0"/>
+          <w:sz w:val="20"/>
+          <w:szCs w:val="20"/>
+          <w:lang w:eastAsia="en-GB"/>
+        </w:rPr>
+        <w:t>3</w:t>
+      </w:r>
+      <w:r>
+        <w:rPr>
+          <w:rFonts w:ascii="Courier New" w:hAnsi="Courier New" w:cs="Courier New"/>
+          <w:color w:val="BCBEC4"/>
+          <w:spacing w:val="0"/>
+          <w:sz w:val="20"/>
+          <w:szCs w:val="20"/>
+          <w:lang w:eastAsia="en-GB"/>
+        </w:rPr>
+        <w:t>; i++) {</w:t>
+      </w:r>
+      <w:r>
+        <w:rPr>
+          <w:rFonts w:ascii="Courier New" w:hAnsi="Courier New" w:cs="Courier New"/>
+          <w:color w:val="BCBEC4"/>
+          <w:spacing w:val="0"/>
+          <w:sz w:val="20"/>
+          <w:szCs w:val="20"/>
+          <w:lang w:eastAsia="en-GB"/>
+        </w:rPr>
+        <w:br/>
+      </w:r>
+      <w:r>
+        <w:rPr>
+          <w:rFonts w:ascii="Courier New" w:hAnsi="Courier New" w:cs="Courier New"/>
+          <w:color w:val="BCBEC4"/>
+          <w:spacing w:val="0"/>
+          <w:sz w:val="20"/>
+          <w:szCs w:val="20"/>
+          <w:lang w:eastAsia="en-GB"/>
+        </w:rPr>
+        <w:br/>
+        <w:t xml:space="preserve">                </w:t>
+      </w:r>
+      <w:proofErr w:type="spellStart"/>
+      <w:r>
+        <w:rPr>
+          <w:rFonts w:ascii="Courier New" w:hAnsi="Courier New" w:cs="Courier New"/>
+          <w:color w:val="BCBEC4"/>
+          <w:spacing w:val="0"/>
+          <w:sz w:val="20"/>
+          <w:szCs w:val="20"/>
+          <w:lang w:eastAsia="en-GB"/>
+        </w:rPr>
+        <w:t>ContratAssuranceHabitation</w:t>
+      </w:r>
+      <w:proofErr w:type="spellEnd"/>
+      <w:r>
+        <w:rPr>
+          <w:rFonts w:ascii="Courier New" w:hAnsi="Courier New" w:cs="Courier New"/>
+          <w:color w:val="BCBEC4"/>
+          <w:spacing w:val="0"/>
+          <w:sz w:val="20"/>
+          <w:szCs w:val="20"/>
+          <w:lang w:eastAsia="en-GB"/>
+        </w:rPr>
+        <w:t xml:space="preserve"> </w:t>
+      </w:r>
+      <w:proofErr w:type="spellStart"/>
+      <w:r>
+        <w:rPr>
+          <w:rFonts w:ascii="Courier New" w:hAnsi="Courier New" w:cs="Courier New"/>
+          <w:color w:val="BCBEC4"/>
+          <w:spacing w:val="0"/>
+          <w:sz w:val="20"/>
+          <w:szCs w:val="20"/>
+          <w:lang w:eastAsia="en-GB"/>
+        </w:rPr>
+        <w:t>cah</w:t>
+      </w:r>
+      <w:proofErr w:type="spellEnd"/>
+      <w:r>
+        <w:rPr>
+          <w:rFonts w:ascii="Courier New" w:hAnsi="Courier New" w:cs="Courier New"/>
+          <w:color w:val="BCBEC4"/>
+          <w:spacing w:val="0"/>
+          <w:sz w:val="20"/>
+          <w:szCs w:val="20"/>
+          <w:lang w:eastAsia="en-GB"/>
+        </w:rPr>
+        <w:t xml:space="preserve"> =</w:t>
+      </w:r>
+      <w:r>
+        <w:rPr>
+          <w:rFonts w:ascii="Courier New" w:hAnsi="Courier New" w:cs="Courier New"/>
+          <w:color w:val="BCBEC4"/>
+          <w:spacing w:val="0"/>
+          <w:sz w:val="20"/>
+          <w:szCs w:val="20"/>
+          <w:lang w:eastAsia="en-GB"/>
+        </w:rPr>
+        <w:br/>
+        <w:t xml:space="preserve">                        </w:t>
+      </w:r>
+      <w:r>
+        <w:rPr>
+          <w:rFonts w:ascii="Courier New" w:hAnsi="Courier New" w:cs="Courier New"/>
+          <w:color w:val="CF8E6D"/>
+          <w:spacing w:val="0"/>
+          <w:sz w:val="20"/>
+          <w:szCs w:val="20"/>
+          <w:lang w:eastAsia="en-GB"/>
+        </w:rPr>
+        <w:t xml:space="preserve">new </w:t>
+      </w:r>
+      <w:proofErr w:type="spellStart"/>
+      <w:r>
+        <w:rPr>
+          <w:rFonts w:ascii="Courier New" w:hAnsi="Courier New" w:cs="Courier New"/>
+          <w:color w:val="BCBEC4"/>
+          <w:spacing w:val="0"/>
+          <w:sz w:val="20"/>
+          <w:szCs w:val="20"/>
+          <w:lang w:eastAsia="en-GB"/>
+        </w:rPr>
+        <w:t>ContratAssuranceHabitation</w:t>
+      </w:r>
+      <w:proofErr w:type="spellEnd"/>
+      <w:r>
+        <w:rPr>
+          <w:rFonts w:ascii="Courier New" w:hAnsi="Courier New" w:cs="Courier New"/>
+          <w:color w:val="BCBEC4"/>
+          <w:spacing w:val="0"/>
+          <w:sz w:val="20"/>
+          <w:szCs w:val="20"/>
+          <w:lang w:eastAsia="en-GB"/>
+        </w:rPr>
+        <w:t>();</w:t>
+      </w:r>
+      <w:r>
+        <w:rPr>
+          <w:rFonts w:ascii="Courier New" w:hAnsi="Courier New" w:cs="Courier New"/>
+          <w:color w:val="BCBEC4"/>
+          <w:spacing w:val="0"/>
+          <w:sz w:val="20"/>
+          <w:szCs w:val="20"/>
+          <w:lang w:eastAsia="en-GB"/>
+        </w:rPr>
+        <w:br/>
+      </w:r>
+      <w:r>
+        <w:rPr>
+          <w:rFonts w:ascii="Courier New" w:hAnsi="Courier New" w:cs="Courier New"/>
+          <w:color w:val="BCBEC4"/>
+          <w:spacing w:val="0"/>
+          <w:sz w:val="20"/>
+          <w:szCs w:val="20"/>
+          <w:lang w:eastAsia="en-GB"/>
+        </w:rPr>
+        <w:br/>
+        <w:t xml:space="preserve">                </w:t>
+      </w:r>
+      <w:proofErr w:type="spellStart"/>
+      <w:r>
+        <w:rPr>
+          <w:rFonts w:ascii="Courier New" w:hAnsi="Courier New" w:cs="Courier New"/>
+          <w:color w:val="BCBEC4"/>
+          <w:spacing w:val="0"/>
+          <w:sz w:val="20"/>
+          <w:szCs w:val="20"/>
+          <w:lang w:eastAsia="en-GB"/>
+        </w:rPr>
+        <w:t>cah.setDateSouscription</w:t>
+      </w:r>
+      <w:proofErr w:type="spellEnd"/>
+      <w:r>
+        <w:rPr>
+          <w:rFonts w:ascii="Courier New" w:hAnsi="Courier New" w:cs="Courier New"/>
+          <w:color w:val="BCBEC4"/>
+          <w:spacing w:val="0"/>
+          <w:sz w:val="20"/>
+          <w:szCs w:val="20"/>
+          <w:lang w:eastAsia="en-GB"/>
+        </w:rPr>
+        <w:t>(</w:t>
+      </w:r>
+      <w:r>
+        <w:rPr>
+          <w:rFonts w:ascii="Courier New" w:hAnsi="Courier New" w:cs="Courier New"/>
+          <w:color w:val="CF8E6D"/>
+          <w:spacing w:val="0"/>
+          <w:sz w:val="20"/>
+          <w:szCs w:val="20"/>
+          <w:lang w:eastAsia="en-GB"/>
+        </w:rPr>
+        <w:t xml:space="preserve">new </w:t>
+      </w:r>
+      <w:r>
+        <w:rPr>
+          <w:rFonts w:ascii="Courier New" w:hAnsi="Courier New" w:cs="Courier New"/>
+          <w:color w:val="BCBEC4"/>
+          <w:spacing w:val="0"/>
+          <w:sz w:val="20"/>
+          <w:szCs w:val="20"/>
+          <w:lang w:eastAsia="en-GB"/>
+        </w:rPr>
+        <w:t>Date());</w:t>
+      </w:r>
+      <w:r>
+        <w:rPr>
+          <w:rFonts w:ascii="Courier New" w:hAnsi="Courier New" w:cs="Courier New"/>
+          <w:color w:val="BCBEC4"/>
+          <w:spacing w:val="0"/>
+          <w:sz w:val="20"/>
+          <w:szCs w:val="20"/>
+          <w:lang w:eastAsia="en-GB"/>
+        </w:rPr>
+        <w:br/>
+        <w:t xml:space="preserve">                </w:t>
+      </w:r>
+      <w:proofErr w:type="spellStart"/>
+      <w:r>
+        <w:rPr>
+          <w:rFonts w:ascii="Courier New" w:hAnsi="Courier New" w:cs="Courier New"/>
+          <w:color w:val="BCBEC4"/>
+          <w:spacing w:val="0"/>
+          <w:sz w:val="20"/>
+          <w:szCs w:val="20"/>
+          <w:lang w:eastAsia="en-GB"/>
+        </w:rPr>
+        <w:t>cah.setDateValidation</w:t>
+      </w:r>
+      <w:proofErr w:type="spellEnd"/>
+      <w:r>
+        <w:rPr>
+          <w:rFonts w:ascii="Courier New" w:hAnsi="Courier New" w:cs="Courier New"/>
+          <w:color w:val="BCBEC4"/>
+          <w:spacing w:val="0"/>
+          <w:sz w:val="20"/>
+          <w:szCs w:val="20"/>
+          <w:lang w:eastAsia="en-GB"/>
+        </w:rPr>
+        <w:t>(</w:t>
+      </w:r>
+      <w:r>
+        <w:rPr>
+          <w:rFonts w:ascii="Courier New" w:hAnsi="Courier New" w:cs="Courier New"/>
+          <w:color w:val="CF8E6D"/>
+          <w:spacing w:val="0"/>
+          <w:sz w:val="20"/>
+          <w:szCs w:val="20"/>
+          <w:lang w:eastAsia="en-GB"/>
+        </w:rPr>
+        <w:t xml:space="preserve">new </w:t>
+      </w:r>
+      <w:r>
+        <w:rPr>
+          <w:rFonts w:ascii="Courier New" w:hAnsi="Courier New" w:cs="Courier New"/>
+          <w:color w:val="BCBEC4"/>
+          <w:spacing w:val="0"/>
+          <w:sz w:val="20"/>
+          <w:szCs w:val="20"/>
+          <w:lang w:eastAsia="en-GB"/>
+        </w:rPr>
+        <w:t>Date());</w:t>
+      </w:r>
+      <w:r>
+        <w:rPr>
+          <w:rFonts w:ascii="Courier New" w:hAnsi="Courier New" w:cs="Courier New"/>
+          <w:color w:val="BCBEC4"/>
+          <w:spacing w:val="0"/>
+          <w:sz w:val="20"/>
+          <w:szCs w:val="20"/>
+          <w:lang w:eastAsia="en-GB"/>
+        </w:rPr>
+        <w:br/>
+        <w:t xml:space="preserve">                </w:t>
+      </w:r>
+      <w:proofErr w:type="spellStart"/>
+      <w:r>
+        <w:rPr>
+          <w:rFonts w:ascii="Courier New" w:hAnsi="Courier New" w:cs="Courier New"/>
+          <w:color w:val="BCBEC4"/>
+          <w:spacing w:val="0"/>
+          <w:sz w:val="20"/>
+          <w:szCs w:val="20"/>
+          <w:lang w:eastAsia="en-GB"/>
+        </w:rPr>
+        <w:t>cah.setAdresse</w:t>
+      </w:r>
+      <w:proofErr w:type="spellEnd"/>
+      <w:r>
+        <w:rPr>
+          <w:rFonts w:ascii="Courier New" w:hAnsi="Courier New" w:cs="Courier New"/>
+          <w:color w:val="BCBEC4"/>
+          <w:spacing w:val="0"/>
+          <w:sz w:val="20"/>
+          <w:szCs w:val="20"/>
+          <w:lang w:eastAsia="en-GB"/>
+        </w:rPr>
+        <w:t>(</w:t>
+      </w:r>
+      <w:r>
+        <w:rPr>
+          <w:rFonts w:ascii="Courier New" w:hAnsi="Courier New" w:cs="Courier New"/>
+          <w:color w:val="6AAB73"/>
+          <w:spacing w:val="0"/>
+          <w:sz w:val="20"/>
+          <w:szCs w:val="20"/>
+          <w:lang w:eastAsia="en-GB"/>
+        </w:rPr>
+        <w:t xml:space="preserve">"Adresse " </w:t>
+      </w:r>
+      <w:r>
+        <w:rPr>
+          <w:rFonts w:ascii="Courier New" w:hAnsi="Courier New" w:cs="Courier New"/>
+          <w:color w:val="BCBEC4"/>
+          <w:spacing w:val="0"/>
+          <w:sz w:val="20"/>
+          <w:szCs w:val="20"/>
+          <w:lang w:eastAsia="en-GB"/>
+        </w:rPr>
+        <w:t>+ i);</w:t>
+      </w:r>
+      <w:r>
+        <w:rPr>
+          <w:rFonts w:ascii="Courier New" w:hAnsi="Courier New" w:cs="Courier New"/>
+          <w:color w:val="BCBEC4"/>
+          <w:spacing w:val="0"/>
+          <w:sz w:val="20"/>
+          <w:szCs w:val="20"/>
+          <w:lang w:eastAsia="en-GB"/>
+        </w:rPr>
+        <w:br/>
+        <w:t xml:space="preserve">                </w:t>
+      </w:r>
+      <w:proofErr w:type="spellStart"/>
+      <w:r>
+        <w:rPr>
+          <w:rFonts w:ascii="Courier New" w:hAnsi="Courier New" w:cs="Courier New"/>
+          <w:color w:val="BCBEC4"/>
+          <w:spacing w:val="0"/>
+          <w:sz w:val="20"/>
+          <w:szCs w:val="20"/>
+          <w:lang w:eastAsia="en-GB"/>
+        </w:rPr>
+        <w:t>cah.setSuperficie</w:t>
+      </w:r>
+      <w:proofErr w:type="spellEnd"/>
+      <w:r>
+        <w:rPr>
+          <w:rFonts w:ascii="Courier New" w:hAnsi="Courier New" w:cs="Courier New"/>
+          <w:color w:val="BCBEC4"/>
+          <w:spacing w:val="0"/>
+          <w:sz w:val="20"/>
+          <w:szCs w:val="20"/>
+          <w:lang w:eastAsia="en-GB"/>
+        </w:rPr>
+        <w:t>(</w:t>
+      </w:r>
+      <w:r>
+        <w:rPr>
+          <w:rFonts w:ascii="Courier New" w:hAnsi="Courier New" w:cs="Courier New"/>
+          <w:color w:val="2AACB8"/>
+          <w:spacing w:val="0"/>
+          <w:sz w:val="20"/>
+          <w:szCs w:val="20"/>
+          <w:lang w:eastAsia="en-GB"/>
+        </w:rPr>
+        <w:t xml:space="preserve">120L </w:t>
+      </w:r>
+      <w:r>
+        <w:rPr>
+          <w:rFonts w:ascii="Courier New" w:hAnsi="Courier New" w:cs="Courier New"/>
+          <w:color w:val="BCBEC4"/>
+          <w:spacing w:val="0"/>
+          <w:sz w:val="20"/>
+          <w:szCs w:val="20"/>
+          <w:lang w:eastAsia="en-GB"/>
+        </w:rPr>
+        <w:t>+ i);</w:t>
+      </w:r>
+      <w:r>
+        <w:rPr>
+          <w:rFonts w:ascii="Courier New" w:hAnsi="Courier New" w:cs="Courier New"/>
+          <w:color w:val="BCBEC4"/>
+          <w:spacing w:val="0"/>
+          <w:sz w:val="20"/>
+          <w:szCs w:val="20"/>
+          <w:lang w:eastAsia="en-GB"/>
+        </w:rPr>
+        <w:br/>
+        <w:t xml:space="preserve">                </w:t>
+      </w:r>
+      <w:proofErr w:type="spellStart"/>
+      <w:r>
+        <w:rPr>
+          <w:rFonts w:ascii="Courier New" w:hAnsi="Courier New" w:cs="Courier New"/>
+          <w:color w:val="BCBEC4"/>
+          <w:spacing w:val="0"/>
+          <w:sz w:val="20"/>
+          <w:szCs w:val="20"/>
+          <w:lang w:eastAsia="en-GB"/>
+        </w:rPr>
+        <w:t>cah.setMontant</w:t>
+      </w:r>
+      <w:proofErr w:type="spellEnd"/>
+      <w:r>
+        <w:rPr>
+          <w:rFonts w:ascii="Courier New" w:hAnsi="Courier New" w:cs="Courier New"/>
+          <w:color w:val="BCBEC4"/>
+          <w:spacing w:val="0"/>
+          <w:sz w:val="20"/>
+          <w:szCs w:val="20"/>
+          <w:lang w:eastAsia="en-GB"/>
+        </w:rPr>
+        <w:t>(</w:t>
+      </w:r>
+      <w:r>
+        <w:rPr>
+          <w:rFonts w:ascii="Courier New" w:hAnsi="Courier New" w:cs="Courier New"/>
+          <w:color w:val="2AACB8"/>
+          <w:spacing w:val="0"/>
+          <w:sz w:val="20"/>
+          <w:szCs w:val="20"/>
+          <w:lang w:eastAsia="en-GB"/>
+        </w:rPr>
+        <w:t xml:space="preserve">10000L </w:t>
+      </w:r>
+      <w:r>
+        <w:rPr>
+          <w:rFonts w:ascii="Courier New" w:hAnsi="Courier New" w:cs="Courier New"/>
+          <w:color w:val="BCBEC4"/>
+          <w:spacing w:val="0"/>
+          <w:sz w:val="20"/>
+          <w:szCs w:val="20"/>
+          <w:lang w:eastAsia="en-GB"/>
+        </w:rPr>
+        <w:t xml:space="preserve">+ i * </w:t>
+      </w:r>
+      <w:r>
+        <w:rPr>
+          <w:rFonts w:ascii="Courier New" w:hAnsi="Courier New" w:cs="Courier New"/>
+          <w:color w:val="2AACB8"/>
+          <w:spacing w:val="0"/>
+          <w:sz w:val="20"/>
+          <w:szCs w:val="20"/>
+          <w:lang w:eastAsia="en-GB"/>
+        </w:rPr>
+        <w:t>1000</w:t>
+      </w:r>
+      <w:r>
+        <w:rPr>
+          <w:rFonts w:ascii="Courier New" w:hAnsi="Courier New" w:cs="Courier New"/>
+          <w:color w:val="BCBEC4"/>
+          <w:spacing w:val="0"/>
+          <w:sz w:val="20"/>
+          <w:szCs w:val="20"/>
+          <w:lang w:eastAsia="en-GB"/>
+        </w:rPr>
+        <w:t>);</w:t>
+      </w:r>
+      <w:r>
+        <w:rPr>
+          <w:rFonts w:ascii="Courier New" w:hAnsi="Courier New" w:cs="Courier New"/>
+          <w:color w:val="BCBEC4"/>
+          <w:spacing w:val="0"/>
+          <w:sz w:val="20"/>
+          <w:szCs w:val="20"/>
+          <w:lang w:eastAsia="en-GB"/>
+        </w:rPr>
+        <w:br/>
+        <w:t xml:space="preserve">                </w:t>
+      </w:r>
+      <w:proofErr w:type="spellStart"/>
+      <w:r>
+        <w:rPr>
+          <w:rFonts w:ascii="Courier New" w:hAnsi="Courier New" w:cs="Courier New"/>
+          <w:color w:val="BCBEC4"/>
+          <w:spacing w:val="0"/>
+          <w:sz w:val="20"/>
+          <w:szCs w:val="20"/>
+          <w:lang w:eastAsia="en-GB"/>
+        </w:rPr>
+        <w:t>cah.setStatus</w:t>
+      </w:r>
+      <w:proofErr w:type="spellEnd"/>
+      <w:r>
+        <w:rPr>
+          <w:rFonts w:ascii="Courier New" w:hAnsi="Courier New" w:cs="Courier New"/>
+          <w:color w:val="BCBEC4"/>
+          <w:spacing w:val="0"/>
+          <w:sz w:val="20"/>
+          <w:szCs w:val="20"/>
+          <w:lang w:eastAsia="en-GB"/>
+        </w:rPr>
+        <w:t>(</w:t>
+      </w:r>
+      <w:proofErr w:type="spellStart"/>
+      <w:r>
+        <w:rPr>
+          <w:rFonts w:ascii="Courier New" w:hAnsi="Courier New" w:cs="Courier New"/>
+          <w:color w:val="BCBEC4"/>
+          <w:spacing w:val="0"/>
+          <w:sz w:val="20"/>
+          <w:szCs w:val="20"/>
+          <w:lang w:eastAsia="en-GB"/>
+        </w:rPr>
+        <w:t>AssuranceStatus.</w:t>
+      </w:r>
+      <w:r>
+        <w:rPr>
+          <w:rFonts w:ascii="Courier New" w:hAnsi="Courier New" w:cs="Courier New"/>
+          <w:i/>
+          <w:iCs/>
+          <w:color w:val="C77DBB"/>
+          <w:spacing w:val="0"/>
+          <w:sz w:val="20"/>
+          <w:szCs w:val="20"/>
+          <w:lang w:eastAsia="en-GB"/>
+        </w:rPr>
+        <w:t>ENCOURS</w:t>
+      </w:r>
+      <w:proofErr w:type="spellEnd"/>
+      <w:r>
+        <w:rPr>
+          <w:rFonts w:ascii="Courier New" w:hAnsi="Courier New" w:cs="Courier New"/>
+          <w:color w:val="BCBEC4"/>
+          <w:spacing w:val="0"/>
+          <w:sz w:val="20"/>
+          <w:szCs w:val="20"/>
+          <w:lang w:eastAsia="en-GB"/>
+        </w:rPr>
+        <w:t>);</w:t>
+      </w:r>
+      <w:r>
+        <w:rPr>
+          <w:rFonts w:ascii="Courier New" w:hAnsi="Courier New" w:cs="Courier New"/>
+          <w:color w:val="BCBEC4"/>
+          <w:spacing w:val="0"/>
+          <w:sz w:val="20"/>
+          <w:szCs w:val="20"/>
+          <w:lang w:eastAsia="en-GB"/>
+        </w:rPr>
+        <w:br/>
+        <w:t xml:space="preserve">                </w:t>
+      </w:r>
+      <w:proofErr w:type="spellStart"/>
+      <w:r>
+        <w:rPr>
+          <w:rFonts w:ascii="Courier New" w:hAnsi="Courier New" w:cs="Courier New"/>
+          <w:color w:val="BCBEC4"/>
+          <w:spacing w:val="0"/>
+          <w:sz w:val="20"/>
+          <w:szCs w:val="20"/>
+          <w:lang w:eastAsia="en-GB"/>
+        </w:rPr>
+        <w:t>cah.setType</w:t>
+      </w:r>
+      <w:proofErr w:type="spellEnd"/>
+      <w:r>
+        <w:rPr>
+          <w:rFonts w:ascii="Courier New" w:hAnsi="Courier New" w:cs="Courier New"/>
+          <w:color w:val="BCBEC4"/>
+          <w:spacing w:val="0"/>
+          <w:sz w:val="20"/>
+          <w:szCs w:val="20"/>
+          <w:lang w:eastAsia="en-GB"/>
+        </w:rPr>
+        <w:t>(</w:t>
+      </w:r>
+      <w:proofErr w:type="spellStart"/>
+      <w:r>
+        <w:rPr>
+          <w:rFonts w:ascii="Courier New" w:hAnsi="Courier New" w:cs="Courier New"/>
+          <w:color w:val="BCBEC4"/>
+          <w:spacing w:val="0"/>
+          <w:sz w:val="20"/>
+          <w:szCs w:val="20"/>
+          <w:lang w:eastAsia="en-GB"/>
+        </w:rPr>
+        <w:t>TypeHabitation.</w:t>
+      </w:r>
+      <w:r>
+        <w:rPr>
+          <w:rFonts w:ascii="Courier New" w:hAnsi="Courier New" w:cs="Courier New"/>
+          <w:i/>
+          <w:iCs/>
+          <w:color w:val="C77DBB"/>
+          <w:spacing w:val="0"/>
+          <w:sz w:val="20"/>
+          <w:szCs w:val="20"/>
+          <w:lang w:eastAsia="en-GB"/>
+        </w:rPr>
+        <w:t>APPARTEMENT</w:t>
+      </w:r>
+      <w:proofErr w:type="spellEnd"/>
+      <w:r>
+        <w:rPr>
+          <w:rFonts w:ascii="Courier New" w:hAnsi="Courier New" w:cs="Courier New"/>
+          <w:color w:val="BCBEC4"/>
+          <w:spacing w:val="0"/>
+          <w:sz w:val="20"/>
+          <w:szCs w:val="20"/>
+          <w:lang w:eastAsia="en-GB"/>
+        </w:rPr>
+        <w:t>);</w:t>
+      </w:r>
+      <w:r>
+        <w:rPr>
+          <w:rFonts w:ascii="Courier New" w:hAnsi="Courier New" w:cs="Courier New"/>
+          <w:color w:val="BCBEC4"/>
+          <w:spacing w:val="0"/>
+          <w:sz w:val="20"/>
+          <w:szCs w:val="20"/>
+          <w:lang w:eastAsia="en-GB"/>
+        </w:rPr>
+        <w:br/>
+        <w:t xml:space="preserve">                </w:t>
+      </w:r>
+      <w:proofErr w:type="spellStart"/>
+      <w:r>
+        <w:rPr>
+          <w:rFonts w:ascii="Courier New" w:hAnsi="Courier New" w:cs="Courier New"/>
+          <w:color w:val="BCBEC4"/>
+          <w:spacing w:val="0"/>
+          <w:sz w:val="20"/>
+          <w:szCs w:val="20"/>
+          <w:lang w:eastAsia="en-GB"/>
+        </w:rPr>
+        <w:t>cah.setClient</w:t>
+      </w:r>
+      <w:proofErr w:type="spellEnd"/>
+      <w:r>
+        <w:rPr>
+          <w:rFonts w:ascii="Courier New" w:hAnsi="Courier New" w:cs="Courier New"/>
+          <w:color w:val="BCBEC4"/>
+          <w:spacing w:val="0"/>
+          <w:sz w:val="20"/>
+          <w:szCs w:val="20"/>
+          <w:lang w:eastAsia="en-GB"/>
+        </w:rPr>
+        <w:t>(client);</w:t>
+      </w:r>
+      <w:r>
+        <w:rPr>
+          <w:rFonts w:ascii="Courier New" w:hAnsi="Courier New" w:cs="Courier New"/>
+          <w:color w:val="BCBEC4"/>
+          <w:spacing w:val="0"/>
+          <w:sz w:val="20"/>
+          <w:szCs w:val="20"/>
+          <w:lang w:eastAsia="en-GB"/>
+        </w:rPr>
+        <w:br/>
+      </w:r>
+      <w:r>
+        <w:rPr>
+          <w:rFonts w:ascii="Courier New" w:hAnsi="Courier New" w:cs="Courier New"/>
+          <w:color w:val="BCBEC4"/>
+          <w:spacing w:val="0"/>
+          <w:sz w:val="20"/>
+          <w:szCs w:val="20"/>
+          <w:lang w:eastAsia="en-GB"/>
+        </w:rPr>
+        <w:br/>
+        <w:t xml:space="preserve">                </w:t>
+      </w:r>
+      <w:proofErr w:type="spellStart"/>
+      <w:r>
+        <w:rPr>
+          <w:rFonts w:ascii="Courier New" w:hAnsi="Courier New" w:cs="Courier New"/>
+          <w:color w:val="C77DBB"/>
+          <w:spacing w:val="0"/>
+          <w:sz w:val="20"/>
+          <w:szCs w:val="20"/>
+          <w:lang w:eastAsia="en-GB"/>
+        </w:rPr>
+        <w:t>contratAssuranceRepository</w:t>
+      </w:r>
+      <w:r>
+        <w:rPr>
+          <w:rFonts w:ascii="Courier New" w:hAnsi="Courier New" w:cs="Courier New"/>
+          <w:color w:val="BCBEC4"/>
+          <w:spacing w:val="0"/>
+          <w:sz w:val="20"/>
+          <w:szCs w:val="20"/>
+          <w:lang w:eastAsia="en-GB"/>
+        </w:rPr>
+        <w:t>.save</w:t>
+      </w:r>
+      <w:proofErr w:type="spellEnd"/>
+      <w:r>
+        <w:rPr>
+          <w:rFonts w:ascii="Courier New" w:hAnsi="Courier New" w:cs="Courier New"/>
+          <w:color w:val="BCBEC4"/>
+          <w:spacing w:val="0"/>
+          <w:sz w:val="20"/>
+          <w:szCs w:val="20"/>
+          <w:lang w:eastAsia="en-GB"/>
+        </w:rPr>
+        <w:t>(</w:t>
+      </w:r>
+      <w:proofErr w:type="spellStart"/>
+      <w:r>
+        <w:rPr>
+          <w:rFonts w:ascii="Courier New" w:hAnsi="Courier New" w:cs="Courier New"/>
+          <w:color w:val="BCBEC4"/>
+          <w:spacing w:val="0"/>
+          <w:sz w:val="20"/>
+          <w:szCs w:val="20"/>
+          <w:lang w:eastAsia="en-GB"/>
+        </w:rPr>
+        <w:t>cah</w:t>
+      </w:r>
+      <w:proofErr w:type="spellEnd"/>
+      <w:r>
+        <w:rPr>
+          <w:rFonts w:ascii="Courier New" w:hAnsi="Courier New" w:cs="Courier New"/>
+          <w:color w:val="BCBEC4"/>
+          <w:spacing w:val="0"/>
+          <w:sz w:val="20"/>
+          <w:szCs w:val="20"/>
+          <w:lang w:eastAsia="en-GB"/>
+        </w:rPr>
+        <w:t>);</w:t>
+      </w:r>
+      <w:r>
+        <w:rPr>
+          <w:rFonts w:ascii="Courier New" w:hAnsi="Courier New" w:cs="Courier New"/>
+          <w:color w:val="BCBEC4"/>
+          <w:spacing w:val="0"/>
+          <w:sz w:val="20"/>
+          <w:szCs w:val="20"/>
+          <w:lang w:eastAsia="en-GB"/>
+        </w:rPr>
+        <w:br/>
+        <w:t xml:space="preserve">            }</w:t>
+      </w:r>
+      <w:r>
+        <w:rPr>
+          <w:rFonts w:ascii="Courier New" w:hAnsi="Courier New" w:cs="Courier New"/>
+          <w:color w:val="BCBEC4"/>
+          <w:spacing w:val="0"/>
+          <w:sz w:val="20"/>
+          <w:szCs w:val="20"/>
+          <w:lang w:eastAsia="en-GB"/>
+        </w:rPr>
+        <w:br/>
+      </w:r>
+      <w:r>
+        <w:rPr>
+          <w:rFonts w:ascii="Courier New" w:hAnsi="Courier New" w:cs="Courier New"/>
+          <w:color w:val="BCBEC4"/>
+          <w:spacing w:val="0"/>
+          <w:sz w:val="20"/>
+          <w:szCs w:val="20"/>
+          <w:lang w:eastAsia="en-GB"/>
+        </w:rPr>
+        <w:br/>
+        <w:t xml:space="preserve">            </w:t>
+      </w:r>
+      <w:r>
+        <w:rPr>
+          <w:rFonts w:ascii="Courier New" w:hAnsi="Courier New" w:cs="Courier New"/>
+          <w:color w:val="7A7E85"/>
+          <w:spacing w:val="0"/>
+          <w:sz w:val="20"/>
+          <w:szCs w:val="20"/>
+          <w:lang w:eastAsia="en-GB"/>
+        </w:rPr>
+        <w:t>// Contrat Assurance Automobile</w:t>
+      </w:r>
+      <w:r>
+        <w:rPr>
+          <w:rFonts w:ascii="Courier New" w:hAnsi="Courier New" w:cs="Courier New"/>
+          <w:color w:val="7A7E85"/>
+          <w:spacing w:val="0"/>
+          <w:sz w:val="20"/>
+          <w:szCs w:val="20"/>
+          <w:lang w:eastAsia="en-GB"/>
+        </w:rPr>
+        <w:br/>
+        <w:t xml:space="preserve">            </w:t>
+      </w:r>
+      <w:r>
+        <w:rPr>
+          <w:rFonts w:ascii="Courier New" w:hAnsi="Courier New" w:cs="Courier New"/>
+          <w:color w:val="CF8E6D"/>
+          <w:spacing w:val="0"/>
+          <w:sz w:val="20"/>
+          <w:szCs w:val="20"/>
+          <w:lang w:eastAsia="en-GB"/>
+        </w:rPr>
+        <w:t xml:space="preserve">for </w:t>
+      </w:r>
+      <w:r>
+        <w:rPr>
+          <w:rFonts w:ascii="Courier New" w:hAnsi="Courier New" w:cs="Courier New"/>
+          <w:color w:val="BCBEC4"/>
+          <w:spacing w:val="0"/>
+          <w:sz w:val="20"/>
+          <w:szCs w:val="20"/>
+          <w:lang w:eastAsia="en-GB"/>
+        </w:rPr>
+        <w:t>(</w:t>
+      </w:r>
+      <w:proofErr w:type="spellStart"/>
+      <w:r>
+        <w:rPr>
+          <w:rFonts w:ascii="Courier New" w:hAnsi="Courier New" w:cs="Courier New"/>
+          <w:color w:val="CF8E6D"/>
+          <w:spacing w:val="0"/>
+          <w:sz w:val="20"/>
+          <w:szCs w:val="20"/>
+          <w:lang w:eastAsia="en-GB"/>
+        </w:rPr>
+        <w:t>int</w:t>
+      </w:r>
+      <w:proofErr w:type="spellEnd"/>
+      <w:r>
+        <w:rPr>
+          <w:rFonts w:ascii="Courier New" w:hAnsi="Courier New" w:cs="Courier New"/>
+          <w:color w:val="CF8E6D"/>
+          <w:spacing w:val="0"/>
+          <w:sz w:val="20"/>
+          <w:szCs w:val="20"/>
+          <w:lang w:eastAsia="en-GB"/>
+        </w:rPr>
+        <w:t xml:space="preserve"> </w:t>
+      </w:r>
+      <w:r>
+        <w:rPr>
+          <w:rFonts w:ascii="Courier New" w:hAnsi="Courier New" w:cs="Courier New"/>
+          <w:color w:val="BCBEC4"/>
+          <w:spacing w:val="0"/>
+          <w:sz w:val="20"/>
+          <w:szCs w:val="20"/>
+          <w:lang w:eastAsia="en-GB"/>
+        </w:rPr>
+        <w:t xml:space="preserve">i = </w:t>
+      </w:r>
+      <w:r>
+        <w:rPr>
+          <w:rFonts w:ascii="Courier New" w:hAnsi="Courier New" w:cs="Courier New"/>
+          <w:color w:val="2AACB8"/>
+          <w:spacing w:val="0"/>
+          <w:sz w:val="20"/>
+          <w:szCs w:val="20"/>
+          <w:lang w:eastAsia="en-GB"/>
+        </w:rPr>
+        <w:t>0</w:t>
+      </w:r>
+      <w:r>
+        <w:rPr>
+          <w:rFonts w:ascii="Courier New" w:hAnsi="Courier New" w:cs="Courier New"/>
+          <w:color w:val="BCBEC4"/>
+          <w:spacing w:val="0"/>
+          <w:sz w:val="20"/>
+          <w:szCs w:val="20"/>
+          <w:lang w:eastAsia="en-GB"/>
+        </w:rPr>
+        <w:t xml:space="preserve">; i &lt; </w:t>
+      </w:r>
+      <w:r>
+        <w:rPr>
+          <w:rFonts w:ascii="Courier New" w:hAnsi="Courier New" w:cs="Courier New"/>
+          <w:color w:val="2AACB8"/>
+          <w:spacing w:val="0"/>
+          <w:sz w:val="20"/>
+          <w:szCs w:val="20"/>
+          <w:lang w:eastAsia="en-GB"/>
+        </w:rPr>
+        <w:t>3</w:t>
+      </w:r>
+      <w:r>
+        <w:rPr>
+          <w:rFonts w:ascii="Courier New" w:hAnsi="Courier New" w:cs="Courier New"/>
+          <w:color w:val="BCBEC4"/>
+          <w:spacing w:val="0"/>
+          <w:sz w:val="20"/>
+          <w:szCs w:val="20"/>
+          <w:lang w:eastAsia="en-GB"/>
+        </w:rPr>
+        <w:t>; i++) {</w:t>
+      </w:r>
+      <w:r>
+        <w:rPr>
+          <w:rFonts w:ascii="Courier New" w:hAnsi="Courier New" w:cs="Courier New"/>
+          <w:color w:val="BCBEC4"/>
+          <w:spacing w:val="0"/>
+          <w:sz w:val="20"/>
+          <w:szCs w:val="20"/>
+          <w:lang w:eastAsia="en-GB"/>
+        </w:rPr>
+        <w:br/>
+      </w:r>
+      <w:r>
+        <w:rPr>
+          <w:rFonts w:ascii="Courier New" w:hAnsi="Courier New" w:cs="Courier New"/>
+          <w:color w:val="BCBEC4"/>
+          <w:spacing w:val="0"/>
+          <w:sz w:val="20"/>
+          <w:szCs w:val="20"/>
+          <w:lang w:eastAsia="en-GB"/>
+        </w:rPr>
+        <w:br/>
+        <w:t xml:space="preserve">                </w:t>
+      </w:r>
+      <w:proofErr w:type="spellStart"/>
+      <w:r>
+        <w:rPr>
+          <w:rFonts w:ascii="Courier New" w:hAnsi="Courier New" w:cs="Courier New"/>
+          <w:color w:val="BCBEC4"/>
+          <w:spacing w:val="0"/>
+          <w:sz w:val="20"/>
+          <w:szCs w:val="20"/>
+          <w:lang w:eastAsia="en-GB"/>
+        </w:rPr>
+        <w:t>ContratAssuranceAutomobile</w:t>
+      </w:r>
+      <w:proofErr w:type="spellEnd"/>
+      <w:r>
+        <w:rPr>
+          <w:rFonts w:ascii="Courier New" w:hAnsi="Courier New" w:cs="Courier New"/>
+          <w:color w:val="BCBEC4"/>
+          <w:spacing w:val="0"/>
+          <w:sz w:val="20"/>
+          <w:szCs w:val="20"/>
+          <w:lang w:eastAsia="en-GB"/>
+        </w:rPr>
+        <w:t xml:space="preserve"> </w:t>
+      </w:r>
+      <w:proofErr w:type="spellStart"/>
+      <w:r>
+        <w:rPr>
+          <w:rFonts w:ascii="Courier New" w:hAnsi="Courier New" w:cs="Courier New"/>
+          <w:color w:val="BCBEC4"/>
+          <w:spacing w:val="0"/>
+          <w:sz w:val="20"/>
+          <w:szCs w:val="20"/>
+          <w:lang w:eastAsia="en-GB"/>
+        </w:rPr>
+        <w:t>caa</w:t>
+      </w:r>
+      <w:proofErr w:type="spellEnd"/>
+      <w:r>
+        <w:rPr>
+          <w:rFonts w:ascii="Courier New" w:hAnsi="Courier New" w:cs="Courier New"/>
+          <w:color w:val="BCBEC4"/>
+          <w:spacing w:val="0"/>
+          <w:sz w:val="20"/>
+          <w:szCs w:val="20"/>
+          <w:lang w:eastAsia="en-GB"/>
+        </w:rPr>
+        <w:t xml:space="preserve"> =</w:t>
+      </w:r>
+      <w:r>
+        <w:rPr>
+          <w:rFonts w:ascii="Courier New" w:hAnsi="Courier New" w:cs="Courier New"/>
+          <w:color w:val="BCBEC4"/>
+          <w:spacing w:val="0"/>
+          <w:sz w:val="20"/>
+          <w:szCs w:val="20"/>
+          <w:lang w:eastAsia="en-GB"/>
+        </w:rPr>
+        <w:br/>
+        <w:t xml:space="preserve">                        </w:t>
+      </w:r>
+      <w:r>
+        <w:rPr>
+          <w:rFonts w:ascii="Courier New" w:hAnsi="Courier New" w:cs="Courier New"/>
+          <w:color w:val="CF8E6D"/>
+          <w:spacing w:val="0"/>
+          <w:sz w:val="20"/>
+          <w:szCs w:val="20"/>
+          <w:lang w:eastAsia="en-GB"/>
+        </w:rPr>
+        <w:t xml:space="preserve">new </w:t>
+      </w:r>
+      <w:proofErr w:type="spellStart"/>
+      <w:r>
+        <w:rPr>
+          <w:rFonts w:ascii="Courier New" w:hAnsi="Courier New" w:cs="Courier New"/>
+          <w:color w:val="BCBEC4"/>
+          <w:spacing w:val="0"/>
+          <w:sz w:val="20"/>
+          <w:szCs w:val="20"/>
+          <w:lang w:eastAsia="en-GB"/>
+        </w:rPr>
+        <w:t>ContratAssuranceAutomobile</w:t>
+      </w:r>
+      <w:proofErr w:type="spellEnd"/>
+      <w:r>
+        <w:rPr>
+          <w:rFonts w:ascii="Courier New" w:hAnsi="Courier New" w:cs="Courier New"/>
+          <w:color w:val="BCBEC4"/>
+          <w:spacing w:val="0"/>
+          <w:sz w:val="20"/>
+          <w:szCs w:val="20"/>
+          <w:lang w:eastAsia="en-GB"/>
+        </w:rPr>
+        <w:t>();</w:t>
+      </w:r>
+      <w:r>
+        <w:rPr>
+          <w:rFonts w:ascii="Courier New" w:hAnsi="Courier New" w:cs="Courier New"/>
+          <w:color w:val="BCBEC4"/>
+          <w:spacing w:val="0"/>
+          <w:sz w:val="20"/>
+          <w:szCs w:val="20"/>
+          <w:lang w:eastAsia="en-GB"/>
+        </w:rPr>
+        <w:br/>
+      </w:r>
+      <w:r>
+        <w:rPr>
+          <w:rFonts w:ascii="Courier New" w:hAnsi="Courier New" w:cs="Courier New"/>
+          <w:color w:val="BCBEC4"/>
+          <w:spacing w:val="0"/>
+          <w:sz w:val="20"/>
+          <w:szCs w:val="20"/>
+          <w:lang w:eastAsia="en-GB"/>
+        </w:rPr>
+        <w:br/>
+        <w:t xml:space="preserve">                </w:t>
+      </w:r>
+      <w:proofErr w:type="spellStart"/>
+      <w:r>
+        <w:rPr>
+          <w:rFonts w:ascii="Courier New" w:hAnsi="Courier New" w:cs="Courier New"/>
+          <w:color w:val="BCBEC4"/>
+          <w:spacing w:val="0"/>
+          <w:sz w:val="20"/>
+          <w:szCs w:val="20"/>
+          <w:lang w:eastAsia="en-GB"/>
+        </w:rPr>
+        <w:t>caa.setDateSouscription</w:t>
+      </w:r>
+      <w:proofErr w:type="spellEnd"/>
+      <w:r>
+        <w:rPr>
+          <w:rFonts w:ascii="Courier New" w:hAnsi="Courier New" w:cs="Courier New"/>
+          <w:color w:val="BCBEC4"/>
+          <w:spacing w:val="0"/>
+          <w:sz w:val="20"/>
+          <w:szCs w:val="20"/>
+          <w:lang w:eastAsia="en-GB"/>
+        </w:rPr>
+        <w:t>(</w:t>
+      </w:r>
+      <w:r>
+        <w:rPr>
+          <w:rFonts w:ascii="Courier New" w:hAnsi="Courier New" w:cs="Courier New"/>
+          <w:color w:val="CF8E6D"/>
+          <w:spacing w:val="0"/>
+          <w:sz w:val="20"/>
+          <w:szCs w:val="20"/>
+          <w:lang w:eastAsia="en-GB"/>
+        </w:rPr>
+        <w:t xml:space="preserve">new </w:t>
+      </w:r>
+      <w:r>
+        <w:rPr>
+          <w:rFonts w:ascii="Courier New" w:hAnsi="Courier New" w:cs="Courier New"/>
+          <w:color w:val="BCBEC4"/>
+          <w:spacing w:val="0"/>
+          <w:sz w:val="20"/>
+          <w:szCs w:val="20"/>
+          <w:lang w:eastAsia="en-GB"/>
+        </w:rPr>
+        <w:t>Date());</w:t>
+      </w:r>
+      <w:r>
+        <w:rPr>
+          <w:rFonts w:ascii="Courier New" w:hAnsi="Courier New" w:cs="Courier New"/>
+          <w:color w:val="BCBEC4"/>
+          <w:spacing w:val="0"/>
+          <w:sz w:val="20"/>
+          <w:szCs w:val="20"/>
+          <w:lang w:eastAsia="en-GB"/>
+        </w:rPr>
+        <w:br/>
+        <w:t xml:space="preserve">                </w:t>
+      </w:r>
+      <w:proofErr w:type="spellStart"/>
+      <w:r>
+        <w:rPr>
+          <w:rFonts w:ascii="Courier New" w:hAnsi="Courier New" w:cs="Courier New"/>
+          <w:color w:val="BCBEC4"/>
+          <w:spacing w:val="0"/>
+          <w:sz w:val="20"/>
+          <w:szCs w:val="20"/>
+          <w:lang w:eastAsia="en-GB"/>
+        </w:rPr>
+        <w:t>caa.setDateValidation</w:t>
+      </w:r>
+      <w:proofErr w:type="spellEnd"/>
+      <w:r>
+        <w:rPr>
+          <w:rFonts w:ascii="Courier New" w:hAnsi="Courier New" w:cs="Courier New"/>
+          <w:color w:val="BCBEC4"/>
+          <w:spacing w:val="0"/>
+          <w:sz w:val="20"/>
+          <w:szCs w:val="20"/>
+          <w:lang w:eastAsia="en-GB"/>
+        </w:rPr>
+        <w:t>(</w:t>
+      </w:r>
+      <w:r>
+        <w:rPr>
+          <w:rFonts w:ascii="Courier New" w:hAnsi="Courier New" w:cs="Courier New"/>
+          <w:color w:val="CF8E6D"/>
+          <w:spacing w:val="0"/>
+          <w:sz w:val="20"/>
+          <w:szCs w:val="20"/>
+          <w:lang w:eastAsia="en-GB"/>
+        </w:rPr>
+        <w:t xml:space="preserve">new </w:t>
+      </w:r>
+      <w:r>
+        <w:rPr>
+          <w:rFonts w:ascii="Courier New" w:hAnsi="Courier New" w:cs="Courier New"/>
+          <w:color w:val="BCBEC4"/>
+          <w:spacing w:val="0"/>
+          <w:sz w:val="20"/>
+          <w:szCs w:val="20"/>
+          <w:lang w:eastAsia="en-GB"/>
+        </w:rPr>
+        <w:t>Date());</w:t>
+      </w:r>
+      <w:r>
+        <w:rPr>
+          <w:rFonts w:ascii="Courier New" w:hAnsi="Courier New" w:cs="Courier New"/>
+          <w:color w:val="BCBEC4"/>
+          <w:spacing w:val="0"/>
+          <w:sz w:val="20"/>
+          <w:szCs w:val="20"/>
+          <w:lang w:eastAsia="en-GB"/>
+        </w:rPr>
+        <w:br/>
+        <w:t xml:space="preserve">                </w:t>
+      </w:r>
+      <w:proofErr w:type="spellStart"/>
+      <w:r>
+        <w:rPr>
+          <w:rFonts w:ascii="Courier New" w:hAnsi="Courier New" w:cs="Courier New"/>
+          <w:color w:val="BCBEC4"/>
+          <w:spacing w:val="0"/>
+          <w:sz w:val="20"/>
+          <w:szCs w:val="20"/>
+          <w:lang w:eastAsia="en-GB"/>
+        </w:rPr>
+        <w:t>caa.setImatriculation</w:t>
+      </w:r>
+      <w:proofErr w:type="spellEnd"/>
+      <w:r>
+        <w:rPr>
+          <w:rFonts w:ascii="Courier New" w:hAnsi="Courier New" w:cs="Courier New"/>
+          <w:color w:val="BCBEC4"/>
+          <w:spacing w:val="0"/>
+          <w:sz w:val="20"/>
+          <w:szCs w:val="20"/>
+          <w:lang w:eastAsia="en-GB"/>
+        </w:rPr>
+        <w:t>(</w:t>
+      </w:r>
+      <w:r>
+        <w:rPr>
+          <w:rFonts w:ascii="Courier New" w:hAnsi="Courier New" w:cs="Courier New"/>
+          <w:color w:val="6AAB73"/>
+          <w:spacing w:val="0"/>
+          <w:sz w:val="20"/>
+          <w:szCs w:val="20"/>
+          <w:lang w:eastAsia="en-GB"/>
+        </w:rPr>
+        <w:t xml:space="preserve">"12345-A-" </w:t>
+      </w:r>
+      <w:r>
+        <w:rPr>
+          <w:rFonts w:ascii="Courier New" w:hAnsi="Courier New" w:cs="Courier New"/>
+          <w:color w:val="BCBEC4"/>
+          <w:spacing w:val="0"/>
+          <w:sz w:val="20"/>
+          <w:szCs w:val="20"/>
+          <w:lang w:eastAsia="en-GB"/>
+        </w:rPr>
+        <w:t>+ i);</w:t>
+      </w:r>
+      <w:r>
+        <w:rPr>
+          <w:rFonts w:ascii="Courier New" w:hAnsi="Courier New" w:cs="Courier New"/>
+          <w:color w:val="BCBEC4"/>
+          <w:spacing w:val="0"/>
+          <w:sz w:val="20"/>
+          <w:szCs w:val="20"/>
+          <w:lang w:eastAsia="en-GB"/>
+        </w:rPr>
+        <w:br/>
+        <w:t xml:space="preserve">                </w:t>
+      </w:r>
+      <w:proofErr w:type="spellStart"/>
+      <w:r>
+        <w:rPr>
+          <w:rFonts w:ascii="Courier New" w:hAnsi="Courier New" w:cs="Courier New"/>
+          <w:color w:val="BCBEC4"/>
+          <w:spacing w:val="0"/>
+          <w:sz w:val="20"/>
+          <w:szCs w:val="20"/>
+          <w:lang w:eastAsia="en-GB"/>
+        </w:rPr>
+        <w:t>caa.setMarque</w:t>
+      </w:r>
+      <w:proofErr w:type="spellEnd"/>
+      <w:r>
+        <w:rPr>
+          <w:rFonts w:ascii="Courier New" w:hAnsi="Courier New" w:cs="Courier New"/>
+          <w:color w:val="BCBEC4"/>
+          <w:spacing w:val="0"/>
+          <w:sz w:val="20"/>
+          <w:szCs w:val="20"/>
+          <w:lang w:eastAsia="en-GB"/>
+        </w:rPr>
+        <w:t>(</w:t>
+      </w:r>
+      <w:r>
+        <w:rPr>
+          <w:rFonts w:ascii="Courier New" w:hAnsi="Courier New" w:cs="Courier New"/>
+          <w:color w:val="6AAB73"/>
+          <w:spacing w:val="0"/>
+          <w:sz w:val="20"/>
+          <w:szCs w:val="20"/>
+          <w:lang w:eastAsia="en-GB"/>
+        </w:rPr>
+        <w:t>"BMW"</w:t>
+      </w:r>
+      <w:r>
+        <w:rPr>
+          <w:rFonts w:ascii="Courier New" w:hAnsi="Courier New" w:cs="Courier New"/>
+          <w:color w:val="BCBEC4"/>
+          <w:spacing w:val="0"/>
+          <w:sz w:val="20"/>
+          <w:szCs w:val="20"/>
+          <w:lang w:eastAsia="en-GB"/>
+        </w:rPr>
+        <w:t>);</w:t>
+      </w:r>
+      <w:r>
+        <w:rPr>
+          <w:rFonts w:ascii="Courier New" w:hAnsi="Courier New" w:cs="Courier New"/>
+          <w:color w:val="BCBEC4"/>
+          <w:spacing w:val="0"/>
+          <w:sz w:val="20"/>
+          <w:szCs w:val="20"/>
+          <w:lang w:eastAsia="en-GB"/>
+        </w:rPr>
+        <w:br/>
+        <w:t xml:space="preserve">                </w:t>
+      </w:r>
+      <w:proofErr w:type="spellStart"/>
+      <w:r>
+        <w:rPr>
+          <w:rFonts w:ascii="Courier New" w:hAnsi="Courier New" w:cs="Courier New"/>
+          <w:color w:val="BCBEC4"/>
+          <w:spacing w:val="0"/>
+          <w:sz w:val="20"/>
+          <w:szCs w:val="20"/>
+          <w:lang w:eastAsia="en-GB"/>
+        </w:rPr>
+        <w:t>caa.setModel</w:t>
+      </w:r>
+      <w:proofErr w:type="spellEnd"/>
+      <w:r>
+        <w:rPr>
+          <w:rFonts w:ascii="Courier New" w:hAnsi="Courier New" w:cs="Courier New"/>
+          <w:color w:val="BCBEC4"/>
+          <w:spacing w:val="0"/>
+          <w:sz w:val="20"/>
+          <w:szCs w:val="20"/>
+          <w:lang w:eastAsia="en-GB"/>
+        </w:rPr>
+        <w:t>(</w:t>
+      </w:r>
+      <w:r>
+        <w:rPr>
+          <w:rFonts w:ascii="Courier New" w:hAnsi="Courier New" w:cs="Courier New"/>
+          <w:color w:val="6AAB73"/>
+          <w:spacing w:val="0"/>
+          <w:sz w:val="20"/>
+          <w:szCs w:val="20"/>
+          <w:lang w:eastAsia="en-GB"/>
+        </w:rPr>
+        <w:t xml:space="preserve">"X" </w:t>
+      </w:r>
+      <w:r>
+        <w:rPr>
+          <w:rFonts w:ascii="Courier New" w:hAnsi="Courier New" w:cs="Courier New"/>
+          <w:color w:val="BCBEC4"/>
+          <w:spacing w:val="0"/>
+          <w:sz w:val="20"/>
+          <w:szCs w:val="20"/>
+          <w:lang w:eastAsia="en-GB"/>
+        </w:rPr>
+        <w:t>+ i);</w:t>
+      </w:r>
+      <w:r>
+        <w:rPr>
+          <w:rFonts w:ascii="Courier New" w:hAnsi="Courier New" w:cs="Courier New"/>
+          <w:color w:val="BCBEC4"/>
+          <w:spacing w:val="0"/>
+          <w:sz w:val="20"/>
+          <w:szCs w:val="20"/>
+          <w:lang w:eastAsia="en-GB"/>
+        </w:rPr>
+        <w:br/>
+        <w:t xml:space="preserve">                </w:t>
+      </w:r>
+      <w:proofErr w:type="spellStart"/>
+      <w:r>
+        <w:rPr>
+          <w:rFonts w:ascii="Courier New" w:hAnsi="Courier New" w:cs="Courier New"/>
+          <w:color w:val="BCBEC4"/>
+          <w:spacing w:val="0"/>
+          <w:sz w:val="20"/>
+          <w:szCs w:val="20"/>
+          <w:lang w:eastAsia="en-GB"/>
+        </w:rPr>
+        <w:t>caa.setMontant</w:t>
+      </w:r>
+      <w:proofErr w:type="spellEnd"/>
+      <w:r>
+        <w:rPr>
+          <w:rFonts w:ascii="Courier New" w:hAnsi="Courier New" w:cs="Courier New"/>
+          <w:color w:val="BCBEC4"/>
+          <w:spacing w:val="0"/>
+          <w:sz w:val="20"/>
+          <w:szCs w:val="20"/>
+          <w:lang w:eastAsia="en-GB"/>
+        </w:rPr>
+        <w:t>(</w:t>
+      </w:r>
+      <w:r>
+        <w:rPr>
+          <w:rFonts w:ascii="Courier New" w:hAnsi="Courier New" w:cs="Courier New"/>
+          <w:color w:val="2AACB8"/>
+          <w:spacing w:val="0"/>
+          <w:sz w:val="20"/>
+          <w:szCs w:val="20"/>
+          <w:lang w:eastAsia="en-GB"/>
+        </w:rPr>
+        <w:t xml:space="preserve">20000L </w:t>
+      </w:r>
+      <w:r>
+        <w:rPr>
+          <w:rFonts w:ascii="Courier New" w:hAnsi="Courier New" w:cs="Courier New"/>
+          <w:color w:val="BCBEC4"/>
+          <w:spacing w:val="0"/>
+          <w:sz w:val="20"/>
+          <w:szCs w:val="20"/>
+          <w:lang w:eastAsia="en-GB"/>
+        </w:rPr>
+        <w:t xml:space="preserve">+ i * </w:t>
+      </w:r>
+      <w:r>
+        <w:rPr>
+          <w:rFonts w:ascii="Courier New" w:hAnsi="Courier New" w:cs="Courier New"/>
+          <w:color w:val="2AACB8"/>
+          <w:spacing w:val="0"/>
+          <w:sz w:val="20"/>
+          <w:szCs w:val="20"/>
+          <w:lang w:eastAsia="en-GB"/>
+        </w:rPr>
+        <w:t>1000</w:t>
+      </w:r>
+      <w:r>
+        <w:rPr>
+          <w:rFonts w:ascii="Courier New" w:hAnsi="Courier New" w:cs="Courier New"/>
+          <w:color w:val="BCBEC4"/>
+          <w:spacing w:val="0"/>
+          <w:sz w:val="20"/>
+          <w:szCs w:val="20"/>
+          <w:lang w:eastAsia="en-GB"/>
+        </w:rPr>
+        <w:t>);</w:t>
+      </w:r>
+      <w:r>
+        <w:rPr>
+          <w:rFonts w:ascii="Courier New" w:hAnsi="Courier New" w:cs="Courier New"/>
+          <w:color w:val="BCBEC4"/>
+          <w:spacing w:val="0"/>
+          <w:sz w:val="20"/>
+          <w:szCs w:val="20"/>
+          <w:lang w:eastAsia="en-GB"/>
+        </w:rPr>
+        <w:br/>
+        <w:t xml:space="preserve">                </w:t>
+      </w:r>
+      <w:proofErr w:type="spellStart"/>
+      <w:r>
+        <w:rPr>
+          <w:rFonts w:ascii="Courier New" w:hAnsi="Courier New" w:cs="Courier New"/>
+          <w:color w:val="BCBEC4"/>
+          <w:spacing w:val="0"/>
+          <w:sz w:val="20"/>
+          <w:szCs w:val="20"/>
+          <w:lang w:eastAsia="en-GB"/>
+        </w:rPr>
+        <w:t>caa.setStatus</w:t>
+      </w:r>
+      <w:proofErr w:type="spellEnd"/>
+      <w:r>
+        <w:rPr>
+          <w:rFonts w:ascii="Courier New" w:hAnsi="Courier New" w:cs="Courier New"/>
+          <w:color w:val="BCBEC4"/>
+          <w:spacing w:val="0"/>
+          <w:sz w:val="20"/>
+          <w:szCs w:val="20"/>
+          <w:lang w:eastAsia="en-GB"/>
+        </w:rPr>
+        <w:t>(</w:t>
+      </w:r>
+      <w:proofErr w:type="spellStart"/>
+      <w:r>
+        <w:rPr>
+          <w:rFonts w:ascii="Courier New" w:hAnsi="Courier New" w:cs="Courier New"/>
+          <w:color w:val="BCBEC4"/>
+          <w:spacing w:val="0"/>
+          <w:sz w:val="20"/>
+          <w:szCs w:val="20"/>
+          <w:lang w:eastAsia="en-GB"/>
+        </w:rPr>
+        <w:t>AssuranceStatus.</w:t>
+      </w:r>
+      <w:r>
+        <w:rPr>
+          <w:rFonts w:ascii="Courier New" w:hAnsi="Courier New" w:cs="Courier New"/>
+          <w:i/>
+          <w:iCs/>
+          <w:color w:val="C77DBB"/>
+          <w:spacing w:val="0"/>
+          <w:sz w:val="20"/>
+          <w:szCs w:val="20"/>
+          <w:lang w:eastAsia="en-GB"/>
+        </w:rPr>
+        <w:t>ENCOURS</w:t>
+      </w:r>
+      <w:proofErr w:type="spellEnd"/>
+      <w:r>
+        <w:rPr>
+          <w:rFonts w:ascii="Courier New" w:hAnsi="Courier New" w:cs="Courier New"/>
+          <w:color w:val="BCBEC4"/>
+          <w:spacing w:val="0"/>
+          <w:sz w:val="20"/>
+          <w:szCs w:val="20"/>
+          <w:lang w:eastAsia="en-GB"/>
+        </w:rPr>
+        <w:t>);</w:t>
+      </w:r>
+      <w:r>
+        <w:rPr>
+          <w:rFonts w:ascii="Courier New" w:hAnsi="Courier New" w:cs="Courier New"/>
+          <w:color w:val="BCBEC4"/>
+          <w:spacing w:val="0"/>
+          <w:sz w:val="20"/>
+          <w:szCs w:val="20"/>
+          <w:lang w:eastAsia="en-GB"/>
+        </w:rPr>
+        <w:br/>
+        <w:t xml:space="preserve">                </w:t>
+      </w:r>
+      <w:proofErr w:type="spellStart"/>
+      <w:r>
+        <w:rPr>
+          <w:rFonts w:ascii="Courier New" w:hAnsi="Courier New" w:cs="Courier New"/>
+          <w:color w:val="BCBEC4"/>
+          <w:spacing w:val="0"/>
+          <w:sz w:val="20"/>
+          <w:szCs w:val="20"/>
+          <w:lang w:eastAsia="en-GB"/>
+        </w:rPr>
+        <w:t>caa.setClient</w:t>
+      </w:r>
+      <w:proofErr w:type="spellEnd"/>
+      <w:r>
+        <w:rPr>
+          <w:rFonts w:ascii="Courier New" w:hAnsi="Courier New" w:cs="Courier New"/>
+          <w:color w:val="BCBEC4"/>
+          <w:spacing w:val="0"/>
+          <w:sz w:val="20"/>
+          <w:szCs w:val="20"/>
+          <w:lang w:eastAsia="en-GB"/>
+        </w:rPr>
+        <w:t>(client);</w:t>
+      </w:r>
+      <w:r>
+        <w:rPr>
+          <w:rFonts w:ascii="Courier New" w:hAnsi="Courier New" w:cs="Courier New"/>
+          <w:color w:val="BCBEC4"/>
+          <w:spacing w:val="0"/>
+          <w:sz w:val="20"/>
+          <w:szCs w:val="20"/>
+          <w:lang w:eastAsia="en-GB"/>
+        </w:rPr>
+        <w:br/>
+      </w:r>
+      <w:r>
+        <w:rPr>
+          <w:rFonts w:ascii="Courier New" w:hAnsi="Courier New" w:cs="Courier New"/>
+          <w:color w:val="BCBEC4"/>
+          <w:spacing w:val="0"/>
+          <w:sz w:val="20"/>
+          <w:szCs w:val="20"/>
+          <w:lang w:eastAsia="en-GB"/>
+        </w:rPr>
+        <w:br/>
+        <w:t xml:space="preserve">                </w:t>
+      </w:r>
+      <w:proofErr w:type="spellStart"/>
+      <w:r>
+        <w:rPr>
+          <w:rFonts w:ascii="Courier New" w:hAnsi="Courier New" w:cs="Courier New"/>
+          <w:color w:val="C77DBB"/>
+          <w:spacing w:val="0"/>
+          <w:sz w:val="20"/>
+          <w:szCs w:val="20"/>
+          <w:lang w:eastAsia="en-GB"/>
+        </w:rPr>
+        <w:t>contratAssuranceRepository</w:t>
+      </w:r>
+      <w:r>
+        <w:rPr>
+          <w:rFonts w:ascii="Courier New" w:hAnsi="Courier New" w:cs="Courier New"/>
+          <w:color w:val="BCBEC4"/>
+          <w:spacing w:val="0"/>
+          <w:sz w:val="20"/>
+          <w:szCs w:val="20"/>
+          <w:lang w:eastAsia="en-GB"/>
+        </w:rPr>
+        <w:t>.save</w:t>
+      </w:r>
+      <w:proofErr w:type="spellEnd"/>
+      <w:r>
+        <w:rPr>
+          <w:rFonts w:ascii="Courier New" w:hAnsi="Courier New" w:cs="Courier New"/>
+          <w:color w:val="BCBEC4"/>
+          <w:spacing w:val="0"/>
+          <w:sz w:val="20"/>
+          <w:szCs w:val="20"/>
+          <w:lang w:eastAsia="en-GB"/>
+        </w:rPr>
+        <w:t>(</w:t>
+      </w:r>
+      <w:proofErr w:type="spellStart"/>
+      <w:r>
+        <w:rPr>
+          <w:rFonts w:ascii="Courier New" w:hAnsi="Courier New" w:cs="Courier New"/>
+          <w:color w:val="BCBEC4"/>
+          <w:spacing w:val="0"/>
+          <w:sz w:val="20"/>
+          <w:szCs w:val="20"/>
+          <w:lang w:eastAsia="en-GB"/>
+        </w:rPr>
+        <w:t>caa</w:t>
+      </w:r>
+      <w:proofErr w:type="spellEnd"/>
+      <w:r>
+        <w:rPr>
+          <w:rFonts w:ascii="Courier New" w:hAnsi="Courier New" w:cs="Courier New"/>
+          <w:color w:val="BCBEC4"/>
+          <w:spacing w:val="0"/>
+          <w:sz w:val="20"/>
+          <w:szCs w:val="20"/>
+          <w:lang w:eastAsia="en-GB"/>
+        </w:rPr>
+        <w:t>);</w:t>
+      </w:r>
+      <w:r>
+        <w:rPr>
+          <w:rFonts w:ascii="Courier New" w:hAnsi="Courier New" w:cs="Courier New"/>
+          <w:color w:val="BCBEC4"/>
+          <w:spacing w:val="0"/>
+          <w:sz w:val="20"/>
+          <w:szCs w:val="20"/>
+          <w:lang w:eastAsia="en-GB"/>
+        </w:rPr>
+        <w:br/>
+        <w:t xml:space="preserve">            }</w:t>
+      </w:r>
+      <w:r>
+        <w:rPr>
+          <w:rFonts w:ascii="Courier New" w:hAnsi="Courier New" w:cs="Courier New"/>
+          <w:color w:val="BCBEC4"/>
+          <w:spacing w:val="0"/>
+          <w:sz w:val="20"/>
+          <w:szCs w:val="20"/>
+          <w:lang w:eastAsia="en-GB"/>
+        </w:rPr>
+        <w:br/>
+      </w:r>
+      <w:r>
+        <w:rPr>
+          <w:rFonts w:ascii="Courier New" w:hAnsi="Courier New" w:cs="Courier New"/>
+          <w:color w:val="BCBEC4"/>
+          <w:spacing w:val="0"/>
+          <w:sz w:val="20"/>
+          <w:szCs w:val="20"/>
+          <w:lang w:eastAsia="en-GB"/>
+        </w:rPr>
+        <w:br/>
+        <w:t xml:space="preserve">            </w:t>
+      </w:r>
+      <w:r>
+        <w:rPr>
+          <w:rFonts w:ascii="Courier New" w:hAnsi="Courier New" w:cs="Courier New"/>
+          <w:color w:val="7A7E85"/>
+          <w:spacing w:val="0"/>
+          <w:sz w:val="20"/>
+          <w:szCs w:val="20"/>
+          <w:lang w:eastAsia="en-GB"/>
+        </w:rPr>
+        <w:t>// Contrat Assurance Santé</w:t>
+      </w:r>
+      <w:r>
+        <w:rPr>
+          <w:rFonts w:ascii="Courier New" w:hAnsi="Courier New" w:cs="Courier New"/>
+          <w:color w:val="7A7E85"/>
+          <w:spacing w:val="0"/>
+          <w:sz w:val="20"/>
+          <w:szCs w:val="20"/>
+          <w:lang w:eastAsia="en-GB"/>
+        </w:rPr>
+        <w:br/>
+        <w:t xml:space="preserve">            </w:t>
+      </w:r>
+      <w:r>
+        <w:rPr>
+          <w:rFonts w:ascii="Courier New" w:hAnsi="Courier New" w:cs="Courier New"/>
+          <w:color w:val="CF8E6D"/>
+          <w:spacing w:val="0"/>
+          <w:sz w:val="20"/>
+          <w:szCs w:val="20"/>
+          <w:lang w:eastAsia="en-GB"/>
+        </w:rPr>
+        <w:t xml:space="preserve">for </w:t>
+      </w:r>
+      <w:r>
+        <w:rPr>
+          <w:rFonts w:ascii="Courier New" w:hAnsi="Courier New" w:cs="Courier New"/>
+          <w:color w:val="BCBEC4"/>
+          <w:spacing w:val="0"/>
+          <w:sz w:val="20"/>
+          <w:szCs w:val="20"/>
+          <w:lang w:eastAsia="en-GB"/>
+        </w:rPr>
+        <w:t>(</w:t>
+      </w:r>
+      <w:proofErr w:type="spellStart"/>
+      <w:r>
+        <w:rPr>
+          <w:rFonts w:ascii="Courier New" w:hAnsi="Courier New" w:cs="Courier New"/>
+          <w:color w:val="CF8E6D"/>
+          <w:spacing w:val="0"/>
+          <w:sz w:val="20"/>
+          <w:szCs w:val="20"/>
+          <w:lang w:eastAsia="en-GB"/>
+        </w:rPr>
+        <w:t>int</w:t>
+      </w:r>
+      <w:proofErr w:type="spellEnd"/>
+      <w:r>
+        <w:rPr>
+          <w:rFonts w:ascii="Courier New" w:hAnsi="Courier New" w:cs="Courier New"/>
+          <w:color w:val="CF8E6D"/>
+          <w:spacing w:val="0"/>
+          <w:sz w:val="20"/>
+          <w:szCs w:val="20"/>
+          <w:lang w:eastAsia="en-GB"/>
+        </w:rPr>
+        <w:t xml:space="preserve"> </w:t>
+      </w:r>
+      <w:r>
+        <w:rPr>
+          <w:rFonts w:ascii="Courier New" w:hAnsi="Courier New" w:cs="Courier New"/>
+          <w:color w:val="BCBEC4"/>
+          <w:spacing w:val="0"/>
+          <w:sz w:val="20"/>
+          <w:szCs w:val="20"/>
+          <w:lang w:eastAsia="en-GB"/>
+        </w:rPr>
+        <w:t xml:space="preserve">i = </w:t>
+      </w:r>
+      <w:r>
+        <w:rPr>
+          <w:rFonts w:ascii="Courier New" w:hAnsi="Courier New" w:cs="Courier New"/>
+          <w:color w:val="2AACB8"/>
+          <w:spacing w:val="0"/>
+          <w:sz w:val="20"/>
+          <w:szCs w:val="20"/>
+          <w:lang w:eastAsia="en-GB"/>
+        </w:rPr>
+        <w:t>0</w:t>
+      </w:r>
+      <w:r>
+        <w:rPr>
+          <w:rFonts w:ascii="Courier New" w:hAnsi="Courier New" w:cs="Courier New"/>
+          <w:color w:val="BCBEC4"/>
+          <w:spacing w:val="0"/>
+          <w:sz w:val="20"/>
+          <w:szCs w:val="20"/>
+          <w:lang w:eastAsia="en-GB"/>
+        </w:rPr>
+        <w:t xml:space="preserve">; i &lt; </w:t>
+      </w:r>
+      <w:r>
+        <w:rPr>
+          <w:rFonts w:ascii="Courier New" w:hAnsi="Courier New" w:cs="Courier New"/>
+          <w:color w:val="2AACB8"/>
+          <w:spacing w:val="0"/>
+          <w:sz w:val="20"/>
+          <w:szCs w:val="20"/>
+          <w:lang w:eastAsia="en-GB"/>
+        </w:rPr>
+        <w:t>3</w:t>
+      </w:r>
+      <w:r>
+        <w:rPr>
+          <w:rFonts w:ascii="Courier New" w:hAnsi="Courier New" w:cs="Courier New"/>
+          <w:color w:val="BCBEC4"/>
+          <w:spacing w:val="0"/>
+          <w:sz w:val="20"/>
+          <w:szCs w:val="20"/>
+          <w:lang w:eastAsia="en-GB"/>
+        </w:rPr>
+        <w:t>; i++) {</w:t>
+      </w:r>
+      <w:r>
+        <w:rPr>
+          <w:rFonts w:ascii="Courier New" w:hAnsi="Courier New" w:cs="Courier New"/>
+          <w:color w:val="BCBEC4"/>
+          <w:spacing w:val="0"/>
+          <w:sz w:val="20"/>
+          <w:szCs w:val="20"/>
+          <w:lang w:eastAsia="en-GB"/>
+        </w:rPr>
+        <w:br/>
+      </w:r>
+      <w:r>
+        <w:rPr>
+          <w:rFonts w:ascii="Courier New" w:hAnsi="Courier New" w:cs="Courier New"/>
+          <w:color w:val="BCBEC4"/>
+          <w:spacing w:val="0"/>
+          <w:sz w:val="20"/>
+          <w:szCs w:val="20"/>
+          <w:lang w:eastAsia="en-GB"/>
+        </w:rPr>
+        <w:br/>
+        <w:t xml:space="preserve">                </w:t>
+      </w:r>
+      <w:proofErr w:type="spellStart"/>
+      <w:r>
+        <w:rPr>
+          <w:rFonts w:ascii="Courier New" w:hAnsi="Courier New" w:cs="Courier New"/>
+          <w:color w:val="BCBEC4"/>
+          <w:spacing w:val="0"/>
+          <w:sz w:val="20"/>
+          <w:szCs w:val="20"/>
+          <w:lang w:eastAsia="en-GB"/>
+        </w:rPr>
+        <w:t>ContratAssuranceSanté</w:t>
+      </w:r>
+      <w:proofErr w:type="spellEnd"/>
+      <w:r>
+        <w:rPr>
+          <w:rFonts w:ascii="Courier New" w:hAnsi="Courier New" w:cs="Courier New"/>
+          <w:color w:val="BCBEC4"/>
+          <w:spacing w:val="0"/>
+          <w:sz w:val="20"/>
+          <w:szCs w:val="20"/>
+          <w:lang w:eastAsia="en-GB"/>
+        </w:rPr>
+        <w:t xml:space="preserve"> cas =</w:t>
+      </w:r>
+      <w:r>
+        <w:rPr>
+          <w:rFonts w:ascii="Courier New" w:hAnsi="Courier New" w:cs="Courier New"/>
+          <w:color w:val="BCBEC4"/>
+          <w:spacing w:val="0"/>
+          <w:sz w:val="20"/>
+          <w:szCs w:val="20"/>
+          <w:lang w:eastAsia="en-GB"/>
+        </w:rPr>
+        <w:br/>
+        <w:t xml:space="preserve">                        </w:t>
+      </w:r>
+      <w:r>
+        <w:rPr>
+          <w:rFonts w:ascii="Courier New" w:hAnsi="Courier New" w:cs="Courier New"/>
+          <w:color w:val="CF8E6D"/>
+          <w:spacing w:val="0"/>
+          <w:sz w:val="20"/>
+          <w:szCs w:val="20"/>
+          <w:lang w:eastAsia="en-GB"/>
+        </w:rPr>
+        <w:t xml:space="preserve">new </w:t>
+      </w:r>
+      <w:proofErr w:type="spellStart"/>
+      <w:r>
+        <w:rPr>
+          <w:rFonts w:ascii="Courier New" w:hAnsi="Courier New" w:cs="Courier New"/>
+          <w:color w:val="BCBEC4"/>
+          <w:spacing w:val="0"/>
+          <w:sz w:val="20"/>
+          <w:szCs w:val="20"/>
+          <w:lang w:eastAsia="en-GB"/>
+        </w:rPr>
+        <w:t>ContratAssuranceSanté</w:t>
+      </w:r>
+      <w:proofErr w:type="spellEnd"/>
+      <w:r>
+        <w:rPr>
+          <w:rFonts w:ascii="Courier New" w:hAnsi="Courier New" w:cs="Courier New"/>
+          <w:color w:val="BCBEC4"/>
+          <w:spacing w:val="0"/>
+          <w:sz w:val="20"/>
+          <w:szCs w:val="20"/>
+          <w:lang w:eastAsia="en-GB"/>
+        </w:rPr>
+        <w:t>();</w:t>
+      </w:r>
+      <w:r>
+        <w:rPr>
+          <w:rFonts w:ascii="Courier New" w:hAnsi="Courier New" w:cs="Courier New"/>
+          <w:color w:val="BCBEC4"/>
+          <w:spacing w:val="0"/>
+          <w:sz w:val="20"/>
+          <w:szCs w:val="20"/>
+          <w:lang w:eastAsia="en-GB"/>
+        </w:rPr>
+        <w:br/>
+      </w:r>
+      <w:r>
+        <w:rPr>
+          <w:rFonts w:ascii="Courier New" w:hAnsi="Courier New" w:cs="Courier New"/>
+          <w:color w:val="BCBEC4"/>
+          <w:spacing w:val="0"/>
+          <w:sz w:val="20"/>
+          <w:szCs w:val="20"/>
+          <w:lang w:eastAsia="en-GB"/>
+        </w:rPr>
+        <w:br/>
+        <w:t xml:space="preserve">                </w:t>
+      </w:r>
+      <w:proofErr w:type="spellStart"/>
+      <w:r>
+        <w:rPr>
+          <w:rFonts w:ascii="Courier New" w:hAnsi="Courier New" w:cs="Courier New"/>
+          <w:color w:val="BCBEC4"/>
+          <w:spacing w:val="0"/>
+          <w:sz w:val="20"/>
+          <w:szCs w:val="20"/>
+          <w:lang w:eastAsia="en-GB"/>
+        </w:rPr>
+        <w:t>cas.setDateSouscription</w:t>
+      </w:r>
+      <w:proofErr w:type="spellEnd"/>
+      <w:r>
+        <w:rPr>
+          <w:rFonts w:ascii="Courier New" w:hAnsi="Courier New" w:cs="Courier New"/>
+          <w:color w:val="BCBEC4"/>
+          <w:spacing w:val="0"/>
+          <w:sz w:val="20"/>
+          <w:szCs w:val="20"/>
+          <w:lang w:eastAsia="en-GB"/>
+        </w:rPr>
+        <w:t>(</w:t>
+      </w:r>
+      <w:r>
+        <w:rPr>
+          <w:rFonts w:ascii="Courier New" w:hAnsi="Courier New" w:cs="Courier New"/>
+          <w:color w:val="CF8E6D"/>
+          <w:spacing w:val="0"/>
+          <w:sz w:val="20"/>
+          <w:szCs w:val="20"/>
+          <w:lang w:eastAsia="en-GB"/>
+        </w:rPr>
+        <w:t xml:space="preserve">new </w:t>
+      </w:r>
+      <w:r>
+        <w:rPr>
+          <w:rFonts w:ascii="Courier New" w:hAnsi="Courier New" w:cs="Courier New"/>
+          <w:color w:val="BCBEC4"/>
+          <w:spacing w:val="0"/>
+          <w:sz w:val="20"/>
+          <w:szCs w:val="20"/>
+          <w:lang w:eastAsia="en-GB"/>
+        </w:rPr>
+        <w:t>Date());</w:t>
+      </w:r>
+      <w:r>
+        <w:rPr>
+          <w:rFonts w:ascii="Courier New" w:hAnsi="Courier New" w:cs="Courier New"/>
+          <w:color w:val="BCBEC4"/>
+          <w:spacing w:val="0"/>
+          <w:sz w:val="20"/>
+          <w:szCs w:val="20"/>
+          <w:lang w:eastAsia="en-GB"/>
+        </w:rPr>
+        <w:br/>
+        <w:t xml:space="preserve">                </w:t>
+      </w:r>
+      <w:proofErr w:type="spellStart"/>
+      <w:r>
+        <w:rPr>
+          <w:rFonts w:ascii="Courier New" w:hAnsi="Courier New" w:cs="Courier New"/>
+          <w:color w:val="BCBEC4"/>
+          <w:spacing w:val="0"/>
+          <w:sz w:val="20"/>
+          <w:szCs w:val="20"/>
+          <w:lang w:eastAsia="en-GB"/>
+        </w:rPr>
+        <w:t>cas.setDateValidation</w:t>
+      </w:r>
+      <w:proofErr w:type="spellEnd"/>
+      <w:r>
+        <w:rPr>
+          <w:rFonts w:ascii="Courier New" w:hAnsi="Courier New" w:cs="Courier New"/>
+          <w:color w:val="BCBEC4"/>
+          <w:spacing w:val="0"/>
+          <w:sz w:val="20"/>
+          <w:szCs w:val="20"/>
+          <w:lang w:eastAsia="en-GB"/>
+        </w:rPr>
+        <w:t>(</w:t>
+      </w:r>
+      <w:r>
+        <w:rPr>
+          <w:rFonts w:ascii="Courier New" w:hAnsi="Courier New" w:cs="Courier New"/>
+          <w:color w:val="CF8E6D"/>
+          <w:spacing w:val="0"/>
+          <w:sz w:val="20"/>
+          <w:szCs w:val="20"/>
+          <w:lang w:eastAsia="en-GB"/>
+        </w:rPr>
+        <w:t xml:space="preserve">new </w:t>
+      </w:r>
+      <w:r>
+        <w:rPr>
+          <w:rFonts w:ascii="Courier New" w:hAnsi="Courier New" w:cs="Courier New"/>
+          <w:color w:val="BCBEC4"/>
+          <w:spacing w:val="0"/>
+          <w:sz w:val="20"/>
+          <w:szCs w:val="20"/>
+          <w:lang w:eastAsia="en-GB"/>
+        </w:rPr>
+        <w:t>Date());</w:t>
+      </w:r>
+      <w:r>
+        <w:rPr>
+          <w:rFonts w:ascii="Courier New" w:hAnsi="Courier New" w:cs="Courier New"/>
+          <w:color w:val="BCBEC4"/>
+          <w:spacing w:val="0"/>
+          <w:sz w:val="20"/>
+          <w:szCs w:val="20"/>
+          <w:lang w:eastAsia="en-GB"/>
+        </w:rPr>
+        <w:br/>
+        <w:t xml:space="preserve">                </w:t>
+      </w:r>
+      <w:proofErr w:type="spellStart"/>
+      <w:r>
+        <w:rPr>
+          <w:rFonts w:ascii="Courier New" w:hAnsi="Courier New" w:cs="Courier New"/>
+          <w:color w:val="BCBEC4"/>
+          <w:spacing w:val="0"/>
+          <w:sz w:val="20"/>
+          <w:szCs w:val="20"/>
+          <w:lang w:eastAsia="en-GB"/>
+        </w:rPr>
+        <w:t>cas.setNombrePersonne</w:t>
+      </w:r>
+      <w:proofErr w:type="spellEnd"/>
+      <w:r>
+        <w:rPr>
+          <w:rFonts w:ascii="Courier New" w:hAnsi="Courier New" w:cs="Courier New"/>
+          <w:color w:val="BCBEC4"/>
+          <w:spacing w:val="0"/>
+          <w:sz w:val="20"/>
+          <w:szCs w:val="20"/>
+          <w:lang w:eastAsia="en-GB"/>
+        </w:rPr>
+        <w:t>(</w:t>
+      </w:r>
+      <w:r>
+        <w:rPr>
+          <w:rFonts w:ascii="Courier New" w:hAnsi="Courier New" w:cs="Courier New"/>
+          <w:color w:val="2AACB8"/>
+          <w:spacing w:val="0"/>
+          <w:sz w:val="20"/>
+          <w:szCs w:val="20"/>
+          <w:lang w:eastAsia="en-GB"/>
+        </w:rPr>
+        <w:t xml:space="preserve">2 </w:t>
+      </w:r>
+      <w:r>
+        <w:rPr>
+          <w:rFonts w:ascii="Courier New" w:hAnsi="Courier New" w:cs="Courier New"/>
+          <w:color w:val="BCBEC4"/>
+          <w:spacing w:val="0"/>
+          <w:sz w:val="20"/>
+          <w:szCs w:val="20"/>
+          <w:lang w:eastAsia="en-GB"/>
+        </w:rPr>
+        <w:t>+ i);</w:t>
+      </w:r>
+      <w:r>
+        <w:rPr>
+          <w:rFonts w:ascii="Courier New" w:hAnsi="Courier New" w:cs="Courier New"/>
+          <w:color w:val="BCBEC4"/>
+          <w:spacing w:val="0"/>
+          <w:sz w:val="20"/>
+          <w:szCs w:val="20"/>
+          <w:lang w:eastAsia="en-GB"/>
+        </w:rPr>
+        <w:br/>
+        <w:t xml:space="preserve">                </w:t>
+      </w:r>
+      <w:proofErr w:type="spellStart"/>
+      <w:r>
+        <w:rPr>
+          <w:rFonts w:ascii="Courier New" w:hAnsi="Courier New" w:cs="Courier New"/>
+          <w:color w:val="BCBEC4"/>
+          <w:spacing w:val="0"/>
+          <w:sz w:val="20"/>
+          <w:szCs w:val="20"/>
+          <w:lang w:eastAsia="en-GB"/>
+        </w:rPr>
+        <w:t>cas.setNiveau</w:t>
+      </w:r>
+      <w:proofErr w:type="spellEnd"/>
+      <w:r>
+        <w:rPr>
+          <w:rFonts w:ascii="Courier New" w:hAnsi="Courier New" w:cs="Courier New"/>
+          <w:color w:val="BCBEC4"/>
+          <w:spacing w:val="0"/>
+          <w:sz w:val="20"/>
+          <w:szCs w:val="20"/>
+          <w:lang w:eastAsia="en-GB"/>
+        </w:rPr>
+        <w:t>(</w:t>
+      </w:r>
+      <w:proofErr w:type="spellStart"/>
+      <w:r>
+        <w:rPr>
+          <w:rFonts w:ascii="Courier New" w:hAnsi="Courier New" w:cs="Courier New"/>
+          <w:color w:val="BCBEC4"/>
+          <w:spacing w:val="0"/>
+          <w:sz w:val="20"/>
+          <w:szCs w:val="20"/>
+          <w:lang w:eastAsia="en-GB"/>
+        </w:rPr>
+        <w:t>NiveauSanté.</w:t>
+      </w:r>
+      <w:r>
+        <w:rPr>
+          <w:rFonts w:ascii="Courier New" w:hAnsi="Courier New" w:cs="Courier New"/>
+          <w:i/>
+          <w:iCs/>
+          <w:color w:val="C77DBB"/>
+          <w:spacing w:val="0"/>
+          <w:sz w:val="20"/>
+          <w:szCs w:val="20"/>
+          <w:lang w:eastAsia="en-GB"/>
+        </w:rPr>
+        <w:t>PREMIUM</w:t>
+      </w:r>
+      <w:proofErr w:type="spellEnd"/>
+      <w:r>
+        <w:rPr>
+          <w:rFonts w:ascii="Courier New" w:hAnsi="Courier New" w:cs="Courier New"/>
+          <w:color w:val="BCBEC4"/>
+          <w:spacing w:val="0"/>
+          <w:sz w:val="20"/>
+          <w:szCs w:val="20"/>
+          <w:lang w:eastAsia="en-GB"/>
+        </w:rPr>
+        <w:t>);</w:t>
+      </w:r>
+      <w:r>
+        <w:rPr>
+          <w:rFonts w:ascii="Courier New" w:hAnsi="Courier New" w:cs="Courier New"/>
+          <w:color w:val="BCBEC4"/>
+          <w:spacing w:val="0"/>
+          <w:sz w:val="20"/>
+          <w:szCs w:val="20"/>
+          <w:lang w:eastAsia="en-GB"/>
+        </w:rPr>
+        <w:br/>
+        <w:t xml:space="preserve">                </w:t>
+      </w:r>
+      <w:proofErr w:type="spellStart"/>
+      <w:r>
+        <w:rPr>
+          <w:rFonts w:ascii="Courier New" w:hAnsi="Courier New" w:cs="Courier New"/>
+          <w:color w:val="BCBEC4"/>
+          <w:spacing w:val="0"/>
+          <w:sz w:val="20"/>
+          <w:szCs w:val="20"/>
+          <w:lang w:eastAsia="en-GB"/>
+        </w:rPr>
+        <w:t>cas.setMontant</w:t>
+      </w:r>
+      <w:proofErr w:type="spellEnd"/>
+      <w:r>
+        <w:rPr>
+          <w:rFonts w:ascii="Courier New" w:hAnsi="Courier New" w:cs="Courier New"/>
+          <w:color w:val="BCBEC4"/>
+          <w:spacing w:val="0"/>
+          <w:sz w:val="20"/>
+          <w:szCs w:val="20"/>
+          <w:lang w:eastAsia="en-GB"/>
+        </w:rPr>
+        <w:t>(</w:t>
+      </w:r>
+      <w:r>
+        <w:rPr>
+          <w:rFonts w:ascii="Courier New" w:hAnsi="Courier New" w:cs="Courier New"/>
+          <w:color w:val="2AACB8"/>
+          <w:spacing w:val="0"/>
+          <w:sz w:val="20"/>
+          <w:szCs w:val="20"/>
+          <w:lang w:eastAsia="en-GB"/>
+        </w:rPr>
+        <w:t xml:space="preserve">15000L </w:t>
+      </w:r>
+      <w:r>
+        <w:rPr>
+          <w:rFonts w:ascii="Courier New" w:hAnsi="Courier New" w:cs="Courier New"/>
+          <w:color w:val="BCBEC4"/>
+          <w:spacing w:val="0"/>
+          <w:sz w:val="20"/>
+          <w:szCs w:val="20"/>
+          <w:lang w:eastAsia="en-GB"/>
+        </w:rPr>
+        <w:t xml:space="preserve">+ i * </w:t>
+      </w:r>
+      <w:r>
+        <w:rPr>
+          <w:rFonts w:ascii="Courier New" w:hAnsi="Courier New" w:cs="Courier New"/>
+          <w:color w:val="2AACB8"/>
+          <w:spacing w:val="0"/>
+          <w:sz w:val="20"/>
+          <w:szCs w:val="20"/>
+          <w:lang w:eastAsia="en-GB"/>
+        </w:rPr>
+        <w:t>1000</w:t>
+      </w:r>
+      <w:r>
+        <w:rPr>
+          <w:rFonts w:ascii="Courier New" w:hAnsi="Courier New" w:cs="Courier New"/>
+          <w:color w:val="BCBEC4"/>
+          <w:spacing w:val="0"/>
+          <w:sz w:val="20"/>
+          <w:szCs w:val="20"/>
+          <w:lang w:eastAsia="en-GB"/>
+        </w:rPr>
+        <w:t>);</w:t>
+      </w:r>
+      <w:r>
+        <w:rPr>
+          <w:rFonts w:ascii="Courier New" w:hAnsi="Courier New" w:cs="Courier New"/>
+          <w:color w:val="BCBEC4"/>
+          <w:spacing w:val="0"/>
+          <w:sz w:val="20"/>
+          <w:szCs w:val="20"/>
+          <w:lang w:eastAsia="en-GB"/>
+        </w:rPr>
+        <w:br/>
+        <w:t xml:space="preserve">                </w:t>
+      </w:r>
+      <w:proofErr w:type="spellStart"/>
+      <w:r>
+        <w:rPr>
+          <w:rFonts w:ascii="Courier New" w:hAnsi="Courier New" w:cs="Courier New"/>
+          <w:color w:val="BCBEC4"/>
+          <w:spacing w:val="0"/>
+          <w:sz w:val="20"/>
+          <w:szCs w:val="20"/>
+          <w:lang w:eastAsia="en-GB"/>
+        </w:rPr>
+        <w:t>cas.setStatus</w:t>
+      </w:r>
+      <w:proofErr w:type="spellEnd"/>
+      <w:r>
+        <w:rPr>
+          <w:rFonts w:ascii="Courier New" w:hAnsi="Courier New" w:cs="Courier New"/>
+          <w:color w:val="BCBEC4"/>
+          <w:spacing w:val="0"/>
+          <w:sz w:val="20"/>
+          <w:szCs w:val="20"/>
+          <w:lang w:eastAsia="en-GB"/>
+        </w:rPr>
+        <w:t>(</w:t>
+      </w:r>
+      <w:proofErr w:type="spellStart"/>
+      <w:r>
+        <w:rPr>
+          <w:rFonts w:ascii="Courier New" w:hAnsi="Courier New" w:cs="Courier New"/>
+          <w:color w:val="BCBEC4"/>
+          <w:spacing w:val="0"/>
+          <w:sz w:val="20"/>
+          <w:szCs w:val="20"/>
+          <w:lang w:eastAsia="en-GB"/>
+        </w:rPr>
+        <w:t>AssuranceStatus.</w:t>
+      </w:r>
+      <w:r>
+        <w:rPr>
+          <w:rFonts w:ascii="Courier New" w:hAnsi="Courier New" w:cs="Courier New"/>
+          <w:i/>
+          <w:iCs/>
+          <w:color w:val="C77DBB"/>
+          <w:spacing w:val="0"/>
+          <w:sz w:val="20"/>
+          <w:szCs w:val="20"/>
+          <w:lang w:eastAsia="en-GB"/>
+        </w:rPr>
+        <w:t>ENCOURS</w:t>
+      </w:r>
+      <w:proofErr w:type="spellEnd"/>
+      <w:r>
+        <w:rPr>
+          <w:rFonts w:ascii="Courier New" w:hAnsi="Courier New" w:cs="Courier New"/>
+          <w:color w:val="BCBEC4"/>
+          <w:spacing w:val="0"/>
+          <w:sz w:val="20"/>
+          <w:szCs w:val="20"/>
+          <w:lang w:eastAsia="en-GB"/>
+        </w:rPr>
+        <w:t>);</w:t>
+      </w:r>
+      <w:r>
+        <w:rPr>
+          <w:rFonts w:ascii="Courier New" w:hAnsi="Courier New" w:cs="Courier New"/>
+          <w:color w:val="BCBEC4"/>
+          <w:spacing w:val="0"/>
+          <w:sz w:val="20"/>
+          <w:szCs w:val="20"/>
+          <w:lang w:eastAsia="en-GB"/>
+        </w:rPr>
+        <w:br/>
+        <w:t xml:space="preserve">                </w:t>
+      </w:r>
+      <w:proofErr w:type="spellStart"/>
+      <w:r>
+        <w:rPr>
+          <w:rFonts w:ascii="Courier New" w:hAnsi="Courier New" w:cs="Courier New"/>
+          <w:color w:val="BCBEC4"/>
+          <w:spacing w:val="0"/>
+          <w:sz w:val="20"/>
+          <w:szCs w:val="20"/>
+          <w:lang w:eastAsia="en-GB"/>
+        </w:rPr>
+        <w:t>cas.setClient</w:t>
+      </w:r>
+      <w:proofErr w:type="spellEnd"/>
+      <w:r>
+        <w:rPr>
+          <w:rFonts w:ascii="Courier New" w:hAnsi="Courier New" w:cs="Courier New"/>
+          <w:color w:val="BCBEC4"/>
+          <w:spacing w:val="0"/>
+          <w:sz w:val="20"/>
+          <w:szCs w:val="20"/>
+          <w:lang w:eastAsia="en-GB"/>
+        </w:rPr>
+        <w:t>(client);</w:t>
+      </w:r>
+      <w:r>
+        <w:rPr>
+          <w:rFonts w:ascii="Courier New" w:hAnsi="Courier New" w:cs="Courier New"/>
+          <w:color w:val="BCBEC4"/>
+          <w:spacing w:val="0"/>
+          <w:sz w:val="20"/>
+          <w:szCs w:val="20"/>
+          <w:lang w:eastAsia="en-GB"/>
+        </w:rPr>
+        <w:br/>
+      </w:r>
+      <w:r>
+        <w:rPr>
+          <w:rFonts w:ascii="Courier New" w:hAnsi="Courier New" w:cs="Courier New"/>
+          <w:color w:val="BCBEC4"/>
+          <w:spacing w:val="0"/>
+          <w:sz w:val="20"/>
+          <w:szCs w:val="20"/>
+          <w:lang w:eastAsia="en-GB"/>
+        </w:rPr>
+        <w:br/>
+        <w:t xml:space="preserve">                </w:t>
+      </w:r>
+      <w:proofErr w:type="spellStart"/>
+      <w:r>
+        <w:rPr>
+          <w:rFonts w:ascii="Courier New" w:hAnsi="Courier New" w:cs="Courier New"/>
+          <w:color w:val="C77DBB"/>
+          <w:spacing w:val="0"/>
+          <w:sz w:val="20"/>
+          <w:szCs w:val="20"/>
+          <w:lang w:eastAsia="en-GB"/>
+        </w:rPr>
+        <w:t>contratAssuranceRepository</w:t>
+      </w:r>
+      <w:r>
+        <w:rPr>
+          <w:rFonts w:ascii="Courier New" w:hAnsi="Courier New" w:cs="Courier New"/>
+          <w:color w:val="BCBEC4"/>
+          <w:spacing w:val="0"/>
+          <w:sz w:val="20"/>
+          <w:szCs w:val="20"/>
+          <w:lang w:eastAsia="en-GB"/>
+        </w:rPr>
+        <w:t>.save</w:t>
+      </w:r>
+      <w:proofErr w:type="spellEnd"/>
+      <w:r>
+        <w:rPr>
+          <w:rFonts w:ascii="Courier New" w:hAnsi="Courier New" w:cs="Courier New"/>
+          <w:color w:val="BCBEC4"/>
+          <w:spacing w:val="0"/>
+          <w:sz w:val="20"/>
+          <w:szCs w:val="20"/>
+          <w:lang w:eastAsia="en-GB"/>
+        </w:rPr>
+        <w:t>(cas);</w:t>
+      </w:r>
+      <w:r>
+        <w:rPr>
+          <w:rFonts w:ascii="Courier New" w:hAnsi="Courier New" w:cs="Courier New"/>
+          <w:color w:val="BCBEC4"/>
+          <w:spacing w:val="0"/>
+          <w:sz w:val="20"/>
+          <w:szCs w:val="20"/>
+          <w:lang w:eastAsia="en-GB"/>
+        </w:rPr>
+        <w:br/>
+        <w:t xml:space="preserve">            }</w:t>
+      </w:r>
+      <w:r>
+        <w:rPr>
+          <w:rFonts w:ascii="Courier New" w:hAnsi="Courier New" w:cs="Courier New"/>
+          <w:color w:val="BCBEC4"/>
+          <w:spacing w:val="0"/>
+          <w:sz w:val="20"/>
+          <w:szCs w:val="20"/>
+          <w:lang w:eastAsia="en-GB"/>
+        </w:rPr>
+        <w:br/>
+        <w:t xml:space="preserve">        });</w:t>
+      </w:r>
+      <w:r>
+        <w:rPr>
+          <w:rFonts w:ascii="Courier New" w:hAnsi="Courier New" w:cs="Courier New"/>
+          <w:color w:val="BCBEC4"/>
+          <w:spacing w:val="0"/>
+          <w:sz w:val="20"/>
+          <w:szCs w:val="20"/>
+          <w:lang w:eastAsia="en-GB"/>
+        </w:rPr>
+        <w:br/>
+      </w:r>
+      <w:r>
+        <w:rPr>
+          <w:rFonts w:ascii="Courier New" w:hAnsi="Courier New" w:cs="Courier New"/>
+          <w:color w:val="BCBEC4"/>
+          <w:spacing w:val="0"/>
+          <w:sz w:val="20"/>
+          <w:szCs w:val="20"/>
+          <w:lang w:eastAsia="en-GB"/>
+        </w:rPr>
+        <w:br/>
+        <w:t xml:space="preserve">        </w:t>
+      </w:r>
+      <w:r>
+        <w:rPr>
+          <w:rFonts w:ascii="Courier New" w:hAnsi="Courier New" w:cs="Courier New"/>
+          <w:color w:val="7A7E85"/>
+          <w:spacing w:val="0"/>
+          <w:sz w:val="20"/>
+          <w:szCs w:val="20"/>
+          <w:lang w:eastAsia="en-GB"/>
+        </w:rPr>
+        <w:t>// Paiements</w:t>
+      </w:r>
+      <w:r>
+        <w:rPr>
+          <w:rFonts w:ascii="Courier New" w:hAnsi="Courier New" w:cs="Courier New"/>
+          <w:color w:val="7A7E85"/>
+          <w:spacing w:val="0"/>
+          <w:sz w:val="20"/>
+          <w:szCs w:val="20"/>
+          <w:lang w:eastAsia="en-GB"/>
+        </w:rPr>
+        <w:br/>
+        <w:t xml:space="preserve">        </w:t>
+      </w:r>
+      <w:proofErr w:type="spellStart"/>
+      <w:r>
+        <w:rPr>
+          <w:rFonts w:ascii="Courier New" w:hAnsi="Courier New" w:cs="Courier New"/>
+          <w:color w:val="C77DBB"/>
+          <w:spacing w:val="0"/>
+          <w:sz w:val="20"/>
+          <w:szCs w:val="20"/>
+          <w:lang w:eastAsia="en-GB"/>
+        </w:rPr>
+        <w:t>contratAssuranceRepository</w:t>
+      </w:r>
+      <w:r>
+        <w:rPr>
+          <w:rFonts w:ascii="Courier New" w:hAnsi="Courier New" w:cs="Courier New"/>
+          <w:color w:val="BCBEC4"/>
+          <w:spacing w:val="0"/>
+          <w:sz w:val="20"/>
+          <w:szCs w:val="20"/>
+          <w:lang w:eastAsia="en-GB"/>
+        </w:rPr>
+        <w:t>.findAll</w:t>
+      </w:r>
+      <w:proofErr w:type="spellEnd"/>
+      <w:r>
+        <w:rPr>
+          <w:rFonts w:ascii="Courier New" w:hAnsi="Courier New" w:cs="Courier New"/>
+          <w:color w:val="BCBEC4"/>
+          <w:spacing w:val="0"/>
+          <w:sz w:val="20"/>
+          <w:szCs w:val="20"/>
+          <w:lang w:eastAsia="en-GB"/>
+        </w:rPr>
+        <w:t>().</w:t>
+      </w:r>
+      <w:proofErr w:type="spellStart"/>
+      <w:r>
+        <w:rPr>
+          <w:rFonts w:ascii="Courier New" w:hAnsi="Courier New" w:cs="Courier New"/>
+          <w:color w:val="BCBEC4"/>
+          <w:spacing w:val="0"/>
+          <w:sz w:val="20"/>
+          <w:szCs w:val="20"/>
+          <w:lang w:eastAsia="en-GB"/>
+        </w:rPr>
+        <w:t>forEach</w:t>
+      </w:r>
+      <w:proofErr w:type="spellEnd"/>
+      <w:r>
+        <w:rPr>
+          <w:rFonts w:ascii="Courier New" w:hAnsi="Courier New" w:cs="Courier New"/>
+          <w:color w:val="BCBEC4"/>
+          <w:spacing w:val="0"/>
+          <w:sz w:val="20"/>
+          <w:szCs w:val="20"/>
+          <w:lang w:eastAsia="en-GB"/>
+        </w:rPr>
+        <w:t>(contrat -&gt; {</w:t>
+      </w:r>
+      <w:r>
+        <w:rPr>
+          <w:rFonts w:ascii="Courier New" w:hAnsi="Courier New" w:cs="Courier New"/>
+          <w:color w:val="BCBEC4"/>
+          <w:spacing w:val="0"/>
+          <w:sz w:val="20"/>
+          <w:szCs w:val="20"/>
+          <w:lang w:eastAsia="en-GB"/>
+        </w:rPr>
+        <w:br/>
+      </w:r>
+      <w:r>
+        <w:rPr>
+          <w:rFonts w:ascii="Courier New" w:hAnsi="Courier New" w:cs="Courier New"/>
+          <w:color w:val="BCBEC4"/>
+          <w:spacing w:val="0"/>
+          <w:sz w:val="20"/>
+          <w:szCs w:val="20"/>
+          <w:lang w:eastAsia="en-GB"/>
+        </w:rPr>
+        <w:br/>
+        <w:t xml:space="preserve">            </w:t>
+      </w:r>
+      <w:r>
+        <w:rPr>
+          <w:rFonts w:ascii="Courier New" w:hAnsi="Courier New" w:cs="Courier New"/>
+          <w:color w:val="CF8E6D"/>
+          <w:spacing w:val="0"/>
+          <w:sz w:val="20"/>
+          <w:szCs w:val="20"/>
+          <w:lang w:eastAsia="en-GB"/>
+        </w:rPr>
+        <w:t xml:space="preserve">for </w:t>
+      </w:r>
+      <w:r>
+        <w:rPr>
+          <w:rFonts w:ascii="Courier New" w:hAnsi="Courier New" w:cs="Courier New"/>
+          <w:color w:val="BCBEC4"/>
+          <w:spacing w:val="0"/>
+          <w:sz w:val="20"/>
+          <w:szCs w:val="20"/>
+          <w:lang w:eastAsia="en-GB"/>
+        </w:rPr>
+        <w:t>(</w:t>
+      </w:r>
+      <w:proofErr w:type="spellStart"/>
+      <w:r>
+        <w:rPr>
+          <w:rFonts w:ascii="Courier New" w:hAnsi="Courier New" w:cs="Courier New"/>
+          <w:color w:val="CF8E6D"/>
+          <w:spacing w:val="0"/>
+          <w:sz w:val="20"/>
+          <w:szCs w:val="20"/>
+          <w:lang w:eastAsia="en-GB"/>
+        </w:rPr>
+        <w:t>int</w:t>
+      </w:r>
+      <w:proofErr w:type="spellEnd"/>
+      <w:r>
+        <w:rPr>
+          <w:rFonts w:ascii="Courier New" w:hAnsi="Courier New" w:cs="Courier New"/>
+          <w:color w:val="CF8E6D"/>
+          <w:spacing w:val="0"/>
+          <w:sz w:val="20"/>
+          <w:szCs w:val="20"/>
+          <w:lang w:eastAsia="en-GB"/>
+        </w:rPr>
+        <w:t xml:space="preserve"> </w:t>
+      </w:r>
+      <w:r>
+        <w:rPr>
+          <w:rFonts w:ascii="Courier New" w:hAnsi="Courier New" w:cs="Courier New"/>
+          <w:color w:val="BCBEC4"/>
+          <w:spacing w:val="0"/>
+          <w:sz w:val="20"/>
+          <w:szCs w:val="20"/>
+          <w:lang w:eastAsia="en-GB"/>
+        </w:rPr>
+        <w:t xml:space="preserve">i = </w:t>
+      </w:r>
+      <w:r>
+        <w:rPr>
+          <w:rFonts w:ascii="Courier New" w:hAnsi="Courier New" w:cs="Courier New"/>
+          <w:color w:val="2AACB8"/>
+          <w:spacing w:val="0"/>
+          <w:sz w:val="20"/>
+          <w:szCs w:val="20"/>
+          <w:lang w:eastAsia="en-GB"/>
+        </w:rPr>
+        <w:t>0</w:t>
+      </w:r>
+      <w:r>
+        <w:rPr>
+          <w:rFonts w:ascii="Courier New" w:hAnsi="Courier New" w:cs="Courier New"/>
+          <w:color w:val="BCBEC4"/>
+          <w:spacing w:val="0"/>
+          <w:sz w:val="20"/>
+          <w:szCs w:val="20"/>
+          <w:lang w:eastAsia="en-GB"/>
+        </w:rPr>
+        <w:t xml:space="preserve">; i &lt; </w:t>
+      </w:r>
+      <w:r>
+        <w:rPr>
+          <w:rFonts w:ascii="Courier New" w:hAnsi="Courier New" w:cs="Courier New"/>
+          <w:color w:val="2AACB8"/>
+          <w:spacing w:val="0"/>
+          <w:sz w:val="20"/>
+          <w:szCs w:val="20"/>
+          <w:lang w:eastAsia="en-GB"/>
+        </w:rPr>
+        <w:t>2</w:t>
+      </w:r>
+      <w:r>
+        <w:rPr>
+          <w:rFonts w:ascii="Courier New" w:hAnsi="Courier New" w:cs="Courier New"/>
+          <w:color w:val="BCBEC4"/>
+          <w:spacing w:val="0"/>
+          <w:sz w:val="20"/>
+          <w:szCs w:val="20"/>
+          <w:lang w:eastAsia="en-GB"/>
+        </w:rPr>
+        <w:t>; i++) {</w:t>
+      </w:r>
+      <w:r>
+        <w:rPr>
+          <w:rFonts w:ascii="Courier New" w:hAnsi="Courier New" w:cs="Courier New"/>
+          <w:color w:val="BCBEC4"/>
+          <w:spacing w:val="0"/>
+          <w:sz w:val="20"/>
+          <w:szCs w:val="20"/>
+          <w:lang w:eastAsia="en-GB"/>
+        </w:rPr>
+        <w:br/>
+      </w:r>
+      <w:r>
+        <w:rPr>
+          <w:rFonts w:ascii="Courier New" w:hAnsi="Courier New" w:cs="Courier New"/>
+          <w:color w:val="BCBEC4"/>
+          <w:spacing w:val="0"/>
+          <w:sz w:val="20"/>
+          <w:szCs w:val="20"/>
+          <w:lang w:eastAsia="en-GB"/>
+        </w:rPr>
+        <w:br/>
+      </w:r>
+      <w:r>
+        <w:rPr>
+          <w:rFonts w:ascii="Courier New" w:hAnsi="Courier New" w:cs="Courier New"/>
+          <w:color w:val="BCBEC4"/>
+          <w:spacing w:val="0"/>
+          <w:sz w:val="20"/>
+          <w:szCs w:val="20"/>
+          <w:lang w:eastAsia="en-GB"/>
+        </w:rPr>
+        <w:lastRenderedPageBreak/>
+        <w:t xml:space="preserve">                Paiement </w:t>
+      </w:r>
+      <w:proofErr w:type="spellStart"/>
+      <w:r>
+        <w:rPr>
+          <w:rFonts w:ascii="Courier New" w:hAnsi="Courier New" w:cs="Courier New"/>
+          <w:color w:val="BCBEC4"/>
+          <w:spacing w:val="0"/>
+          <w:sz w:val="20"/>
+          <w:szCs w:val="20"/>
+          <w:lang w:eastAsia="en-GB"/>
+        </w:rPr>
+        <w:t>paiement</w:t>
+      </w:r>
+      <w:proofErr w:type="spellEnd"/>
+      <w:r>
+        <w:rPr>
+          <w:rFonts w:ascii="Courier New" w:hAnsi="Courier New" w:cs="Courier New"/>
+          <w:color w:val="BCBEC4"/>
+          <w:spacing w:val="0"/>
+          <w:sz w:val="20"/>
+          <w:szCs w:val="20"/>
+          <w:lang w:eastAsia="en-GB"/>
+        </w:rPr>
+        <w:t xml:space="preserve"> = </w:t>
+      </w:r>
+      <w:r>
+        <w:rPr>
+          <w:rFonts w:ascii="Courier New" w:hAnsi="Courier New" w:cs="Courier New"/>
+          <w:color w:val="CF8E6D"/>
+          <w:spacing w:val="0"/>
+          <w:sz w:val="20"/>
+          <w:szCs w:val="20"/>
+          <w:lang w:eastAsia="en-GB"/>
+        </w:rPr>
+        <w:t xml:space="preserve">new </w:t>
+      </w:r>
+      <w:r>
+        <w:rPr>
+          <w:rFonts w:ascii="Courier New" w:hAnsi="Courier New" w:cs="Courier New"/>
+          <w:color w:val="BCBEC4"/>
+          <w:spacing w:val="0"/>
+          <w:sz w:val="20"/>
+          <w:szCs w:val="20"/>
+          <w:lang w:eastAsia="en-GB"/>
+        </w:rPr>
+        <w:t>Paiement();</w:t>
+      </w:r>
+      <w:r>
+        <w:rPr>
+          <w:rFonts w:ascii="Courier New" w:hAnsi="Courier New" w:cs="Courier New"/>
+          <w:color w:val="BCBEC4"/>
+          <w:spacing w:val="0"/>
+          <w:sz w:val="20"/>
+          <w:szCs w:val="20"/>
+          <w:lang w:eastAsia="en-GB"/>
+        </w:rPr>
+        <w:br/>
+      </w:r>
+      <w:r>
+        <w:rPr>
+          <w:rFonts w:ascii="Courier New" w:hAnsi="Courier New" w:cs="Courier New"/>
+          <w:color w:val="BCBEC4"/>
+          <w:spacing w:val="0"/>
+          <w:sz w:val="20"/>
+          <w:szCs w:val="20"/>
+          <w:lang w:eastAsia="en-GB"/>
+        </w:rPr>
+        <w:br/>
+        <w:t xml:space="preserve">                </w:t>
+      </w:r>
+      <w:proofErr w:type="spellStart"/>
+      <w:r>
+        <w:rPr>
+          <w:rFonts w:ascii="Courier New" w:hAnsi="Courier New" w:cs="Courier New"/>
+          <w:color w:val="BCBEC4"/>
+          <w:spacing w:val="0"/>
+          <w:sz w:val="20"/>
+          <w:szCs w:val="20"/>
+          <w:lang w:eastAsia="en-GB"/>
+        </w:rPr>
+        <w:t>paiement.setDate</w:t>
+      </w:r>
+      <w:proofErr w:type="spellEnd"/>
+      <w:r>
+        <w:rPr>
+          <w:rFonts w:ascii="Courier New" w:hAnsi="Courier New" w:cs="Courier New"/>
+          <w:color w:val="BCBEC4"/>
+          <w:spacing w:val="0"/>
+          <w:sz w:val="20"/>
+          <w:szCs w:val="20"/>
+          <w:lang w:eastAsia="en-GB"/>
+        </w:rPr>
+        <w:t>(</w:t>
+      </w:r>
+      <w:r>
+        <w:rPr>
+          <w:rFonts w:ascii="Courier New" w:hAnsi="Courier New" w:cs="Courier New"/>
+          <w:color w:val="CF8E6D"/>
+          <w:spacing w:val="0"/>
+          <w:sz w:val="20"/>
+          <w:szCs w:val="20"/>
+          <w:lang w:eastAsia="en-GB"/>
+        </w:rPr>
+        <w:t xml:space="preserve">new </w:t>
+      </w:r>
+      <w:r>
+        <w:rPr>
+          <w:rFonts w:ascii="Courier New" w:hAnsi="Courier New" w:cs="Courier New"/>
+          <w:color w:val="BCBEC4"/>
+          <w:spacing w:val="0"/>
+          <w:sz w:val="20"/>
+          <w:szCs w:val="20"/>
+          <w:lang w:eastAsia="en-GB"/>
+        </w:rPr>
+        <w:t>Date());</w:t>
+      </w:r>
+      <w:r>
+        <w:rPr>
+          <w:rFonts w:ascii="Courier New" w:hAnsi="Courier New" w:cs="Courier New"/>
+          <w:color w:val="BCBEC4"/>
+          <w:spacing w:val="0"/>
+          <w:sz w:val="20"/>
+          <w:szCs w:val="20"/>
+          <w:lang w:eastAsia="en-GB"/>
+        </w:rPr>
+        <w:br/>
+        <w:t xml:space="preserve">                </w:t>
+      </w:r>
+      <w:proofErr w:type="spellStart"/>
+      <w:r>
+        <w:rPr>
+          <w:rFonts w:ascii="Courier New" w:hAnsi="Courier New" w:cs="Courier New"/>
+          <w:color w:val="BCBEC4"/>
+          <w:spacing w:val="0"/>
+          <w:sz w:val="20"/>
+          <w:szCs w:val="20"/>
+          <w:lang w:eastAsia="en-GB"/>
+        </w:rPr>
+        <w:t>paiement.setMontant</w:t>
+      </w:r>
+      <w:proofErr w:type="spellEnd"/>
+      <w:r>
+        <w:rPr>
+          <w:rFonts w:ascii="Courier New" w:hAnsi="Courier New" w:cs="Courier New"/>
+          <w:color w:val="BCBEC4"/>
+          <w:spacing w:val="0"/>
+          <w:sz w:val="20"/>
+          <w:szCs w:val="20"/>
+          <w:lang w:eastAsia="en-GB"/>
+        </w:rPr>
+        <w:t>(</w:t>
+      </w:r>
+      <w:r>
+        <w:rPr>
+          <w:rFonts w:ascii="Courier New" w:hAnsi="Courier New" w:cs="Courier New"/>
+          <w:color w:val="2AACB8"/>
+          <w:spacing w:val="0"/>
+          <w:sz w:val="20"/>
+          <w:szCs w:val="20"/>
+          <w:lang w:eastAsia="en-GB"/>
+        </w:rPr>
+        <w:t xml:space="preserve">5000L </w:t>
+      </w:r>
+      <w:r>
+        <w:rPr>
+          <w:rFonts w:ascii="Courier New" w:hAnsi="Courier New" w:cs="Courier New"/>
+          <w:color w:val="BCBEC4"/>
+          <w:spacing w:val="0"/>
+          <w:sz w:val="20"/>
+          <w:szCs w:val="20"/>
+          <w:lang w:eastAsia="en-GB"/>
+        </w:rPr>
+        <w:t xml:space="preserve">+ i * </w:t>
+      </w:r>
+      <w:r>
+        <w:rPr>
+          <w:rFonts w:ascii="Courier New" w:hAnsi="Courier New" w:cs="Courier New"/>
+          <w:color w:val="2AACB8"/>
+          <w:spacing w:val="0"/>
+          <w:sz w:val="20"/>
+          <w:szCs w:val="20"/>
+          <w:lang w:eastAsia="en-GB"/>
+        </w:rPr>
+        <w:t>1000</w:t>
+      </w:r>
+      <w:r>
+        <w:rPr>
+          <w:rFonts w:ascii="Courier New" w:hAnsi="Courier New" w:cs="Courier New"/>
+          <w:color w:val="BCBEC4"/>
+          <w:spacing w:val="0"/>
+          <w:sz w:val="20"/>
+          <w:szCs w:val="20"/>
+          <w:lang w:eastAsia="en-GB"/>
+        </w:rPr>
+        <w:t>);</w:t>
+      </w:r>
+      <w:r>
+        <w:rPr>
+          <w:rFonts w:ascii="Courier New" w:hAnsi="Courier New" w:cs="Courier New"/>
+          <w:color w:val="BCBEC4"/>
+          <w:spacing w:val="0"/>
+          <w:sz w:val="20"/>
+          <w:szCs w:val="20"/>
+          <w:lang w:eastAsia="en-GB"/>
+        </w:rPr>
+        <w:br/>
+        <w:t xml:space="preserve">                </w:t>
+      </w:r>
+      <w:proofErr w:type="spellStart"/>
+      <w:r>
+        <w:rPr>
+          <w:rFonts w:ascii="Courier New" w:hAnsi="Courier New" w:cs="Courier New"/>
+          <w:color w:val="BCBEC4"/>
+          <w:spacing w:val="0"/>
+          <w:sz w:val="20"/>
+          <w:szCs w:val="20"/>
+          <w:lang w:eastAsia="en-GB"/>
+        </w:rPr>
+        <w:t>paiement.setType</w:t>
+      </w:r>
+      <w:proofErr w:type="spellEnd"/>
+      <w:r>
+        <w:rPr>
+          <w:rFonts w:ascii="Courier New" w:hAnsi="Courier New" w:cs="Courier New"/>
+          <w:color w:val="BCBEC4"/>
+          <w:spacing w:val="0"/>
+          <w:sz w:val="20"/>
+          <w:szCs w:val="20"/>
+          <w:lang w:eastAsia="en-GB"/>
+        </w:rPr>
+        <w:t>(</w:t>
+      </w:r>
+      <w:proofErr w:type="spellStart"/>
+      <w:r>
+        <w:rPr>
+          <w:rFonts w:ascii="Courier New" w:hAnsi="Courier New" w:cs="Courier New"/>
+          <w:color w:val="BCBEC4"/>
+          <w:spacing w:val="0"/>
+          <w:sz w:val="20"/>
+          <w:szCs w:val="20"/>
+          <w:lang w:eastAsia="en-GB"/>
+        </w:rPr>
+        <w:t>TypePaiment.</w:t>
+      </w:r>
+      <w:r>
+        <w:rPr>
+          <w:rFonts w:ascii="Courier New" w:hAnsi="Courier New" w:cs="Courier New"/>
+          <w:i/>
+          <w:iCs/>
+          <w:color w:val="C77DBB"/>
+          <w:spacing w:val="0"/>
+          <w:sz w:val="20"/>
+          <w:szCs w:val="20"/>
+          <w:lang w:eastAsia="en-GB"/>
+        </w:rPr>
+        <w:t>MENSUNALITÉ</w:t>
+      </w:r>
+      <w:proofErr w:type="spellEnd"/>
+      <w:r>
+        <w:rPr>
+          <w:rFonts w:ascii="Courier New" w:hAnsi="Courier New" w:cs="Courier New"/>
+          <w:color w:val="BCBEC4"/>
+          <w:spacing w:val="0"/>
+          <w:sz w:val="20"/>
+          <w:szCs w:val="20"/>
+          <w:lang w:eastAsia="en-GB"/>
+        </w:rPr>
+        <w:t>);</w:t>
+      </w:r>
+      <w:r>
+        <w:rPr>
+          <w:rFonts w:ascii="Courier New" w:hAnsi="Courier New" w:cs="Courier New"/>
+          <w:color w:val="BCBEC4"/>
+          <w:spacing w:val="0"/>
+          <w:sz w:val="20"/>
+          <w:szCs w:val="20"/>
+          <w:lang w:eastAsia="en-GB"/>
+        </w:rPr>
+        <w:br/>
+      </w:r>
+      <w:r>
+        <w:rPr>
+          <w:rFonts w:ascii="Courier New" w:hAnsi="Courier New" w:cs="Courier New"/>
+          <w:color w:val="BCBEC4"/>
+          <w:spacing w:val="0"/>
+          <w:sz w:val="20"/>
+          <w:szCs w:val="20"/>
+          <w:lang w:eastAsia="en-GB"/>
+        </w:rPr>
+        <w:br/>
+        <w:t xml:space="preserve">                </w:t>
+      </w:r>
+      <w:proofErr w:type="spellStart"/>
+      <w:r>
+        <w:rPr>
+          <w:rFonts w:ascii="Courier New" w:hAnsi="Courier New" w:cs="Courier New"/>
+          <w:color w:val="BCBEC4"/>
+          <w:spacing w:val="0"/>
+          <w:sz w:val="20"/>
+          <w:szCs w:val="20"/>
+          <w:lang w:eastAsia="en-GB"/>
+        </w:rPr>
+        <w:t>paiement.setContratAssurance</w:t>
+      </w:r>
+      <w:proofErr w:type="spellEnd"/>
+      <w:r>
+        <w:rPr>
+          <w:rFonts w:ascii="Courier New" w:hAnsi="Courier New" w:cs="Courier New"/>
+          <w:color w:val="BCBEC4"/>
+          <w:spacing w:val="0"/>
+          <w:sz w:val="20"/>
+          <w:szCs w:val="20"/>
+          <w:lang w:eastAsia="en-GB"/>
+        </w:rPr>
+        <w:t>(contrat);</w:t>
+      </w:r>
+      <w:r>
+        <w:rPr>
+          <w:rFonts w:ascii="Courier New" w:hAnsi="Courier New" w:cs="Courier New"/>
+          <w:color w:val="BCBEC4"/>
+          <w:spacing w:val="0"/>
+          <w:sz w:val="20"/>
+          <w:szCs w:val="20"/>
+          <w:lang w:eastAsia="en-GB"/>
+        </w:rPr>
+        <w:br/>
+      </w:r>
+      <w:r>
+        <w:rPr>
+          <w:rFonts w:ascii="Courier New" w:hAnsi="Courier New" w:cs="Courier New"/>
+          <w:color w:val="BCBEC4"/>
+          <w:spacing w:val="0"/>
+          <w:sz w:val="20"/>
+          <w:szCs w:val="20"/>
+          <w:lang w:eastAsia="en-GB"/>
+        </w:rPr>
+        <w:br/>
+        <w:t xml:space="preserve">                </w:t>
+      </w:r>
+      <w:proofErr w:type="spellStart"/>
+      <w:r>
+        <w:rPr>
+          <w:rFonts w:ascii="Courier New" w:hAnsi="Courier New" w:cs="Courier New"/>
+          <w:color w:val="C77DBB"/>
+          <w:spacing w:val="0"/>
+          <w:sz w:val="20"/>
+          <w:szCs w:val="20"/>
+          <w:lang w:eastAsia="en-GB"/>
+        </w:rPr>
+        <w:t>paimentRepository</w:t>
+      </w:r>
+      <w:r>
+        <w:rPr>
+          <w:rFonts w:ascii="Courier New" w:hAnsi="Courier New" w:cs="Courier New"/>
+          <w:color w:val="BCBEC4"/>
+          <w:spacing w:val="0"/>
+          <w:sz w:val="20"/>
+          <w:szCs w:val="20"/>
+          <w:lang w:eastAsia="en-GB"/>
+        </w:rPr>
+        <w:t>.save</w:t>
+      </w:r>
+      <w:proofErr w:type="spellEnd"/>
+      <w:r>
+        <w:rPr>
+          <w:rFonts w:ascii="Courier New" w:hAnsi="Courier New" w:cs="Courier New"/>
+          <w:color w:val="BCBEC4"/>
+          <w:spacing w:val="0"/>
+          <w:sz w:val="20"/>
+          <w:szCs w:val="20"/>
+          <w:lang w:eastAsia="en-GB"/>
+        </w:rPr>
+        <w:t>(paiement);</w:t>
+      </w:r>
+      <w:r>
+        <w:rPr>
+          <w:rFonts w:ascii="Courier New" w:hAnsi="Courier New" w:cs="Courier New"/>
+          <w:color w:val="BCBEC4"/>
+          <w:spacing w:val="0"/>
+          <w:sz w:val="20"/>
+          <w:szCs w:val="20"/>
+          <w:lang w:eastAsia="en-GB"/>
+        </w:rPr>
+        <w:br/>
+        <w:t xml:space="preserve">            }</w:t>
+      </w:r>
+      <w:r>
+        <w:rPr>
+          <w:rFonts w:ascii="Courier New" w:hAnsi="Courier New" w:cs="Courier New"/>
+          <w:color w:val="BCBEC4"/>
+          <w:spacing w:val="0"/>
+          <w:sz w:val="20"/>
+          <w:szCs w:val="20"/>
+          <w:lang w:eastAsia="en-GB"/>
+        </w:rPr>
+        <w:br/>
+        <w:t xml:space="preserve">        });</w:t>
+      </w:r>
+      <w:r>
+        <w:rPr>
+          <w:rFonts w:ascii="Courier New" w:hAnsi="Courier New" w:cs="Courier New"/>
+          <w:color w:val="BCBEC4"/>
+          <w:spacing w:val="0"/>
+          <w:sz w:val="20"/>
+          <w:szCs w:val="20"/>
+          <w:lang w:eastAsia="en-GB"/>
+        </w:rPr>
+        <w:br/>
+        <w:t xml:space="preserve">    };</w:t>
+      </w:r>
+    </w:p>
+    <w:p>
+      <w:pPr>
+        <w:ind w:left="0" w:firstLine="0"/>
+        <w:rPr>
+          <w:lang w:eastAsia="en-US"/>
+        </w:rPr>
+      </w:pPr>
+      <w:r>
+        <w:rPr>
+          <w:lang w:eastAsia="en-US"/>
+        </w:rPr>
+        <w:drawing>
+          <wp:inline distT="0" distB="0" distL="0" distR="0" wp14:anchorId="2DBC336B" wp14:editId="280D4E23">
+            <wp:extent cx="5058481" cy="1362265"/>
+            <wp:effectExtent l="0" t="0" r="8890" b="9525"/>
+            <wp:docPr id="526383780" name="Picture 1"/>
+            <wp:cNvGraphicFramePr>
+              <a:graphicFrameLocks xmlns:a="http://schemas.openxmlformats.org/drawingml/2006/main" noChangeAspect="1"/>
+            </wp:cNvGraphicFramePr>
+            <a:graphic xmlns:a="http://schemas.openxmlformats.org/drawingml/2006/main">
+              <a:graphicData uri="http://schemas.openxmlformats.org/drawingml/2006/picture">
+                <pic:pic xmlns:pic="http://schemas.openxmlformats.org/drawingml/2006/picture">
+                  <pic:nvPicPr>
+                    <pic:cNvPr id="526383780" name=""/>
+                    <pic:cNvPicPr/>
+                  </pic:nvPicPr>
+                  <pic:blipFill>
+                    <a:blip r:embed="rId13"/>
+                    <a:stretch>
+                      <a:fillRect/>
+                    </a:stretch>
+                  </pic:blipFill>
+                  <pic:spPr>
+                    <a:xfrm>
+                      <a:off x="0" y="0"/>
+                      <a:ext cx="5058481" cy="1362265"/>
+                    </a:xfrm>
+                    <a:prstGeom prst="rect">
+                      <a:avLst/>
+                    </a:prstGeom>
+                  </pic:spPr>
+                </pic:pic>
+              </a:graphicData>
+            </a:graphic>
+          </wp:inline>
+        </w:drawing>
+      </w:r>
+    </w:p>
+    <w:p>
+      <w:pPr>
+        <w:pStyle w:val="Heading2"/>
+        <w:rPr>
+          <w:lang w:val="fr-FR"/>
+        </w:rPr>
+      </w:pPr>
+      <w:r>
+        <w:rPr>
+          <w:lang w:val="fr-FR"/>
+        </w:rPr>
+        <w:drawing>
+          <wp:inline distT="0" distB="0" distL="0" distR="0" wp14:anchorId="2EDBFC33" wp14:editId="20C23D76">
+            <wp:extent cx="5731510" cy="1508125"/>
+            <wp:effectExtent l="0" t="0" r="2540" b="0"/>
+            <wp:docPr id="422964416" name="Picture 1"/>
+            <wp:cNvGraphicFramePr>
+              <a:graphicFrameLocks xmlns:a="http://schemas.openxmlformats.org/drawingml/2006/main" noChangeAspect="1"/>
+            </wp:cNvGraphicFramePr>
+            <a:graphic xmlns:a="http://schemas.openxmlformats.org/drawingml/2006/main">
+              <a:graphicData uri="http://schemas.openxmlformats.org/drawingml/2006/picture">
+                <pic:pic xmlns:pic="http://schemas.openxmlformats.org/drawingml/2006/picture">
+                  <pic:nvPicPr>
+                    <pic:cNvPr id="422964416" name=""/>
+                    <pic:cNvPicPr/>
+                  </pic:nvPicPr>
+                  <pic:blipFill>
+                    <a:blip r:embed="rId14"/>
+                    <a:stretch>
+                      <a:fillRect/>
+                    </a:stretch>
+                  </pic:blipFill>
+                  <pic:spPr>
+                    <a:xfrm>
+                      <a:off x="0" y="0"/>
+                      <a:ext cx="5731510" cy="1508125"/>
+                    </a:xfrm>
+                    <a:prstGeom prst="rect">
+                      <a:avLst/>
+                    </a:prstGeom>
+                  </pic:spPr>
+                </pic:pic>
+              </a:graphicData>
+            </a:graphic>
+          </wp:inline>
+        </w:drawing>
+      </w:r>
+    </w:p>
+    <w:p>
+      <w:pPr>
+        <w:ind w:left="0" w:firstLine="0"/>
+        <w:rPr>
+          <w:lang w:eastAsia="en-US"/>
+        </w:rPr>
+      </w:pPr>
+      <w:r>
+        <w:rPr>
+          <w:lang w:eastAsia="en-US"/>
+        </w:rPr>
+        <w:drawing>
+          <wp:inline distT="0" distB="0" distL="0" distR="0" wp14:anchorId="418D21A6" wp14:editId="55C6298F">
+            <wp:extent cx="5731510" cy="3315335"/>
+            <wp:effectExtent l="0" t="0" r="2540" b="0"/>
+            <wp:docPr id="1279005188" name="Picture 1"/>
+            <wp:cNvGraphicFramePr>
+              <a:graphicFrameLocks xmlns:a="http://schemas.openxmlformats.org/drawingml/2006/main" noChangeAspect="1"/>
+            </wp:cNvGraphicFramePr>
+            <a:graphic xmlns:a="http://schemas.openxmlformats.org/drawingml/2006/main">
+              <a:graphicData uri="http://schemas.openxmlformats.org/drawingml/2006/picture">
+                <pic:pic xmlns:pic="http://schemas.openxmlformats.org/drawingml/2006/picture">
+                  <pic:nvPicPr>
+                    <pic:cNvPr id="1279005188" name=""/>
+                    <pic:cNvPicPr/>
+                  </pic:nvPicPr>
+                  <pic:blipFill>
+                    <a:blip r:embed="rId15"/>
+                    <a:stretch>
+                      <a:fillRect/>
+                    </a:stretch>
+                  </pic:blipFill>
+                  <pic:spPr>
+                    <a:xfrm>
+                      <a:off x="0" y="0"/>
+                      <a:ext cx="5731510" cy="3315335"/>
+                    </a:xfrm>
+                    <a:prstGeom prst="rect">
+                      <a:avLst/>
+                    </a:prstGeom>
+                  </pic:spPr>
+                </pic:pic>
+              </a:graphicData>
+            </a:graphic>
+          </wp:inline>
+        </w:drawing>
+      </w:r>
+    </w:p>
+    <w:p>
+      <w:pPr>
+        <w:pStyle w:val="Heading2"/>
+        <w:rPr>
+          <w:lang w:val="fr-FR"/>
+        </w:rPr>
+      </w:pPr>
+    </w:p>
+    <w:p>
+      <w:pPr>
+        <w:rPr>
+          <w:lang w:eastAsia="en-US"/>
+        </w:rPr>
+      </w:pPr>
+    </w:p>
+    <w:p>
+      <w:pPr>
+        <w:pStyle w:val="Heading2"/>
+        <w:rPr>
+          <w:lang w:val="fr-FR"/>
+        </w:rPr>
+      </w:pPr>
+      <w:r>
+        <w:rPr>
+          <w:lang w:val="fr-FR"/>
+        </w:rPr>
+        <w:lastRenderedPageBreak/>
+        <w:t>3-</w:t>
+      </w:r>
+      <w:r>
+        <w:rPr>
+          <w:lang w:val="fr-FR"/>
+        </w:rPr>
+        <w:t xml:space="preserve">es </w:t>
+      </w:r>
+      <w:proofErr w:type="spellStart"/>
+      <w:r>
+        <w:rPr>
+          <w:lang w:val="fr-FR"/>
+        </w:rPr>
+        <w:t>DTOs</w:t>
+      </w:r>
+      <w:proofErr w:type="spellEnd"/>
+      <w:r>
+        <w:rPr>
+          <w:lang w:val="fr-FR"/>
+        </w:rPr>
+        <w:t xml:space="preserve"> et les </w:t>
+      </w:r>
+      <w:proofErr w:type="spellStart"/>
+      <w:r>
+        <w:rPr>
+          <w:lang w:val="fr-FR"/>
+        </w:rPr>
+        <w:t>Mappers</w:t>
+      </w:r>
+      <w:proofErr w:type="spellEnd"/>
+    </w:p>
+    <w:p>
+      <w:pPr>
+        <w:jc w:val="center"/>
+        <w:rPr>
+          <w:lang w:eastAsia="en-US"/>
+        </w:rPr>
+      </w:pPr>
+    </w:p>
+    <w:p>
+      <w:pPr>
+        <w:jc w:val="center"/>
+        <w:rPr>
+          <w:lang w:eastAsia="en-US"/>
+        </w:rPr>
+      </w:pPr>
+      <w:r>
+        <w:rPr>
+          <w:lang w:eastAsia="en-US"/>
+        </w:rPr>
+        <w:drawing>
+          <wp:inline distT="0" distB="0" distL="0" distR="0" wp14:anchorId="5784910A" wp14:editId="06D55D17">
+            <wp:extent cx="3067050" cy="1181100"/>
+            <wp:effectExtent l="0" t="0" r="0" b="0"/>
+            <wp:docPr id="616783372" name="Picture 1"/>
+            <wp:cNvGraphicFramePr>
+              <a:graphicFrameLocks xmlns:a="http://schemas.openxmlformats.org/drawingml/2006/main" noChangeAspect="1"/>
+            </wp:cNvGraphicFramePr>
+            <a:graphic xmlns:a="http://schemas.openxmlformats.org/drawingml/2006/main">
+              <a:graphicData uri="http://schemas.openxmlformats.org/drawingml/2006/picture">
+                <pic:pic xmlns:pic="http://schemas.openxmlformats.org/drawingml/2006/picture">
+                  <pic:nvPicPr>
+                    <pic:cNvPr id="616783372" name=""/>
+                    <pic:cNvPicPr/>
+                  </pic:nvPicPr>
+                  <pic:blipFill rotWithShape="1">
+                    <a:blip r:embed="rId16"/>
+                    <a:srcRect b="48548"/>
+                    <a:stretch>
+                      <a:fillRect/>
+                    </a:stretch>
+                  </pic:blipFill>
+                  <pic:spPr bwMode="auto">
+                    <a:xfrm>
+                      <a:off x="0" y="0"/>
+                      <a:ext cx="3067478" cy="1181265"/>
+                    </a:xfrm>
+                    <a:prstGeom prst="rect">
+                      <a:avLst/>
+                    </a:prstGeom>
+                    <a:ln>
+                      <a:noFill/>
+                    </a:ln>
+                    <a:extLst>
+                      <a:ext uri="{53640926-AAD7-44D8-BBD7-CCE9431645EC}">
+                        <a14:shadowObscured xmlns:a14="http://schemas.microsoft.com/office/drawing/2010/main"/>
+                      </a:ext>
+                    </a:extLst>
+                  </pic:spPr>
+                </pic:pic>
+              </a:graphicData>
+            </a:graphic>
+          </wp:inline>
+        </w:drawing>
+      </w:r>
+    </w:p>
+    <w:p>
+      <w:pPr>
+        <w:pStyle w:val="Heading2"/>
+        <w:jc w:val="center"/>
+        <w:rPr>
+          <w:lang w:val="fr-FR"/>
+        </w:rPr>
+      </w:pPr>
+      <w:r>
+        <w:rPr>
+          <w:lang w:val="fr-FR"/>
+        </w:rPr>
+        <w:drawing>
+          <wp:inline distT="0" distB="0" distL="0" distR="0" wp14:anchorId="6E0CD15C" wp14:editId="7CC8AF21">
+            <wp:extent cx="3477110" cy="2048161"/>
+            <wp:effectExtent l="0" t="0" r="0" b="9525"/>
+            <wp:docPr id="664727026" name="Picture 1"/>
+            <wp:cNvGraphicFramePr>
+              <a:graphicFrameLocks xmlns:a="http://schemas.openxmlformats.org/drawingml/2006/main" noChangeAspect="1"/>
+            </wp:cNvGraphicFramePr>
+            <a:graphic xmlns:a="http://schemas.openxmlformats.org/drawingml/2006/main">
+              <a:graphicData uri="http://schemas.openxmlformats.org/drawingml/2006/picture">
+                <pic:pic xmlns:pic="http://schemas.openxmlformats.org/drawingml/2006/picture">
+                  <pic:nvPicPr>
+                    <pic:cNvPr id="664727026" name=""/>
+                    <pic:cNvPicPr/>
+                  </pic:nvPicPr>
+                  <pic:blipFill>
+                    <a:blip r:embed="rId17"/>
+                    <a:stretch>
+                      <a:fillRect/>
+                    </a:stretch>
+                  </pic:blipFill>
+                  <pic:spPr>
+                    <a:xfrm>
+                      <a:off x="0" y="0"/>
+                      <a:ext cx="3477110" cy="2048161"/>
+                    </a:xfrm>
+                    <a:prstGeom prst="rect">
+                      <a:avLst/>
+                    </a:prstGeom>
+                  </pic:spPr>
+                </pic:pic>
+              </a:graphicData>
+            </a:graphic>
+          </wp:inline>
+        </w:drawing>
+      </w:r>
+    </w:p>
+    <w:p>
+      <w:pPr>
+        <w:ind w:left="0" w:firstLine="0"/>
+        <w:rPr>
+          <w:lang w:eastAsia="en-US"/>
+        </w:rPr>
+      </w:pPr>
+    </w:p>
+    <w:p>
+      <w:pPr>
+        <w:pStyle w:val="Heading2"/>
+        <w:rPr>
+          <w:lang w:val="fr-FR"/>
+        </w:rPr>
+      </w:pPr>
+    </w:p>
+    <w:p>
+      <w:pPr>
+        <w:pStyle w:val="Heading2"/>
+        <w:rPr>
+          <w:lang w:val="fr-FR"/>
+        </w:rPr>
+      </w:pPr>
+    </w:p>
+    <w:p>
+      <w:pPr>
+        <w:pStyle w:val="Heading2"/>
+        <w:rPr>
+          <w:lang w:val="fr-FR"/>
         </w:rPr>
       </w:pPr>
     </w:p>
@@ -6003,7 +11080,6 @@
     <w:next w:val="Normal"/>
     <w:link w:val="Heading2Char"/>
     <w:uiPriority w:val="9"/>
-    <w:semiHidden/>
     <w:unhideWhenUsed/>
     <w:qFormat/>
     <w:rsid w:val="00612C7D"/>
@@ -6038,7 +11114,6 @@
     <w:next w:val="Normal"/>
     <w:link w:val="Heading3Char"/>
     <w:uiPriority w:val="9"/>
-    <w:semiHidden/>
     <w:unhideWhenUsed/>
     <w:qFormat/>
     <w:rsid w:val="00612C7D"/>
@@ -6274,7 +11349,6 @@
   <w:style w:type="character" w:default="1" w:styleId="DefaultParagraphFont">
     <w:name w:val="Default Paragraph Font"/>
     <w:uiPriority w:val="1"/>
-    <w:semiHidden/>
     <w:unhideWhenUsed/>
   </w:style>
   <w:style w:type="table" w:default="1" w:styleId="TableNormal">
@@ -6316,7 +11390,6 @@
     <w:basedOn w:val="DefaultParagraphFont"/>
     <w:link w:val="Heading2"/>
     <w:uiPriority w:val="9"/>
-    <w:semiHidden/>
     <w:rsid w:val="00612C7D"/>
     <w:rPr>
       <w:rFonts w:asciiTheme="majorHAnsi" w:eastAsiaTheme="majorEastAsia" w:hAnsiTheme="majorHAnsi" w:cstheme="majorBidi"/>
@@ -6330,7 +11403,6 @@
     <w:basedOn w:val="DefaultParagraphFont"/>
     <w:link w:val="Heading3"/>
     <w:uiPriority w:val="9"/>
-    <w:semiHidden/>
     <w:rsid w:val="00612C7D"/>
     <w:rPr>
       <w:rFonts w:eastAsiaTheme="majorEastAsia" w:cstheme="majorBidi"/>

--- a/Rapport.docx
+++ b/Rapport.docx
@@ -3621,31 +3621,7 @@
                                 <w:sz w:val="20"/>
                                 <w:szCs w:val="20"/>
                               </w:rPr>
-                              <w:t xml:space="preserve">ECOLE NORMALE </w:t>
-                            </w:r>
-                            <w:proofErr w:type="gramStart"/>
-                            <w:r>
-                              <w:rPr>
-                                <w:rFonts w:asciiTheme="majorBidi" w:hAnsiTheme="majorBidi" w:cstheme="majorBidi"/>
-                                <w:b/>
-                                <w:bCs/>
-                                <w:color w:val="0A1D30" w:themeColor="text2" w:themeShade="BF"/>
-                                <w:sz w:val="20"/>
-                                <w:szCs w:val="20"/>
-                              </w:rPr>
-                              <w:t>SUPERIEURE  DE</w:t>
-                            </w:r>
-                            <w:proofErr w:type="gramEnd"/>
-                            <w:r>
-                              <w:rPr>
-                                <w:rFonts w:asciiTheme="majorBidi" w:hAnsiTheme="majorBidi" w:cstheme="majorBidi"/>
-                                <w:b/>
-                                <w:bCs/>
-                                <w:color w:val="0A1D30" w:themeColor="text2" w:themeShade="BF"/>
-                                <w:sz w:val="20"/>
-                                <w:szCs w:val="20"/>
-                              </w:rPr>
-                              <w:t xml:space="preserve"> L’ENSEIGNEMENT TECHNIQUE DE MOHAMMEDIA</w:t>
+                              <w:t>ECOLE NORMALE SUPERIEURE  DE L’ENSEIGNEMENT TECHNIQUE DE MOHAMMEDIA</w:t>
                             </w:r>
                           </w:p>
                         </w:txbxContent>
@@ -3696,31 +3672,7 @@
                           <w:sz w:val="20"/>
                           <w:szCs w:val="20"/>
                         </w:rPr>
-                        <w:t xml:space="preserve">ECOLE NORMALE </w:t>
-                      </w:r>
-                      <w:proofErr w:type="gramStart"/>
-                      <w:r>
-                        <w:rPr>
-                          <w:rFonts w:asciiTheme="majorBidi" w:hAnsiTheme="majorBidi" w:cstheme="majorBidi"/>
-                          <w:b/>
-                          <w:bCs/>
-                          <w:color w:val="0A1D30" w:themeColor="text2" w:themeShade="BF"/>
-                          <w:sz w:val="20"/>
-                          <w:szCs w:val="20"/>
-                        </w:rPr>
-                        <w:t>SUPERIEURE  DE</w:t>
-                      </w:r>
-                      <w:proofErr w:type="gramEnd"/>
-                      <w:r>
-                        <w:rPr>
-                          <w:rFonts w:asciiTheme="majorBidi" w:hAnsiTheme="majorBidi" w:cstheme="majorBidi"/>
-                          <w:b/>
-                          <w:bCs/>
-                          <w:color w:val="0A1D30" w:themeColor="text2" w:themeShade="BF"/>
-                          <w:sz w:val="20"/>
-                          <w:szCs w:val="20"/>
-                        </w:rPr>
-                        <w:t xml:space="preserve"> L’ENSEIGNEMENT TECHNIQUE DE MOHAMMEDIA</w:t>
+                        <w:t>ECOLE NORMALE SUPERIEURE  DE L’ENSEIGNEMENT TECHNIQUE DE MOHAMMEDIA</w:t>
                       </w:r>
                     </w:p>
                   </w:txbxContent>
@@ -4520,7 +4472,7 @@
       <w:pPr>
         <w:pStyle w:val="Heading1"/>
       </w:pPr>
-      <w:bookmarkStart w:id="0" w:name="_Toc229360302"/>
+      <w:bookmarkStart w:id="0" w:name="_Toc229393890"/>
       <w:r>
         <w:rPr>
           <w:noProof/>
@@ -4644,31 +4596,7 @@
                                 <w:sz w:val="28"/>
                                 <w:szCs w:val="28"/>
                               </w:rPr>
-                              <w:t xml:space="preserve">Ingénieur informatique, Génie logiciel et </w:t>
-                            </w:r>
-                            <w:proofErr w:type="spellStart"/>
-                            <w:r>
-                              <w:rPr>
-                                <w:rFonts w:asciiTheme="majorBidi" w:hAnsiTheme="majorBidi" w:cstheme="majorBidi"/>
-                                <w:bCs/>
-                                <w:color w:val="000000" w:themeColor="text1"/>
-                                <w:spacing w:val="0"/>
-                                <w:sz w:val="28"/>
-                                <w:szCs w:val="28"/>
-                              </w:rPr>
-                              <w:t>Systéme</w:t>
-                            </w:r>
-                            <w:proofErr w:type="spellEnd"/>
-                            <w:r>
-                              <w:rPr>
-                                <w:rFonts w:asciiTheme="majorBidi" w:hAnsiTheme="majorBidi" w:cstheme="majorBidi"/>
-                                <w:bCs/>
-                                <w:color w:val="000000" w:themeColor="text1"/>
-                                <w:spacing w:val="0"/>
-                                <w:sz w:val="28"/>
-                                <w:szCs w:val="28"/>
-                              </w:rPr>
-                              <w:t xml:space="preserve"> distribué</w:t>
+                              <w:t>Ingénieur informatique, Génie logiciel et Systéme distribué</w:t>
                             </w:r>
                           </w:p>
                         </w:txbxContent>
@@ -4776,31 +4704,7 @@
                           <w:sz w:val="28"/>
                           <w:szCs w:val="28"/>
                         </w:rPr>
-                        <w:t xml:space="preserve">Ingénieur informatique, Génie logiciel et </w:t>
-                      </w:r>
-                      <w:proofErr w:type="spellStart"/>
-                      <w:r>
-                        <w:rPr>
-                          <w:rFonts w:asciiTheme="majorBidi" w:hAnsiTheme="majorBidi" w:cstheme="majorBidi"/>
-                          <w:bCs/>
-                          <w:color w:val="000000" w:themeColor="text1"/>
-                          <w:spacing w:val="0"/>
-                          <w:sz w:val="28"/>
-                          <w:szCs w:val="28"/>
-                        </w:rPr>
-                        <w:t>Systéme</w:t>
-                      </w:r>
-                      <w:proofErr w:type="spellEnd"/>
-                      <w:r>
-                        <w:rPr>
-                          <w:rFonts w:asciiTheme="majorBidi" w:hAnsiTheme="majorBidi" w:cstheme="majorBidi"/>
-                          <w:bCs/>
-                          <w:color w:val="000000" w:themeColor="text1"/>
-                          <w:spacing w:val="0"/>
-                          <w:sz w:val="28"/>
-                          <w:szCs w:val="28"/>
-                        </w:rPr>
-                        <w:t xml:space="preserve"> distribué</w:t>
+                        <w:t>Ingénieur informatique, Génie logiciel et Systéme distribué</w:t>
                       </w:r>
                     </w:p>
                   </w:txbxContent>
@@ -5255,13 +5159,11 @@
       <w:r>
         <w:br w:type="page"/>
       </w:r>
-      <w:proofErr w:type="spellStart"/>
       <w:r>
         <w:lastRenderedPageBreak/>
         <w:t>Sommaire</w:t>
       </w:r>
       <w:bookmarkEnd w:id="0"/>
-      <w:proofErr w:type="spellEnd"/>
     </w:p>
     <w:sdt>
       <w:sdtPr>
@@ -5319,7 +5221,7 @@
           <w:r>
             <w:fldChar w:fldCharType="separate"/>
           </w:r>
-          <w:hyperlink w:anchor="_Toc229360302" w:history="1">
+          <w:hyperlink w:anchor="_Toc229393890" w:history="1">
             <w:r>
               <w:rPr>
                 <w:rStyle w:val="Hyperlink"/>
@@ -5346,7 +5248,7 @@
                 <w:noProof/>
                 <w:webHidden/>
               </w:rPr>
-              <w:instrText xml:space="preserve"> PAGEREF _Toc229360302 \h </w:instrText>
+              <w:instrText xml:space="preserve"> PAGEREF _Toc229393890 \h </w:instrText>
             </w:r>
             <w:r>
               <w:rPr>
@@ -5392,7 +5294,7 @@
               <w14:ligatures w14:val="standardContextual"/>
             </w:rPr>
           </w:pPr>
-          <w:hyperlink w:anchor="_Toc229360303" w:history="1">
+          <w:hyperlink w:anchor="_Toc229393891" w:history="1">
             <w:r>
               <w:rPr>
                 <w:rStyle w:val="Hyperlink"/>
@@ -5419,7 +5321,7 @@
                 <w:noProof/>
                 <w:webHidden/>
               </w:rPr>
-              <w:instrText xml:space="preserve"> PAGEREF _Toc229360303 \h </w:instrText>
+              <w:instrText xml:space="preserve"> PAGEREF _Toc229393891 \h </w:instrText>
             </w:r>
             <w:r>
               <w:rPr>
@@ -5439,7 +5341,7 @@
                 <w:noProof/>
                 <w:webHidden/>
               </w:rPr>
-              <w:t>3</w:t>
+              <w:t>4</w:t>
             </w:r>
             <w:r>
               <w:rPr>
@@ -5465,13 +5367,13 @@
               <w14:ligatures w14:val="standardContextual"/>
             </w:rPr>
           </w:pPr>
-          <w:hyperlink w:anchor="_Toc229360304" w:history="1">
+          <w:hyperlink w:anchor="_Toc229393892" w:history="1">
             <w:r>
               <w:rPr>
                 <w:rStyle w:val="Hyperlink"/>
                 <w:noProof/>
               </w:rPr>
-              <w:t>Énoncé</w:t>
+              <w:t>Conception :</w:t>
             </w:r>
             <w:r>
               <w:rPr>
@@ -5492,7 +5394,7 @@
                 <w:noProof/>
                 <w:webHidden/>
               </w:rPr>
-              <w:instrText xml:space="preserve"> PAGEREF _Toc229360304 \h </w:instrText>
+              <w:instrText xml:space="preserve"> PAGEREF _Toc229393892 \h </w:instrText>
             </w:r>
             <w:r>
               <w:rPr>
@@ -5512,7 +5414,800 @@
                 <w:noProof/>
                 <w:webHidden/>
               </w:rPr>
-              <w:t>4</w:t>
+              <w:t>5</w:t>
+            </w:r>
+            <w:r>
+              <w:rPr>
+                <w:noProof/>
+                <w:webHidden/>
+              </w:rPr>
+              <w:fldChar w:fldCharType="end"/>
+            </w:r>
+          </w:hyperlink>
+        </w:p>
+        <w:p>
+          <w:pPr>
+            <w:pStyle w:val="TOC2"/>
+            <w:tabs>
+              <w:tab w:val="right" w:leader="dot" w:pos="9016"/>
+            </w:tabs>
+            <w:rPr>
+              <w:noProof/>
+            </w:rPr>
+          </w:pPr>
+          <w:hyperlink w:anchor="_Toc229393893" w:history="1">
+            <w:r>
+              <w:rPr>
+                <w:rStyle w:val="Hyperlink"/>
+                <w:noProof/>
+              </w:rPr>
+              <w:t>1-architecture technique du projet</w:t>
+            </w:r>
+            <w:r>
+              <w:rPr>
+                <w:noProof/>
+                <w:webHidden/>
+              </w:rPr>
+              <w:tab/>
+            </w:r>
+            <w:r>
+              <w:rPr>
+                <w:noProof/>
+                <w:webHidden/>
+              </w:rPr>
+              <w:fldChar w:fldCharType="begin"/>
+            </w:r>
+            <w:r>
+              <w:rPr>
+                <w:noProof/>
+                <w:webHidden/>
+              </w:rPr>
+              <w:instrText xml:space="preserve"> PAGEREF _Toc229393893 \h </w:instrText>
+            </w:r>
+            <w:r>
+              <w:rPr>
+                <w:noProof/>
+                <w:webHidden/>
+              </w:rPr>
+            </w:r>
+            <w:r>
+              <w:rPr>
+                <w:noProof/>
+                <w:webHidden/>
+              </w:rPr>
+              <w:fldChar w:fldCharType="separate"/>
+            </w:r>
+            <w:r>
+              <w:rPr>
+                <w:noProof/>
+                <w:webHidden/>
+              </w:rPr>
+              <w:t>5</w:t>
+            </w:r>
+            <w:r>
+              <w:rPr>
+                <w:noProof/>
+                <w:webHidden/>
+              </w:rPr>
+              <w:fldChar w:fldCharType="end"/>
+            </w:r>
+          </w:hyperlink>
+        </w:p>
+        <w:p>
+          <w:pPr>
+            <w:pStyle w:val="TOC2"/>
+            <w:tabs>
+              <w:tab w:val="right" w:leader="dot" w:pos="9016"/>
+            </w:tabs>
+            <w:rPr>
+              <w:noProof/>
+            </w:rPr>
+          </w:pPr>
+          <w:hyperlink w:anchor="_Toc229393894" w:history="1">
+            <w:r>
+              <w:rPr>
+                <w:rStyle w:val="Hyperlink"/>
+                <w:noProof/>
+              </w:rPr>
+              <w:t>2-diagramme de classes</w:t>
+            </w:r>
+            <w:r>
+              <w:rPr>
+                <w:noProof/>
+                <w:webHidden/>
+              </w:rPr>
+              <w:tab/>
+            </w:r>
+            <w:r>
+              <w:rPr>
+                <w:noProof/>
+                <w:webHidden/>
+              </w:rPr>
+              <w:fldChar w:fldCharType="begin"/>
+            </w:r>
+            <w:r>
+              <w:rPr>
+                <w:noProof/>
+                <w:webHidden/>
+              </w:rPr>
+              <w:instrText xml:space="preserve"> PAGEREF _Toc229393894 \h </w:instrText>
+            </w:r>
+            <w:r>
+              <w:rPr>
+                <w:noProof/>
+                <w:webHidden/>
+              </w:rPr>
+            </w:r>
+            <w:r>
+              <w:rPr>
+                <w:noProof/>
+                <w:webHidden/>
+              </w:rPr>
+              <w:fldChar w:fldCharType="separate"/>
+            </w:r>
+            <w:r>
+              <w:rPr>
+                <w:noProof/>
+                <w:webHidden/>
+              </w:rPr>
+              <w:t>6</w:t>
+            </w:r>
+            <w:r>
+              <w:rPr>
+                <w:noProof/>
+                <w:webHidden/>
+              </w:rPr>
+              <w:fldChar w:fldCharType="end"/>
+            </w:r>
+          </w:hyperlink>
+        </w:p>
+        <w:p>
+          <w:pPr>
+            <w:pStyle w:val="TOC2"/>
+            <w:tabs>
+              <w:tab w:val="right" w:leader="dot" w:pos="9016"/>
+            </w:tabs>
+            <w:rPr>
+              <w:noProof/>
+            </w:rPr>
+          </w:pPr>
+          <w:hyperlink w:anchor="_Toc229393895" w:history="1">
+            <w:r>
+              <w:rPr>
+                <w:noProof/>
+                <w:webHidden/>
+              </w:rPr>
+              <w:tab/>
+            </w:r>
+            <w:r>
+              <w:rPr>
+                <w:noProof/>
+                <w:webHidden/>
+              </w:rPr>
+              <w:fldChar w:fldCharType="begin"/>
+            </w:r>
+            <w:r>
+              <w:rPr>
+                <w:noProof/>
+                <w:webHidden/>
+              </w:rPr>
+              <w:instrText xml:space="preserve"> PAGEREF _Toc229393895 \h </w:instrText>
+            </w:r>
+            <w:r>
+              <w:rPr>
+                <w:noProof/>
+                <w:webHidden/>
+              </w:rPr>
+            </w:r>
+            <w:r>
+              <w:rPr>
+                <w:noProof/>
+                <w:webHidden/>
+              </w:rPr>
+              <w:fldChar w:fldCharType="separate"/>
+            </w:r>
+            <w:r>
+              <w:rPr>
+                <w:noProof/>
+                <w:webHidden/>
+              </w:rPr>
+              <w:t>6</w:t>
+            </w:r>
+            <w:r>
+              <w:rPr>
+                <w:noProof/>
+                <w:webHidden/>
+              </w:rPr>
+              <w:fldChar w:fldCharType="end"/>
+            </w:r>
+          </w:hyperlink>
+        </w:p>
+        <w:p>
+          <w:pPr>
+            <w:pStyle w:val="TOC1"/>
+            <w:tabs>
+              <w:tab w:val="right" w:leader="dot" w:pos="9016"/>
+            </w:tabs>
+            <w:rPr>
+              <w:rFonts w:asciiTheme="minorHAnsi" w:eastAsiaTheme="minorEastAsia" w:hAnsiTheme="minorHAnsi" w:cstheme="minorBidi"/>
+              <w:noProof/>
+              <w:spacing w:val="0"/>
+              <w:kern w:val="2"/>
+              <w:lang w:val="en-GB" w:eastAsia="en-GB"/>
+              <w14:ligatures w14:val="standardContextual"/>
+            </w:rPr>
+          </w:pPr>
+          <w:hyperlink w:anchor="_Toc229393896" w:history="1">
+            <w:r>
+              <w:rPr>
+                <w:rStyle w:val="Hyperlink"/>
+                <w:noProof/>
+              </w:rPr>
+              <w:t>Implémentation</w:t>
+            </w:r>
+            <w:r>
+              <w:rPr>
+                <w:noProof/>
+                <w:webHidden/>
+              </w:rPr>
+              <w:tab/>
+            </w:r>
+            <w:r>
+              <w:rPr>
+                <w:noProof/>
+                <w:webHidden/>
+              </w:rPr>
+              <w:fldChar w:fldCharType="begin"/>
+            </w:r>
+            <w:r>
+              <w:rPr>
+                <w:noProof/>
+                <w:webHidden/>
+              </w:rPr>
+              <w:instrText xml:space="preserve"> PAGEREF _Toc229393896 \h </w:instrText>
+            </w:r>
+            <w:r>
+              <w:rPr>
+                <w:noProof/>
+                <w:webHidden/>
+              </w:rPr>
+            </w:r>
+            <w:r>
+              <w:rPr>
+                <w:noProof/>
+                <w:webHidden/>
+              </w:rPr>
+              <w:fldChar w:fldCharType="separate"/>
+            </w:r>
+            <w:r>
+              <w:rPr>
+                <w:noProof/>
+                <w:webHidden/>
+              </w:rPr>
+              <w:t>6</w:t>
+            </w:r>
+            <w:r>
+              <w:rPr>
+                <w:noProof/>
+                <w:webHidden/>
+              </w:rPr>
+              <w:fldChar w:fldCharType="end"/>
+            </w:r>
+          </w:hyperlink>
+        </w:p>
+        <w:p>
+          <w:pPr>
+            <w:pStyle w:val="TOC2"/>
+            <w:tabs>
+              <w:tab w:val="right" w:leader="dot" w:pos="9016"/>
+            </w:tabs>
+            <w:rPr>
+              <w:noProof/>
+            </w:rPr>
+          </w:pPr>
+          <w:hyperlink w:anchor="_Toc229393897" w:history="1">
+            <w:r>
+              <w:rPr>
+                <w:rStyle w:val="Hyperlink"/>
+                <w:noProof/>
+              </w:rPr>
+              <w:t>1-un projet Spring boot avec les dépendances requises</w:t>
+            </w:r>
+            <w:r>
+              <w:rPr>
+                <w:noProof/>
+                <w:webHidden/>
+              </w:rPr>
+              <w:tab/>
+            </w:r>
+            <w:r>
+              <w:rPr>
+                <w:noProof/>
+                <w:webHidden/>
+              </w:rPr>
+              <w:fldChar w:fldCharType="begin"/>
+            </w:r>
+            <w:r>
+              <w:rPr>
+                <w:noProof/>
+                <w:webHidden/>
+              </w:rPr>
+              <w:instrText xml:space="preserve"> PAGEREF _Toc229393897 \h </w:instrText>
+            </w:r>
+            <w:r>
+              <w:rPr>
+                <w:noProof/>
+                <w:webHidden/>
+              </w:rPr>
+            </w:r>
+            <w:r>
+              <w:rPr>
+                <w:noProof/>
+                <w:webHidden/>
+              </w:rPr>
+              <w:fldChar w:fldCharType="separate"/>
+            </w:r>
+            <w:r>
+              <w:rPr>
+                <w:noProof/>
+                <w:webHidden/>
+              </w:rPr>
+              <w:t>6</w:t>
+            </w:r>
+            <w:r>
+              <w:rPr>
+                <w:noProof/>
+                <w:webHidden/>
+              </w:rPr>
+              <w:fldChar w:fldCharType="end"/>
+            </w:r>
+          </w:hyperlink>
+        </w:p>
+        <w:p>
+          <w:pPr>
+            <w:pStyle w:val="TOC2"/>
+            <w:tabs>
+              <w:tab w:val="right" w:leader="dot" w:pos="9016"/>
+            </w:tabs>
+            <w:rPr>
+              <w:noProof/>
+            </w:rPr>
+          </w:pPr>
+          <w:hyperlink w:anchor="_Toc229393898" w:history="1">
+            <w:r>
+              <w:rPr>
+                <w:rStyle w:val="Hyperlink"/>
+                <w:noProof/>
+              </w:rPr>
+              <w:t>2-Couche DAO</w:t>
+            </w:r>
+            <w:r>
+              <w:rPr>
+                <w:noProof/>
+                <w:webHidden/>
+              </w:rPr>
+              <w:tab/>
+            </w:r>
+            <w:r>
+              <w:rPr>
+                <w:noProof/>
+                <w:webHidden/>
+              </w:rPr>
+              <w:fldChar w:fldCharType="begin"/>
+            </w:r>
+            <w:r>
+              <w:rPr>
+                <w:noProof/>
+                <w:webHidden/>
+              </w:rPr>
+              <w:instrText xml:space="preserve"> PAGEREF _Toc229393898 \h </w:instrText>
+            </w:r>
+            <w:r>
+              <w:rPr>
+                <w:noProof/>
+                <w:webHidden/>
+              </w:rPr>
+            </w:r>
+            <w:r>
+              <w:rPr>
+                <w:noProof/>
+                <w:webHidden/>
+              </w:rPr>
+              <w:fldChar w:fldCharType="separate"/>
+            </w:r>
+            <w:r>
+              <w:rPr>
+                <w:noProof/>
+                <w:webHidden/>
+              </w:rPr>
+              <w:t>7</w:t>
+            </w:r>
+            <w:r>
+              <w:rPr>
+                <w:noProof/>
+                <w:webHidden/>
+              </w:rPr>
+              <w:fldChar w:fldCharType="end"/>
+            </w:r>
+          </w:hyperlink>
+        </w:p>
+        <w:p>
+          <w:pPr>
+            <w:pStyle w:val="TOC2"/>
+            <w:tabs>
+              <w:tab w:val="right" w:leader="dot" w:pos="9016"/>
+            </w:tabs>
+            <w:rPr>
+              <w:noProof/>
+            </w:rPr>
+          </w:pPr>
+          <w:hyperlink w:anchor="_Toc229393899" w:history="1">
+            <w:r>
+              <w:rPr>
+                <w:noProof/>
+                <w:webHidden/>
+              </w:rPr>
+              <w:tab/>
+            </w:r>
+            <w:r>
+              <w:rPr>
+                <w:noProof/>
+                <w:webHidden/>
+              </w:rPr>
+              <w:fldChar w:fldCharType="begin"/>
+            </w:r>
+            <w:r>
+              <w:rPr>
+                <w:noProof/>
+                <w:webHidden/>
+              </w:rPr>
+              <w:instrText xml:space="preserve"> PAGEREF _Toc229393899 \h </w:instrText>
+            </w:r>
+            <w:r>
+              <w:rPr>
+                <w:noProof/>
+                <w:webHidden/>
+              </w:rPr>
+            </w:r>
+            <w:r>
+              <w:rPr>
+                <w:noProof/>
+                <w:webHidden/>
+              </w:rPr>
+              <w:fldChar w:fldCharType="separate"/>
+            </w:r>
+            <w:r>
+              <w:rPr>
+                <w:noProof/>
+                <w:webHidden/>
+              </w:rPr>
+              <w:t>7</w:t>
+            </w:r>
+            <w:r>
+              <w:rPr>
+                <w:noProof/>
+                <w:webHidden/>
+              </w:rPr>
+              <w:fldChar w:fldCharType="end"/>
+            </w:r>
+          </w:hyperlink>
+        </w:p>
+        <w:p>
+          <w:pPr>
+            <w:pStyle w:val="TOC3"/>
+            <w:tabs>
+              <w:tab w:val="right" w:leader="dot" w:pos="9016"/>
+            </w:tabs>
+            <w:rPr>
+              <w:noProof/>
+            </w:rPr>
+          </w:pPr>
+          <w:hyperlink w:anchor="_Toc229393900" w:history="1">
+            <w:r>
+              <w:rPr>
+                <w:rStyle w:val="Hyperlink"/>
+                <w:noProof/>
+              </w:rPr>
+              <w:t>Entities</w:t>
+            </w:r>
+            <w:r>
+              <w:rPr>
+                <w:noProof/>
+                <w:webHidden/>
+              </w:rPr>
+              <w:tab/>
+            </w:r>
+            <w:r>
+              <w:rPr>
+                <w:noProof/>
+                <w:webHidden/>
+              </w:rPr>
+              <w:fldChar w:fldCharType="begin"/>
+            </w:r>
+            <w:r>
+              <w:rPr>
+                <w:noProof/>
+                <w:webHidden/>
+              </w:rPr>
+              <w:instrText xml:space="preserve"> PAGEREF _Toc229393900 \h </w:instrText>
+            </w:r>
+            <w:r>
+              <w:rPr>
+                <w:noProof/>
+                <w:webHidden/>
+              </w:rPr>
+            </w:r>
+            <w:r>
+              <w:rPr>
+                <w:noProof/>
+                <w:webHidden/>
+              </w:rPr>
+              <w:fldChar w:fldCharType="separate"/>
+            </w:r>
+            <w:r>
+              <w:rPr>
+                <w:noProof/>
+                <w:webHidden/>
+              </w:rPr>
+              <w:t>7</w:t>
+            </w:r>
+            <w:r>
+              <w:rPr>
+                <w:noProof/>
+                <w:webHidden/>
+              </w:rPr>
+              <w:fldChar w:fldCharType="end"/>
+            </w:r>
+          </w:hyperlink>
+        </w:p>
+        <w:p>
+          <w:pPr>
+            <w:pStyle w:val="TOC2"/>
+            <w:tabs>
+              <w:tab w:val="right" w:leader="dot" w:pos="9016"/>
+            </w:tabs>
+            <w:rPr>
+              <w:noProof/>
+            </w:rPr>
+          </w:pPr>
+          <w:hyperlink w:anchor="_Toc229393901" w:history="1">
+            <w:r>
+              <w:rPr>
+                <w:rStyle w:val="Hyperlink"/>
+                <w:noProof/>
+              </w:rPr>
+              <w:t>Test de la couche DAO</w:t>
+            </w:r>
+            <w:r>
+              <w:rPr>
+                <w:noProof/>
+                <w:webHidden/>
+              </w:rPr>
+              <w:tab/>
+            </w:r>
+            <w:r>
+              <w:rPr>
+                <w:noProof/>
+                <w:webHidden/>
+              </w:rPr>
+              <w:fldChar w:fldCharType="begin"/>
+            </w:r>
+            <w:r>
+              <w:rPr>
+                <w:noProof/>
+                <w:webHidden/>
+              </w:rPr>
+              <w:instrText xml:space="preserve"> PAGEREF _Toc229393901 \h </w:instrText>
+            </w:r>
+            <w:r>
+              <w:rPr>
+                <w:noProof/>
+                <w:webHidden/>
+              </w:rPr>
+            </w:r>
+            <w:r>
+              <w:rPr>
+                <w:noProof/>
+                <w:webHidden/>
+              </w:rPr>
+              <w:fldChar w:fldCharType="separate"/>
+            </w:r>
+            <w:r>
+              <w:rPr>
+                <w:noProof/>
+                <w:webHidden/>
+              </w:rPr>
+              <w:t>7</w:t>
+            </w:r>
+            <w:r>
+              <w:rPr>
+                <w:noProof/>
+                <w:webHidden/>
+              </w:rPr>
+              <w:fldChar w:fldCharType="end"/>
+            </w:r>
+          </w:hyperlink>
+        </w:p>
+        <w:p>
+          <w:pPr>
+            <w:pStyle w:val="TOC2"/>
+            <w:tabs>
+              <w:tab w:val="right" w:leader="dot" w:pos="9016"/>
+            </w:tabs>
+            <w:rPr>
+              <w:noProof/>
+            </w:rPr>
+          </w:pPr>
+          <w:hyperlink w:anchor="_Toc229393902" w:history="1">
+            <w:r>
+              <w:rPr>
+                <w:noProof/>
+                <w:webHidden/>
+              </w:rPr>
+              <w:tab/>
+            </w:r>
+            <w:r>
+              <w:rPr>
+                <w:noProof/>
+                <w:webHidden/>
+              </w:rPr>
+              <w:fldChar w:fldCharType="begin"/>
+            </w:r>
+            <w:r>
+              <w:rPr>
+                <w:noProof/>
+                <w:webHidden/>
+              </w:rPr>
+              <w:instrText xml:space="preserve"> PAGEREF _Toc229393902 \h </w:instrText>
+            </w:r>
+            <w:r>
+              <w:rPr>
+                <w:noProof/>
+                <w:webHidden/>
+              </w:rPr>
+            </w:r>
+            <w:r>
+              <w:rPr>
+                <w:noProof/>
+                <w:webHidden/>
+              </w:rPr>
+              <w:fldChar w:fldCharType="separate"/>
+            </w:r>
+            <w:r>
+              <w:rPr>
+                <w:noProof/>
+                <w:webHidden/>
+              </w:rPr>
+              <w:t>9</w:t>
+            </w:r>
+            <w:r>
+              <w:rPr>
+                <w:noProof/>
+                <w:webHidden/>
+              </w:rPr>
+              <w:fldChar w:fldCharType="end"/>
+            </w:r>
+          </w:hyperlink>
+        </w:p>
+        <w:p>
+          <w:pPr>
+            <w:pStyle w:val="TOC2"/>
+            <w:tabs>
+              <w:tab w:val="right" w:leader="dot" w:pos="9016"/>
+            </w:tabs>
+            <w:rPr>
+              <w:noProof/>
+            </w:rPr>
+          </w:pPr>
+          <w:hyperlink w:anchor="_Toc229393903" w:history="1">
+            <w:r>
+              <w:rPr>
+                <w:rStyle w:val="Hyperlink"/>
+                <w:noProof/>
+              </w:rPr>
+              <w:t>3-es DTOs et les Mappers</w:t>
+            </w:r>
+            <w:r>
+              <w:rPr>
+                <w:noProof/>
+                <w:webHidden/>
+              </w:rPr>
+              <w:tab/>
+            </w:r>
+            <w:r>
+              <w:rPr>
+                <w:noProof/>
+                <w:webHidden/>
+              </w:rPr>
+              <w:fldChar w:fldCharType="begin"/>
+            </w:r>
+            <w:r>
+              <w:rPr>
+                <w:noProof/>
+                <w:webHidden/>
+              </w:rPr>
+              <w:instrText xml:space="preserve"> PAGEREF _Toc229393903 \h </w:instrText>
+            </w:r>
+            <w:r>
+              <w:rPr>
+                <w:noProof/>
+                <w:webHidden/>
+              </w:rPr>
+            </w:r>
+            <w:r>
+              <w:rPr>
+                <w:noProof/>
+                <w:webHidden/>
+              </w:rPr>
+              <w:fldChar w:fldCharType="separate"/>
+            </w:r>
+            <w:r>
+              <w:rPr>
+                <w:noProof/>
+                <w:webHidden/>
+              </w:rPr>
+              <w:t>10</w:t>
+            </w:r>
+            <w:r>
+              <w:rPr>
+                <w:noProof/>
+                <w:webHidden/>
+              </w:rPr>
+              <w:fldChar w:fldCharType="end"/>
+            </w:r>
+          </w:hyperlink>
+        </w:p>
+        <w:p>
+          <w:pPr>
+            <w:pStyle w:val="TOC2"/>
+            <w:tabs>
+              <w:tab w:val="right" w:leader="dot" w:pos="9016"/>
+            </w:tabs>
+            <w:rPr>
+              <w:noProof/>
+            </w:rPr>
+          </w:pPr>
+          <w:hyperlink w:anchor="_Toc229393904" w:history="1">
+            <w:r>
+              <w:rPr>
+                <w:noProof/>
+                <w:webHidden/>
+              </w:rPr>
+              <w:tab/>
+            </w:r>
+            <w:r>
+              <w:rPr>
+                <w:noProof/>
+                <w:webHidden/>
+              </w:rPr>
+              <w:fldChar w:fldCharType="begin"/>
+            </w:r>
+            <w:r>
+              <w:rPr>
+                <w:noProof/>
+                <w:webHidden/>
+              </w:rPr>
+              <w:instrText xml:space="preserve"> PAGEREF _Toc229393904 \h </w:instrText>
+            </w:r>
+            <w:r>
+              <w:rPr>
+                <w:noProof/>
+                <w:webHidden/>
+              </w:rPr>
+            </w:r>
+            <w:r>
+              <w:rPr>
+                <w:noProof/>
+                <w:webHidden/>
+              </w:rPr>
+              <w:fldChar w:fldCharType="separate"/>
+            </w:r>
+            <w:r>
+              <w:rPr>
+                <w:noProof/>
+                <w:webHidden/>
+              </w:rPr>
+              <w:t>10</w:t>
             </w:r>
             <w:r>
               <w:rPr>
@@ -5564,7 +6259,7 @@
           <w:lang w:val="fr-FR"/>
         </w:rPr>
       </w:pPr>
-      <w:bookmarkStart w:id="1" w:name="_Toc229360303"/>
+      <w:bookmarkStart w:id="1" w:name="_Toc229393891"/>
       <w:r>
         <w:rPr>
           <w:lang w:val="fr-FR"/>
@@ -5593,21 +6288,7 @@
         <w:rPr>
           <w:lang w:eastAsia="en-US"/>
         </w:rPr>
-        <w:t xml:space="preserve">On souhaite concevoir et développer une application Web JEE basée sur le Framework Spring et </w:t>
-      </w:r>
-      <w:proofErr w:type="spellStart"/>
-      <w:r>
-        <w:rPr>
-          <w:lang w:eastAsia="en-US"/>
-        </w:rPr>
-        <w:t>Angular</w:t>
-      </w:r>
-      <w:proofErr w:type="spellEnd"/>
-      <w:r>
-        <w:rPr>
-          <w:lang w:eastAsia="en-US"/>
-        </w:rPr>
-        <w:t>.</w:t>
+        <w:t>On souhaite concevoir et développer une application Web JEE basée sur le Framework Spring et Angular.</w:t>
       </w:r>
       <w:r>
         <w:rPr>
@@ -5634,28 +6315,25 @@
       <w:pPr>
         <w:pStyle w:val="Heading1"/>
       </w:pPr>
-      <w:proofErr w:type="gramStart"/>
+      <w:bookmarkStart w:id="2" w:name="_Toc229393892"/>
       <w:r>
         <w:lastRenderedPageBreak/>
         <w:t>Conception :</w:t>
       </w:r>
-      <w:proofErr w:type="gramEnd"/>
+      <w:bookmarkEnd w:id="2"/>
     </w:p>
     <w:p>
       <w:pPr>
         <w:pStyle w:val="Heading2"/>
       </w:pPr>
+      <w:bookmarkStart w:id="3" w:name="_Toc229393893"/>
       <w:r>
         <w:t>1-</w:t>
       </w:r>
       <w:r>
-        <w:t xml:space="preserve">architecture technique du </w:t>
-      </w:r>
-      <w:proofErr w:type="spellStart"/>
-      <w:r>
-        <w:t>projet</w:t>
-      </w:r>
-      <w:proofErr w:type="spellEnd"/>
+        <w:t>architecture technique du projet</w:t>
+      </w:r>
+      <w:bookmarkEnd w:id="3"/>
     </w:p>
     <w:p>
       <w:pPr>
@@ -5710,6 +6388,7 @@
       <w:pPr>
         <w:pStyle w:val="Heading2"/>
       </w:pPr>
+      <w:bookmarkStart w:id="4" w:name="_Toc229393894"/>
       <w:r>
         <w:rPr>
           <w:lang w:val="fr-FR"/>
@@ -5723,11 +6402,13 @@
         </w:rPr>
         <w:t>diagramme de classes</w:t>
       </w:r>
+      <w:bookmarkEnd w:id="4"/>
     </w:p>
     <w:p>
       <w:pPr>
         <w:pStyle w:val="Heading2"/>
       </w:pPr>
+      <w:bookmarkStart w:id="5" w:name="_Toc229393895"/>
       <w:r>
         <w:rPr>
           <w:noProof/>
@@ -5781,6 +6462,7 @@
           </wp:inline>
         </w:drawing>
       </w:r>
+      <w:bookmarkEnd w:id="5"/>
     </w:p>
     <w:p>
       <w:pPr>
@@ -5802,11 +6484,11 @@
       <w:pPr>
         <w:pStyle w:val="Heading1"/>
       </w:pPr>
-      <w:proofErr w:type="spellStart"/>
+      <w:bookmarkStart w:id="6" w:name="_Toc229393896"/>
       <w:r>
         <w:t>Implémentation</w:t>
       </w:r>
-      <w:proofErr w:type="spellEnd"/>
+      <w:bookmarkEnd w:id="6"/>
     </w:p>
     <w:p>
       <w:pPr>
@@ -5815,6 +6497,7 @@
           <w:lang w:val="fr-FR"/>
         </w:rPr>
       </w:pPr>
+      <w:bookmarkStart w:id="7" w:name="_Toc229393897"/>
       <w:r>
         <w:rPr>
           <w:lang w:val="fr-FR"/>
@@ -5827,6 +6510,7 @@
         </w:rPr>
         <w:t>un projet Spring boot avec les dépendances requises</w:t>
       </w:r>
+      <w:bookmarkEnd w:id="7"/>
     </w:p>
     <w:p>
       <w:pPr>
@@ -5881,6 +6565,7 @@
       <w:pPr>
         <w:pStyle w:val="Heading2"/>
       </w:pPr>
+      <w:bookmarkStart w:id="8" w:name="_Toc229393898"/>
       <w:r>
         <w:lastRenderedPageBreak/>
         <w:t>2-</w:t>
@@ -5888,6 +6573,7 @@
       <w:r>
         <w:t>Couche DAO</w:t>
       </w:r>
+      <w:bookmarkEnd w:id="8"/>
     </w:p>
     <w:p>
       <w:pPr>
@@ -5943,6 +6629,7 @@
         <w:pStyle w:val="Heading2"/>
         <w:jc w:val="center"/>
       </w:pPr>
+      <w:bookmarkStart w:id="9" w:name="_Toc229393899"/>
       <w:r>
         <w:drawing>
           <wp:inline distT="0" distB="0" distL="0" distR="0" wp14:anchorId="54047660" wp14:editId="06DB4BAC">
@@ -5980,14 +6667,17 @@
           </wp:inline>
         </w:drawing>
       </w:r>
+      <w:bookmarkEnd w:id="9"/>
     </w:p>
     <w:p>
       <w:pPr>
         <w:pStyle w:val="Heading3"/>
       </w:pPr>
+      <w:bookmarkStart w:id="10" w:name="_Toc229393900"/>
       <w:r>
         <w:t>Entities</w:t>
       </w:r>
+      <w:bookmarkEnd w:id="10"/>
     </w:p>
     <w:p>
       <w:pPr>
@@ -6044,6 +6734,7 @@
           <w:lang w:val="fr-FR"/>
         </w:rPr>
       </w:pPr>
+      <w:bookmarkStart w:id="11" w:name="_Toc229393901"/>
       <w:r>
         <w:rPr>
           <w:lang w:val="fr-FR"/>
@@ -6056,6 +6747,7 @@
         </w:rPr>
         <w:t>ouche DAO</w:t>
       </w:r>
+      <w:bookmarkEnd w:id="11"/>
     </w:p>
     <w:p>
       <w:pPr>
@@ -6118,29 +6810,16 @@
         </w:rPr>
         <w:br/>
       </w:r>
-      <w:proofErr w:type="spellStart"/>
-      <w:r>
-        <w:rPr>
-          <w:rFonts w:ascii="Courier New" w:hAnsi="Courier New" w:cs="Courier New"/>
-          <w:color w:val="BCBEC4"/>
-          <w:spacing w:val="0"/>
-          <w:sz w:val="20"/>
-          <w:szCs w:val="20"/>
-          <w:lang w:eastAsia="en-GB"/>
-        </w:rPr>
-        <w:t>CommandLineRunner</w:t>
-      </w:r>
-      <w:proofErr w:type="spellEnd"/>
-      <w:r>
-        <w:rPr>
-          <w:rFonts w:ascii="Courier New" w:hAnsi="Courier New" w:cs="Courier New"/>
-          <w:color w:val="BCBEC4"/>
-          <w:spacing w:val="0"/>
-          <w:sz w:val="20"/>
-          <w:szCs w:val="20"/>
-          <w:lang w:eastAsia="en-GB"/>
-        </w:rPr>
-        <w:t xml:space="preserve"> </w:t>
+      <w:r>
+        <w:rPr>
+          <w:rFonts w:ascii="Courier New" w:hAnsi="Courier New" w:cs="Courier New"/>
+          <w:color w:val="BCBEC4"/>
+          <w:spacing w:val="0"/>
+          <w:sz w:val="20"/>
+          <w:szCs w:val="20"/>
+          <w:lang w:eastAsia="en-GB"/>
+        </w:rPr>
+        <w:t xml:space="preserve">CommandLineRunner </w:t>
       </w:r>
       <w:r>
         <w:rPr>
@@ -6174,55 +6853,7 @@
           <w:lang w:eastAsia="en-GB"/>
         </w:rPr>
         <w:br/>
-        <w:t xml:space="preserve">        </w:t>
-      </w:r>
-      <w:proofErr w:type="spellStart"/>
-      <w:r>
-        <w:rPr>
-          <w:rFonts w:ascii="Courier New" w:hAnsi="Courier New" w:cs="Courier New"/>
-          <w:color w:val="BCBEC4"/>
-          <w:spacing w:val="0"/>
-          <w:sz w:val="20"/>
-          <w:szCs w:val="20"/>
-          <w:lang w:eastAsia="en-GB"/>
-        </w:rPr>
-        <w:t>ClientRepository</w:t>
-      </w:r>
-      <w:proofErr w:type="spellEnd"/>
-      <w:r>
-        <w:rPr>
-          <w:rFonts w:ascii="Courier New" w:hAnsi="Courier New" w:cs="Courier New"/>
-          <w:color w:val="BCBEC4"/>
-          <w:spacing w:val="0"/>
-          <w:sz w:val="20"/>
-          <w:szCs w:val="20"/>
-          <w:lang w:eastAsia="en-GB"/>
-        </w:rPr>
-        <w:t xml:space="preserve"> </w:t>
-      </w:r>
-      <w:proofErr w:type="spellStart"/>
-      <w:r>
-        <w:rPr>
-          <w:rFonts w:ascii="Courier New" w:hAnsi="Courier New" w:cs="Courier New"/>
-          <w:color w:val="BCBEC4"/>
-          <w:spacing w:val="0"/>
-          <w:sz w:val="20"/>
-          <w:szCs w:val="20"/>
-          <w:lang w:eastAsia="en-GB"/>
-        </w:rPr>
-        <w:t>clientRepository</w:t>
-      </w:r>
-      <w:proofErr w:type="spellEnd"/>
-      <w:r>
-        <w:rPr>
-          <w:rFonts w:ascii="Courier New" w:hAnsi="Courier New" w:cs="Courier New"/>
-          <w:color w:val="BCBEC4"/>
-          <w:spacing w:val="0"/>
-          <w:sz w:val="20"/>
-          <w:szCs w:val="20"/>
-          <w:lang w:eastAsia="en-GB"/>
-        </w:rPr>
-        <w:t>,</w:t>
+        <w:t xml:space="preserve">        ClientRepository clientRepository,</w:t>
       </w:r>
       <w:r>
         <w:rPr>
@@ -6234,55 +6865,7 @@
           <w:lang w:eastAsia="en-GB"/>
         </w:rPr>
         <w:br/>
-        <w:t xml:space="preserve">        </w:t>
-      </w:r>
-      <w:proofErr w:type="spellStart"/>
-      <w:r>
-        <w:rPr>
-          <w:rFonts w:ascii="Courier New" w:hAnsi="Courier New" w:cs="Courier New"/>
-          <w:color w:val="BCBEC4"/>
-          <w:spacing w:val="0"/>
-          <w:sz w:val="20"/>
-          <w:szCs w:val="20"/>
-          <w:lang w:eastAsia="en-GB"/>
-        </w:rPr>
-        <w:t>ContratAssuranceRepository</w:t>
-      </w:r>
-      <w:proofErr w:type="spellEnd"/>
-      <w:r>
-        <w:rPr>
-          <w:rFonts w:ascii="Courier New" w:hAnsi="Courier New" w:cs="Courier New"/>
-          <w:color w:val="BCBEC4"/>
-          <w:spacing w:val="0"/>
-          <w:sz w:val="20"/>
-          <w:szCs w:val="20"/>
-          <w:lang w:eastAsia="en-GB"/>
-        </w:rPr>
-        <w:t xml:space="preserve"> </w:t>
-      </w:r>
-      <w:proofErr w:type="spellStart"/>
-      <w:r>
-        <w:rPr>
-          <w:rFonts w:ascii="Courier New" w:hAnsi="Courier New" w:cs="Courier New"/>
-          <w:color w:val="BCBEC4"/>
-          <w:spacing w:val="0"/>
-          <w:sz w:val="20"/>
-          <w:szCs w:val="20"/>
-          <w:lang w:eastAsia="en-GB"/>
-        </w:rPr>
-        <w:t>contratAssuranceRepository</w:t>
-      </w:r>
-      <w:proofErr w:type="spellEnd"/>
-      <w:r>
-        <w:rPr>
-          <w:rFonts w:ascii="Courier New" w:hAnsi="Courier New" w:cs="Courier New"/>
-          <w:color w:val="BCBEC4"/>
-          <w:spacing w:val="0"/>
-          <w:sz w:val="20"/>
-          <w:szCs w:val="20"/>
-          <w:lang w:eastAsia="en-GB"/>
-        </w:rPr>
-        <w:t>,</w:t>
+        <w:t xml:space="preserve">        ContratAssuranceRepository contratAssuranceRepository,</w:t>
       </w:r>
       <w:r>
         <w:rPr>
@@ -6294,45 +6877,8 @@
           <w:lang w:eastAsia="en-GB"/>
         </w:rPr>
         <w:br/>
-        <w:t xml:space="preserve">        </w:t>
-      </w:r>
-      <w:proofErr w:type="spellStart"/>
-      <w:r>
-        <w:rPr>
-          <w:rFonts w:ascii="Courier New" w:hAnsi="Courier New" w:cs="Courier New"/>
-          <w:color w:val="BCBEC4"/>
-          <w:spacing w:val="0"/>
-          <w:sz w:val="20"/>
-          <w:szCs w:val="20"/>
-          <w:lang w:eastAsia="en-GB"/>
-        </w:rPr>
-        <w:t>PaimentRepository</w:t>
-      </w:r>
-      <w:proofErr w:type="spellEnd"/>
-      <w:r>
-        <w:rPr>
-          <w:rFonts w:ascii="Courier New" w:hAnsi="Courier New" w:cs="Courier New"/>
-          <w:color w:val="BCBEC4"/>
-          <w:spacing w:val="0"/>
-          <w:sz w:val="20"/>
-          <w:szCs w:val="20"/>
-          <w:lang w:eastAsia="en-GB"/>
-        </w:rPr>
-        <w:t xml:space="preserve"> </w:t>
-      </w:r>
-      <w:proofErr w:type="spellStart"/>
-      <w:r>
-        <w:rPr>
-          <w:rFonts w:ascii="Courier New" w:hAnsi="Courier New" w:cs="Courier New"/>
-          <w:color w:val="BCBEC4"/>
-          <w:spacing w:val="0"/>
-          <w:sz w:val="20"/>
-          <w:szCs w:val="20"/>
-          <w:lang w:eastAsia="en-GB"/>
-        </w:rPr>
-        <w:t>paimentRepository</w:t>
-      </w:r>
-      <w:proofErr w:type="spellEnd"/>
+        <w:t xml:space="preserve">        PaimentRepository paimentRepository</w:t>
+      </w:r>
       <w:r>
         <w:rPr>
           <w:rFonts w:ascii="Courier New" w:hAnsi="Courier New" w:cs="Courier New"/>
@@ -6400,55 +6946,7 @@
           <w:lang w:eastAsia="en-GB"/>
         </w:rPr>
         <w:br/>
-        <w:t xml:space="preserve">        </w:t>
-      </w:r>
-      <w:proofErr w:type="spellStart"/>
-      <w:r>
-        <w:rPr>
-          <w:rFonts w:ascii="Courier New" w:hAnsi="Courier New" w:cs="Courier New"/>
-          <w:color w:val="BCBEC4"/>
-          <w:spacing w:val="0"/>
-          <w:sz w:val="20"/>
-          <w:szCs w:val="20"/>
-          <w:lang w:eastAsia="en-GB"/>
-        </w:rPr>
-        <w:t>ClientMapper</w:t>
-      </w:r>
-      <w:proofErr w:type="spellEnd"/>
-      <w:r>
-        <w:rPr>
-          <w:rFonts w:ascii="Courier New" w:hAnsi="Courier New" w:cs="Courier New"/>
-          <w:color w:val="BCBEC4"/>
-          <w:spacing w:val="0"/>
-          <w:sz w:val="20"/>
-          <w:szCs w:val="20"/>
-          <w:lang w:eastAsia="en-GB"/>
-        </w:rPr>
-        <w:t xml:space="preserve"> </w:t>
-      </w:r>
-      <w:proofErr w:type="spellStart"/>
-      <w:r>
-        <w:rPr>
-          <w:rFonts w:ascii="Courier New" w:hAnsi="Courier New" w:cs="Courier New"/>
-          <w:color w:val="BCBEC4"/>
-          <w:spacing w:val="0"/>
-          <w:sz w:val="20"/>
-          <w:szCs w:val="20"/>
-          <w:lang w:eastAsia="en-GB"/>
-        </w:rPr>
-        <w:t>clientMapper</w:t>
-      </w:r>
-      <w:proofErr w:type="spellEnd"/>
-      <w:r>
-        <w:rPr>
-          <w:rFonts w:ascii="Courier New" w:hAnsi="Courier New" w:cs="Courier New"/>
-          <w:color w:val="BCBEC4"/>
-          <w:spacing w:val="0"/>
-          <w:sz w:val="20"/>
-          <w:szCs w:val="20"/>
-          <w:lang w:eastAsia="en-GB"/>
-        </w:rPr>
-        <w:t xml:space="preserve"> = </w:t>
+        <w:t xml:space="preserve">        ClientMapper clientMapper = </w:t>
       </w:r>
       <w:r>
         <w:rPr>
@@ -6461,29 +6959,16 @@
         </w:rPr>
         <w:t xml:space="preserve">new </w:t>
       </w:r>
-      <w:proofErr w:type="spellStart"/>
-      <w:r>
-        <w:rPr>
-          <w:rFonts w:ascii="Courier New" w:hAnsi="Courier New" w:cs="Courier New"/>
-          <w:color w:val="BCBEC4"/>
-          <w:spacing w:val="0"/>
-          <w:sz w:val="20"/>
-          <w:szCs w:val="20"/>
-          <w:lang w:eastAsia="en-GB"/>
-        </w:rPr>
-        <w:t>ClientMapper</w:t>
-      </w:r>
-      <w:proofErr w:type="spellEnd"/>
-      <w:r>
-        <w:rPr>
-          <w:rFonts w:ascii="Courier New" w:hAnsi="Courier New" w:cs="Courier New"/>
-          <w:color w:val="BCBEC4"/>
-          <w:spacing w:val="0"/>
-          <w:sz w:val="20"/>
-          <w:szCs w:val="20"/>
-          <w:lang w:eastAsia="en-GB"/>
-        </w:rPr>
-        <w:t>();</w:t>
+      <w:r>
+        <w:rPr>
+          <w:rFonts w:ascii="Courier New" w:hAnsi="Courier New" w:cs="Courier New"/>
+          <w:color w:val="BCBEC4"/>
+          <w:spacing w:val="0"/>
+          <w:sz w:val="20"/>
+          <w:szCs w:val="20"/>
+          <w:lang w:eastAsia="en-GB"/>
+        </w:rPr>
+        <w:t>ClientMapper();</w:t>
       </w:r>
       <w:r>
         <w:rPr>
@@ -6506,19 +6991,7 @@
           <w:lang w:eastAsia="en-GB"/>
         </w:rPr>
         <w:br/>
-        <w:t xml:space="preserve">        </w:t>
-      </w:r>
-      <w:proofErr w:type="spellStart"/>
-      <w:r>
-        <w:rPr>
-          <w:rFonts w:ascii="Courier New" w:hAnsi="Courier New" w:cs="Courier New"/>
-          <w:color w:val="BCBEC4"/>
-          <w:spacing w:val="0"/>
-          <w:sz w:val="20"/>
-          <w:szCs w:val="20"/>
-          <w:lang w:eastAsia="en-GB"/>
-        </w:rPr>
-        <w:t>Stream.</w:t>
+        <w:t xml:space="preserve">        Stream.</w:t>
       </w:r>
       <w:r>
         <w:rPr>
@@ -6533,7 +7006,6 @@
         </w:rPr>
         <w:t>of</w:t>
       </w:r>
-      <w:proofErr w:type="spellEnd"/>
       <w:r>
         <w:rPr>
           <w:rFonts w:ascii="Courier New" w:hAnsi="Courier New" w:cs="Courier New"/>
@@ -6609,55 +7081,7 @@
           <w:szCs w:val="20"/>
           <w:lang w:eastAsia="en-GB"/>
         </w:rPr>
-        <w:t>).</w:t>
-      </w:r>
-      <w:proofErr w:type="spellStart"/>
-      <w:r>
-        <w:rPr>
-          <w:rFonts w:ascii="Courier New" w:hAnsi="Courier New" w:cs="Courier New"/>
-          <w:color w:val="BCBEC4"/>
-          <w:spacing w:val="0"/>
-          <w:sz w:val="20"/>
-          <w:szCs w:val="20"/>
-          <w:lang w:eastAsia="en-GB"/>
-        </w:rPr>
-        <w:t>forEach</w:t>
-      </w:r>
-      <w:proofErr w:type="spellEnd"/>
-      <w:r>
-        <w:rPr>
-          <w:rFonts w:ascii="Courier New" w:hAnsi="Courier New" w:cs="Courier New"/>
-          <w:color w:val="BCBEC4"/>
-          <w:spacing w:val="0"/>
-          <w:sz w:val="20"/>
-          <w:szCs w:val="20"/>
-          <w:lang w:eastAsia="en-GB"/>
-        </w:rPr>
-        <w:t>(</w:t>
-      </w:r>
-      <w:proofErr w:type="spellStart"/>
-      <w:r>
-        <w:rPr>
-          <w:rFonts w:ascii="Courier New" w:hAnsi="Courier New" w:cs="Courier New"/>
-          <w:color w:val="BCBEC4"/>
-          <w:spacing w:val="0"/>
-          <w:sz w:val="20"/>
-          <w:szCs w:val="20"/>
-          <w:lang w:eastAsia="en-GB"/>
-        </w:rPr>
-        <w:t>name</w:t>
-      </w:r>
-      <w:proofErr w:type="spellEnd"/>
-      <w:r>
-        <w:rPr>
-          <w:rFonts w:ascii="Courier New" w:hAnsi="Courier New" w:cs="Courier New"/>
-          <w:color w:val="BCBEC4"/>
-          <w:spacing w:val="0"/>
-          <w:sz w:val="20"/>
-          <w:szCs w:val="20"/>
-          <w:lang w:eastAsia="en-GB"/>
-        </w:rPr>
-        <w:t xml:space="preserve"> -&gt; {</w:t>
+        <w:t>).forEach(name -&gt; {</w:t>
       </w:r>
       <w:r>
         <w:rPr>
@@ -6705,53 +7129,16 @@
         <w:br/>
         <w:t xml:space="preserve">            </w:t>
       </w:r>
-      <w:proofErr w:type="spellStart"/>
-      <w:r>
-        <w:rPr>
-          <w:rFonts w:ascii="Courier New" w:hAnsi="Courier New" w:cs="Courier New"/>
-          <w:color w:val="BCBEC4"/>
-          <w:spacing w:val="0"/>
-          <w:sz w:val="20"/>
-          <w:szCs w:val="20"/>
-          <w:lang w:eastAsia="en-GB"/>
-        </w:rPr>
-        <w:t>ClientDto</w:t>
-      </w:r>
-      <w:proofErr w:type="spellEnd"/>
-      <w:r>
-        <w:rPr>
-          <w:rFonts w:ascii="Courier New" w:hAnsi="Courier New" w:cs="Courier New"/>
-          <w:color w:val="BCBEC4"/>
-          <w:spacing w:val="0"/>
-          <w:sz w:val="20"/>
-          <w:szCs w:val="20"/>
-          <w:lang w:eastAsia="en-GB"/>
-        </w:rPr>
-        <w:t xml:space="preserve"> </w:t>
-      </w:r>
-      <w:proofErr w:type="spellStart"/>
-      <w:r>
-        <w:rPr>
-          <w:rFonts w:ascii="Courier New" w:hAnsi="Courier New" w:cs="Courier New"/>
-          <w:color w:val="BCBEC4"/>
-          <w:spacing w:val="0"/>
-          <w:sz w:val="20"/>
-          <w:szCs w:val="20"/>
-          <w:lang w:eastAsia="en-GB"/>
-        </w:rPr>
-        <w:t>clientDto</w:t>
-      </w:r>
-      <w:proofErr w:type="spellEnd"/>
-      <w:r>
-        <w:rPr>
-          <w:rFonts w:ascii="Courier New" w:hAnsi="Courier New" w:cs="Courier New"/>
-          <w:color w:val="BCBEC4"/>
-          <w:spacing w:val="0"/>
-          <w:sz w:val="20"/>
-          <w:szCs w:val="20"/>
-          <w:lang w:eastAsia="en-GB"/>
-        </w:rPr>
-        <w:t xml:space="preserve"> = </w:t>
+      <w:r>
+        <w:rPr>
+          <w:rFonts w:ascii="Courier New" w:hAnsi="Courier New" w:cs="Courier New"/>
+          <w:color w:val="BCBEC4"/>
+          <w:spacing w:val="0"/>
+          <w:sz w:val="20"/>
+          <w:szCs w:val="20"/>
+          <w:lang w:eastAsia="en-GB"/>
+        </w:rPr>
+        <w:t xml:space="preserve">ClientDto clientDto = </w:t>
       </w:r>
       <w:r>
         <w:rPr>
@@ -6764,29 +7151,175 @@
         </w:rPr>
         <w:t xml:space="preserve">new </w:t>
       </w:r>
-      <w:proofErr w:type="spellStart"/>
-      <w:r>
-        <w:rPr>
-          <w:rFonts w:ascii="Courier New" w:hAnsi="Courier New" w:cs="Courier New"/>
-          <w:color w:val="BCBEC4"/>
-          <w:spacing w:val="0"/>
-          <w:sz w:val="20"/>
-          <w:szCs w:val="20"/>
-          <w:lang w:eastAsia="en-GB"/>
-        </w:rPr>
-        <w:t>ClientDto</w:t>
-      </w:r>
-      <w:proofErr w:type="spellEnd"/>
-      <w:r>
-        <w:rPr>
-          <w:rFonts w:ascii="Courier New" w:hAnsi="Courier New" w:cs="Courier New"/>
-          <w:color w:val="BCBEC4"/>
-          <w:spacing w:val="0"/>
-          <w:sz w:val="20"/>
-          <w:szCs w:val="20"/>
-          <w:lang w:eastAsia="en-GB"/>
-        </w:rPr>
-        <w:t>();</w:t>
+      <w:r>
+        <w:rPr>
+          <w:rFonts w:ascii="Courier New" w:hAnsi="Courier New" w:cs="Courier New"/>
+          <w:color w:val="BCBEC4"/>
+          <w:spacing w:val="0"/>
+          <w:sz w:val="20"/>
+          <w:szCs w:val="20"/>
+          <w:lang w:eastAsia="en-GB"/>
+        </w:rPr>
+        <w:t>ClientDto();</w:t>
+      </w:r>
+      <w:r>
+        <w:rPr>
+          <w:rFonts w:ascii="Courier New" w:hAnsi="Courier New" w:cs="Courier New"/>
+          <w:color w:val="BCBEC4"/>
+          <w:spacing w:val="0"/>
+          <w:sz w:val="20"/>
+          <w:szCs w:val="20"/>
+          <w:lang w:eastAsia="en-GB"/>
+        </w:rPr>
+        <w:br/>
+        <w:t xml:space="preserve">            clientDto.setNom(name);</w:t>
+      </w:r>
+      <w:r>
+        <w:rPr>
+          <w:rFonts w:ascii="Courier New" w:hAnsi="Courier New" w:cs="Courier New"/>
+          <w:color w:val="BCBEC4"/>
+          <w:spacing w:val="0"/>
+          <w:sz w:val="20"/>
+          <w:szCs w:val="20"/>
+          <w:lang w:eastAsia="en-GB"/>
+        </w:rPr>
+        <w:br/>
+        <w:t xml:space="preserve">            clientDto.setEmail(name + </w:t>
+      </w:r>
+      <w:r>
+        <w:rPr>
+          <w:rFonts w:ascii="Courier New" w:hAnsi="Courier New" w:cs="Courier New"/>
+          <w:color w:val="6AAB73"/>
+          <w:spacing w:val="0"/>
+          <w:sz w:val="20"/>
+          <w:szCs w:val="20"/>
+          <w:lang w:eastAsia="en-GB"/>
+        </w:rPr>
+        <w:t>"@gmail.com"</w:t>
+      </w:r>
+      <w:r>
+        <w:rPr>
+          <w:rFonts w:ascii="Courier New" w:hAnsi="Courier New" w:cs="Courier New"/>
+          <w:color w:val="BCBEC4"/>
+          <w:spacing w:val="0"/>
+          <w:sz w:val="20"/>
+          <w:szCs w:val="20"/>
+          <w:lang w:eastAsia="en-GB"/>
+        </w:rPr>
+        <w:t>);</w:t>
+      </w:r>
+      <w:r>
+        <w:rPr>
+          <w:rFonts w:ascii="Courier New" w:hAnsi="Courier New" w:cs="Courier New"/>
+          <w:color w:val="BCBEC4"/>
+          <w:spacing w:val="0"/>
+          <w:sz w:val="20"/>
+          <w:szCs w:val="20"/>
+          <w:lang w:eastAsia="en-GB"/>
+        </w:rPr>
+        <w:br/>
+      </w:r>
+      <w:r>
+        <w:rPr>
+          <w:rFonts w:ascii="Courier New" w:hAnsi="Courier New" w:cs="Courier New"/>
+          <w:color w:val="BCBEC4"/>
+          <w:spacing w:val="0"/>
+          <w:sz w:val="20"/>
+          <w:szCs w:val="20"/>
+          <w:lang w:eastAsia="en-GB"/>
+        </w:rPr>
+        <w:br/>
+        <w:t xml:space="preserve">            Client client = </w:t>
+      </w:r>
+      <w:r>
+        <w:rPr>
+          <w:rFonts w:ascii="Courier New" w:hAnsi="Courier New" w:cs="Courier New"/>
+          <w:color w:val="C77DBB"/>
+          <w:spacing w:val="0"/>
+          <w:sz w:val="20"/>
+          <w:szCs w:val="20"/>
+          <w:lang w:eastAsia="en-GB"/>
+        </w:rPr>
+        <w:t>clientRepository</w:t>
+      </w:r>
+      <w:r>
+        <w:rPr>
+          <w:rFonts w:ascii="Courier New" w:hAnsi="Courier New" w:cs="Courier New"/>
+          <w:color w:val="BCBEC4"/>
+          <w:spacing w:val="0"/>
+          <w:sz w:val="20"/>
+          <w:szCs w:val="20"/>
+          <w:lang w:eastAsia="en-GB"/>
+        </w:rPr>
+        <w:t>.save(</w:t>
+      </w:r>
+      <w:r>
+        <w:rPr>
+          <w:rFonts w:ascii="Courier New" w:hAnsi="Courier New" w:cs="Courier New"/>
+          <w:color w:val="BCBEC4"/>
+          <w:spacing w:val="0"/>
+          <w:sz w:val="20"/>
+          <w:szCs w:val="20"/>
+          <w:lang w:eastAsia="en-GB"/>
+        </w:rPr>
+        <w:br/>
+        <w:t xml:space="preserve">                    </w:t>
+      </w:r>
+      <w:r>
+        <w:rPr>
+          <w:rFonts w:ascii="Courier New" w:hAnsi="Courier New" w:cs="Courier New"/>
+          <w:color w:val="C77DBB"/>
+          <w:spacing w:val="0"/>
+          <w:sz w:val="20"/>
+          <w:szCs w:val="20"/>
+          <w:lang w:eastAsia="en-GB"/>
+        </w:rPr>
+        <w:t>clientMapper</w:t>
+      </w:r>
+      <w:r>
+        <w:rPr>
+          <w:rFonts w:ascii="Courier New" w:hAnsi="Courier New" w:cs="Courier New"/>
+          <w:color w:val="BCBEC4"/>
+          <w:spacing w:val="0"/>
+          <w:sz w:val="20"/>
+          <w:szCs w:val="20"/>
+          <w:lang w:eastAsia="en-GB"/>
+        </w:rPr>
+        <w:t>.fromClientDto(clientDto)</w:t>
+      </w:r>
+      <w:r>
+        <w:rPr>
+          <w:rFonts w:ascii="Courier New" w:hAnsi="Courier New" w:cs="Courier New"/>
+          <w:color w:val="BCBEC4"/>
+          <w:spacing w:val="0"/>
+          <w:sz w:val="20"/>
+          <w:szCs w:val="20"/>
+          <w:lang w:eastAsia="en-GB"/>
+        </w:rPr>
+        <w:br/>
+      </w:r>
+      <w:r>
+        <w:rPr>
+          <w:rFonts w:ascii="Courier New" w:hAnsi="Courier New" w:cs="Courier New"/>
+          <w:color w:val="BCBEC4"/>
+          <w:spacing w:val="0"/>
+          <w:sz w:val="20"/>
+          <w:szCs w:val="20"/>
+          <w:lang w:eastAsia="en-GB"/>
+        </w:rPr>
+        <w:lastRenderedPageBreak/>
+        <w:t xml:space="preserve">            );</w:t>
+      </w:r>
+      <w:r>
+        <w:rPr>
+          <w:rFonts w:ascii="Courier New" w:hAnsi="Courier New" w:cs="Courier New"/>
+          <w:color w:val="BCBEC4"/>
+          <w:spacing w:val="0"/>
+          <w:sz w:val="20"/>
+          <w:szCs w:val="20"/>
+          <w:lang w:eastAsia="en-GB"/>
+        </w:rPr>
+        <w:br/>
       </w:r>
       <w:r>
         <w:rPr>
@@ -6800,58 +7333,21 @@
         <w:br/>
         <w:t xml:space="preserve">            </w:t>
       </w:r>
-      <w:proofErr w:type="spellStart"/>
-      <w:r>
-        <w:rPr>
-          <w:rFonts w:ascii="Courier New" w:hAnsi="Courier New" w:cs="Courier New"/>
-          <w:color w:val="BCBEC4"/>
-          <w:spacing w:val="0"/>
-          <w:sz w:val="20"/>
-          <w:szCs w:val="20"/>
-          <w:lang w:eastAsia="en-GB"/>
-        </w:rPr>
-        <w:t>clientDto.setNom</w:t>
-      </w:r>
-      <w:proofErr w:type="spellEnd"/>
-      <w:r>
-        <w:rPr>
-          <w:rFonts w:ascii="Courier New" w:hAnsi="Courier New" w:cs="Courier New"/>
-          <w:color w:val="BCBEC4"/>
-          <w:spacing w:val="0"/>
-          <w:sz w:val="20"/>
-          <w:szCs w:val="20"/>
-          <w:lang w:eastAsia="en-GB"/>
-        </w:rPr>
-        <w:t>(</w:t>
-      </w:r>
-      <w:proofErr w:type="spellStart"/>
-      <w:r>
-        <w:rPr>
-          <w:rFonts w:ascii="Courier New" w:hAnsi="Courier New" w:cs="Courier New"/>
-          <w:color w:val="BCBEC4"/>
-          <w:spacing w:val="0"/>
-          <w:sz w:val="20"/>
-          <w:szCs w:val="20"/>
-          <w:lang w:eastAsia="en-GB"/>
-        </w:rPr>
-        <w:t>name</w:t>
-      </w:r>
-      <w:proofErr w:type="spellEnd"/>
-      <w:r>
-        <w:rPr>
-          <w:rFonts w:ascii="Courier New" w:hAnsi="Courier New" w:cs="Courier New"/>
-          <w:color w:val="BCBEC4"/>
-          <w:spacing w:val="0"/>
-          <w:sz w:val="20"/>
-          <w:szCs w:val="20"/>
-          <w:lang w:eastAsia="en-GB"/>
-        </w:rPr>
-        <w:t>);</w:t>
-      </w:r>
-      <w:r>
-        <w:rPr>
-          <w:rFonts w:ascii="Courier New" w:hAnsi="Courier New" w:cs="Courier New"/>
-          <w:color w:val="BCBEC4"/>
+      <w:r>
+        <w:rPr>
+          <w:rFonts w:ascii="Courier New" w:hAnsi="Courier New" w:cs="Courier New"/>
+          <w:color w:val="7A7E85"/>
+          <w:spacing w:val="0"/>
+          <w:sz w:val="20"/>
+          <w:szCs w:val="20"/>
+          <w:lang w:eastAsia="en-GB"/>
+        </w:rPr>
+        <w:t>// Contrat Assurance Habitation</w:t>
+      </w:r>
+      <w:r>
+        <w:rPr>
+          <w:rFonts w:ascii="Courier New" w:hAnsi="Courier New" w:cs="Courier New"/>
+          <w:color w:val="7A7E85"/>
           <w:spacing w:val="0"/>
           <w:sz w:val="20"/>
           <w:szCs w:val="20"/>
@@ -6860,19 +7356,17 @@
         <w:br/>
         <w:t xml:space="preserve">            </w:t>
       </w:r>
-      <w:proofErr w:type="spellStart"/>
-      <w:r>
-        <w:rPr>
-          <w:rFonts w:ascii="Courier New" w:hAnsi="Courier New" w:cs="Courier New"/>
-          <w:color w:val="BCBEC4"/>
-          <w:spacing w:val="0"/>
-          <w:sz w:val="20"/>
-          <w:szCs w:val="20"/>
-          <w:lang w:eastAsia="en-GB"/>
-        </w:rPr>
-        <w:t>clientDto.setEmail</w:t>
-      </w:r>
-      <w:proofErr w:type="spellEnd"/>
+      <w:r>
+        <w:rPr>
+          <w:rFonts w:ascii="Courier New" w:hAnsi="Courier New" w:cs="Courier New"/>
+          <w:color w:val="CF8E6D"/>
+          <w:spacing w:val="0"/>
+          <w:sz w:val="20"/>
+          <w:szCs w:val="20"/>
+          <w:lang w:eastAsia="en-GB"/>
+        </w:rPr>
+        <w:t xml:space="preserve">for </w:t>
+      </w:r>
       <w:r>
         <w:rPr>
           <w:rFonts w:ascii="Courier New" w:hAnsi="Courier New" w:cs="Courier New"/>
@@ -6884,51 +7378,71 @@
         </w:rPr>
         <w:t>(</w:t>
       </w:r>
-      <w:proofErr w:type="spellStart"/>
-      <w:r>
-        <w:rPr>
-          <w:rFonts w:ascii="Courier New" w:hAnsi="Courier New" w:cs="Courier New"/>
-          <w:color w:val="BCBEC4"/>
-          <w:spacing w:val="0"/>
-          <w:sz w:val="20"/>
-          <w:szCs w:val="20"/>
-          <w:lang w:eastAsia="en-GB"/>
-        </w:rPr>
-        <w:t>name</w:t>
-      </w:r>
-      <w:proofErr w:type="spellEnd"/>
-      <w:r>
-        <w:rPr>
-          <w:rFonts w:ascii="Courier New" w:hAnsi="Courier New" w:cs="Courier New"/>
-          <w:color w:val="BCBEC4"/>
-          <w:spacing w:val="0"/>
-          <w:sz w:val="20"/>
-          <w:szCs w:val="20"/>
-          <w:lang w:eastAsia="en-GB"/>
-        </w:rPr>
-        <w:t xml:space="preserve"> + </w:t>
-      </w:r>
-      <w:r>
-        <w:rPr>
-          <w:rFonts w:ascii="Courier New" w:hAnsi="Courier New" w:cs="Courier New"/>
-          <w:color w:val="6AAB73"/>
-          <w:spacing w:val="0"/>
-          <w:sz w:val="20"/>
-          <w:szCs w:val="20"/>
-          <w:lang w:eastAsia="en-GB"/>
-        </w:rPr>
-        <w:t>"@gmail.com"</w:t>
-      </w:r>
-      <w:r>
-        <w:rPr>
-          <w:rFonts w:ascii="Courier New" w:hAnsi="Courier New" w:cs="Courier New"/>
-          <w:color w:val="BCBEC4"/>
-          <w:spacing w:val="0"/>
-          <w:sz w:val="20"/>
-          <w:szCs w:val="20"/>
-          <w:lang w:eastAsia="en-GB"/>
-        </w:rPr>
-        <w:t>);</w:t>
+      <w:r>
+        <w:rPr>
+          <w:rFonts w:ascii="Courier New" w:hAnsi="Courier New" w:cs="Courier New"/>
+          <w:color w:val="CF8E6D"/>
+          <w:spacing w:val="0"/>
+          <w:sz w:val="20"/>
+          <w:szCs w:val="20"/>
+          <w:lang w:eastAsia="en-GB"/>
+        </w:rPr>
+        <w:t xml:space="preserve">int </w:t>
+      </w:r>
+      <w:r>
+        <w:rPr>
+          <w:rFonts w:ascii="Courier New" w:hAnsi="Courier New" w:cs="Courier New"/>
+          <w:color w:val="BCBEC4"/>
+          <w:spacing w:val="0"/>
+          <w:sz w:val="20"/>
+          <w:szCs w:val="20"/>
+          <w:lang w:eastAsia="en-GB"/>
+        </w:rPr>
+        <w:t xml:space="preserve">i = </w:t>
+      </w:r>
+      <w:r>
+        <w:rPr>
+          <w:rFonts w:ascii="Courier New" w:hAnsi="Courier New" w:cs="Courier New"/>
+          <w:color w:val="2AACB8"/>
+          <w:spacing w:val="0"/>
+          <w:sz w:val="20"/>
+          <w:szCs w:val="20"/>
+          <w:lang w:eastAsia="en-GB"/>
+        </w:rPr>
+        <w:t>0</w:t>
+      </w:r>
+      <w:r>
+        <w:rPr>
+          <w:rFonts w:ascii="Courier New" w:hAnsi="Courier New" w:cs="Courier New"/>
+          <w:color w:val="BCBEC4"/>
+          <w:spacing w:val="0"/>
+          <w:sz w:val="20"/>
+          <w:szCs w:val="20"/>
+          <w:lang w:eastAsia="en-GB"/>
+        </w:rPr>
+        <w:t xml:space="preserve">; i &lt; </w:t>
+      </w:r>
+      <w:r>
+        <w:rPr>
+          <w:rFonts w:ascii="Courier New" w:hAnsi="Courier New" w:cs="Courier New"/>
+          <w:color w:val="2AACB8"/>
+          <w:spacing w:val="0"/>
+          <w:sz w:val="20"/>
+          <w:szCs w:val="20"/>
+          <w:lang w:eastAsia="en-GB"/>
+        </w:rPr>
+        <w:t>3</w:t>
+      </w:r>
+      <w:r>
+        <w:rPr>
+          <w:rFonts w:ascii="Courier New" w:hAnsi="Courier New" w:cs="Courier New"/>
+          <w:color w:val="BCBEC4"/>
+          <w:spacing w:val="0"/>
+          <w:sz w:val="20"/>
+          <w:szCs w:val="20"/>
+          <w:lang w:eastAsia="en-GB"/>
+        </w:rPr>
+        <w:t>; i++) {</w:t>
       </w:r>
       <w:r>
         <w:rPr>
@@ -6951,378 +7465,7 @@
           <w:lang w:eastAsia="en-GB"/>
         </w:rPr>
         <w:br/>
-        <w:t xml:space="preserve">            Client </w:t>
-      </w:r>
-      <w:proofErr w:type="spellStart"/>
-      <w:r>
-        <w:rPr>
-          <w:rFonts w:ascii="Courier New" w:hAnsi="Courier New" w:cs="Courier New"/>
-          <w:color w:val="BCBEC4"/>
-          <w:spacing w:val="0"/>
-          <w:sz w:val="20"/>
-          <w:szCs w:val="20"/>
-          <w:lang w:eastAsia="en-GB"/>
-        </w:rPr>
-        <w:t>client</w:t>
-      </w:r>
-      <w:proofErr w:type="spellEnd"/>
-      <w:r>
-        <w:rPr>
-          <w:rFonts w:ascii="Courier New" w:hAnsi="Courier New" w:cs="Courier New"/>
-          <w:color w:val="BCBEC4"/>
-          <w:spacing w:val="0"/>
-          <w:sz w:val="20"/>
-          <w:szCs w:val="20"/>
-          <w:lang w:eastAsia="en-GB"/>
-        </w:rPr>
-        <w:t xml:space="preserve"> = </w:t>
-      </w:r>
-      <w:proofErr w:type="spellStart"/>
-      <w:r>
-        <w:rPr>
-          <w:rFonts w:ascii="Courier New" w:hAnsi="Courier New" w:cs="Courier New"/>
-          <w:color w:val="C77DBB"/>
-          <w:spacing w:val="0"/>
-          <w:sz w:val="20"/>
-          <w:szCs w:val="20"/>
-          <w:lang w:eastAsia="en-GB"/>
-        </w:rPr>
-        <w:t>clientRepository</w:t>
-      </w:r>
-      <w:r>
-        <w:rPr>
-          <w:rFonts w:ascii="Courier New" w:hAnsi="Courier New" w:cs="Courier New"/>
-          <w:color w:val="BCBEC4"/>
-          <w:spacing w:val="0"/>
-          <w:sz w:val="20"/>
-          <w:szCs w:val="20"/>
-          <w:lang w:eastAsia="en-GB"/>
-        </w:rPr>
-        <w:t>.save</w:t>
-      </w:r>
-      <w:proofErr w:type="spellEnd"/>
-      <w:r>
-        <w:rPr>
-          <w:rFonts w:ascii="Courier New" w:hAnsi="Courier New" w:cs="Courier New"/>
-          <w:color w:val="BCBEC4"/>
-          <w:spacing w:val="0"/>
-          <w:sz w:val="20"/>
-          <w:szCs w:val="20"/>
-          <w:lang w:eastAsia="en-GB"/>
-        </w:rPr>
-        <w:t>(</w:t>
-      </w:r>
-      <w:r>
-        <w:rPr>
-          <w:rFonts w:ascii="Courier New" w:hAnsi="Courier New" w:cs="Courier New"/>
-          <w:color w:val="BCBEC4"/>
-          <w:spacing w:val="0"/>
-          <w:sz w:val="20"/>
-          <w:szCs w:val="20"/>
-          <w:lang w:eastAsia="en-GB"/>
-        </w:rPr>
-        <w:br/>
-        <w:t xml:space="preserve">                    </w:t>
-      </w:r>
-      <w:proofErr w:type="spellStart"/>
-      <w:r>
-        <w:rPr>
-          <w:rFonts w:ascii="Courier New" w:hAnsi="Courier New" w:cs="Courier New"/>
-          <w:color w:val="C77DBB"/>
-          <w:spacing w:val="0"/>
-          <w:sz w:val="20"/>
-          <w:szCs w:val="20"/>
-          <w:lang w:eastAsia="en-GB"/>
-        </w:rPr>
-        <w:t>clientMapper</w:t>
-      </w:r>
-      <w:r>
-        <w:rPr>
-          <w:rFonts w:ascii="Courier New" w:hAnsi="Courier New" w:cs="Courier New"/>
-          <w:color w:val="BCBEC4"/>
-          <w:spacing w:val="0"/>
-          <w:sz w:val="20"/>
-          <w:szCs w:val="20"/>
-          <w:lang w:eastAsia="en-GB"/>
-        </w:rPr>
-        <w:t>.fromClientDto</w:t>
-      </w:r>
-      <w:proofErr w:type="spellEnd"/>
-      <w:r>
-        <w:rPr>
-          <w:rFonts w:ascii="Courier New" w:hAnsi="Courier New" w:cs="Courier New"/>
-          <w:color w:val="BCBEC4"/>
-          <w:spacing w:val="0"/>
-          <w:sz w:val="20"/>
-          <w:szCs w:val="20"/>
-          <w:lang w:eastAsia="en-GB"/>
-        </w:rPr>
-        <w:t>(</w:t>
-      </w:r>
-      <w:proofErr w:type="spellStart"/>
-      <w:r>
-        <w:rPr>
-          <w:rFonts w:ascii="Courier New" w:hAnsi="Courier New" w:cs="Courier New"/>
-          <w:color w:val="BCBEC4"/>
-          <w:spacing w:val="0"/>
-          <w:sz w:val="20"/>
-          <w:szCs w:val="20"/>
-          <w:lang w:eastAsia="en-GB"/>
-        </w:rPr>
-        <w:t>clientDto</w:t>
-      </w:r>
-      <w:proofErr w:type="spellEnd"/>
-      <w:r>
-        <w:rPr>
-          <w:rFonts w:ascii="Courier New" w:hAnsi="Courier New" w:cs="Courier New"/>
-          <w:color w:val="BCBEC4"/>
-          <w:spacing w:val="0"/>
-          <w:sz w:val="20"/>
-          <w:szCs w:val="20"/>
-          <w:lang w:eastAsia="en-GB"/>
-        </w:rPr>
-        <w:t>)</w:t>
-      </w:r>
-      <w:r>
-        <w:rPr>
-          <w:rFonts w:ascii="Courier New" w:hAnsi="Courier New" w:cs="Courier New"/>
-          <w:color w:val="BCBEC4"/>
-          <w:spacing w:val="0"/>
-          <w:sz w:val="20"/>
-          <w:szCs w:val="20"/>
-          <w:lang w:eastAsia="en-GB"/>
-        </w:rPr>
-        <w:br/>
-      </w:r>
-      <w:r>
-        <w:rPr>
-          <w:rFonts w:ascii="Courier New" w:hAnsi="Courier New" w:cs="Courier New"/>
-          <w:color w:val="BCBEC4"/>
-          <w:spacing w:val="0"/>
-          <w:sz w:val="20"/>
-          <w:szCs w:val="20"/>
-          <w:lang w:eastAsia="en-GB"/>
-        </w:rPr>
-        <w:lastRenderedPageBreak/>
-        <w:t xml:space="preserve">            );</w:t>
-      </w:r>
-      <w:r>
-        <w:rPr>
-          <w:rFonts w:ascii="Courier New" w:hAnsi="Courier New" w:cs="Courier New"/>
-          <w:color w:val="BCBEC4"/>
-          <w:spacing w:val="0"/>
-          <w:sz w:val="20"/>
-          <w:szCs w:val="20"/>
-          <w:lang w:eastAsia="en-GB"/>
-        </w:rPr>
-        <w:br/>
-      </w:r>
-      <w:r>
-        <w:rPr>
-          <w:rFonts w:ascii="Courier New" w:hAnsi="Courier New" w:cs="Courier New"/>
-          <w:color w:val="BCBEC4"/>
-          <w:spacing w:val="0"/>
-          <w:sz w:val="20"/>
-          <w:szCs w:val="20"/>
-          <w:lang w:eastAsia="en-GB"/>
-        </w:rPr>
-        <w:br/>
-        <w:t xml:space="preserve">            </w:t>
-      </w:r>
-      <w:r>
-        <w:rPr>
-          <w:rFonts w:ascii="Courier New" w:hAnsi="Courier New" w:cs="Courier New"/>
-          <w:color w:val="7A7E85"/>
-          <w:spacing w:val="0"/>
-          <w:sz w:val="20"/>
-          <w:szCs w:val="20"/>
-          <w:lang w:eastAsia="en-GB"/>
-        </w:rPr>
-        <w:t>// Contrat Assurance Habitation</w:t>
-      </w:r>
-      <w:r>
-        <w:rPr>
-          <w:rFonts w:ascii="Courier New" w:hAnsi="Courier New" w:cs="Courier New"/>
-          <w:color w:val="7A7E85"/>
-          <w:spacing w:val="0"/>
-          <w:sz w:val="20"/>
-          <w:szCs w:val="20"/>
-          <w:lang w:eastAsia="en-GB"/>
-        </w:rPr>
-        <w:br/>
-        <w:t xml:space="preserve">            </w:t>
-      </w:r>
-      <w:r>
-        <w:rPr>
-          <w:rFonts w:ascii="Courier New" w:hAnsi="Courier New" w:cs="Courier New"/>
-          <w:color w:val="CF8E6D"/>
-          <w:spacing w:val="0"/>
-          <w:sz w:val="20"/>
-          <w:szCs w:val="20"/>
-          <w:lang w:eastAsia="en-GB"/>
-        </w:rPr>
-        <w:t xml:space="preserve">for </w:t>
-      </w:r>
-      <w:r>
-        <w:rPr>
-          <w:rFonts w:ascii="Courier New" w:hAnsi="Courier New" w:cs="Courier New"/>
-          <w:color w:val="BCBEC4"/>
-          <w:spacing w:val="0"/>
-          <w:sz w:val="20"/>
-          <w:szCs w:val="20"/>
-          <w:lang w:eastAsia="en-GB"/>
-        </w:rPr>
-        <w:t>(</w:t>
-      </w:r>
-      <w:proofErr w:type="spellStart"/>
-      <w:r>
-        <w:rPr>
-          <w:rFonts w:ascii="Courier New" w:hAnsi="Courier New" w:cs="Courier New"/>
-          <w:color w:val="CF8E6D"/>
-          <w:spacing w:val="0"/>
-          <w:sz w:val="20"/>
-          <w:szCs w:val="20"/>
-          <w:lang w:eastAsia="en-GB"/>
-        </w:rPr>
-        <w:t>int</w:t>
-      </w:r>
-      <w:proofErr w:type="spellEnd"/>
-      <w:r>
-        <w:rPr>
-          <w:rFonts w:ascii="Courier New" w:hAnsi="Courier New" w:cs="Courier New"/>
-          <w:color w:val="CF8E6D"/>
-          <w:spacing w:val="0"/>
-          <w:sz w:val="20"/>
-          <w:szCs w:val="20"/>
-          <w:lang w:eastAsia="en-GB"/>
-        </w:rPr>
-        <w:t xml:space="preserve"> </w:t>
-      </w:r>
-      <w:r>
-        <w:rPr>
-          <w:rFonts w:ascii="Courier New" w:hAnsi="Courier New" w:cs="Courier New"/>
-          <w:color w:val="BCBEC4"/>
-          <w:spacing w:val="0"/>
-          <w:sz w:val="20"/>
-          <w:szCs w:val="20"/>
-          <w:lang w:eastAsia="en-GB"/>
-        </w:rPr>
-        <w:t xml:space="preserve">i = </w:t>
-      </w:r>
-      <w:r>
-        <w:rPr>
-          <w:rFonts w:ascii="Courier New" w:hAnsi="Courier New" w:cs="Courier New"/>
-          <w:color w:val="2AACB8"/>
-          <w:spacing w:val="0"/>
-          <w:sz w:val="20"/>
-          <w:szCs w:val="20"/>
-          <w:lang w:eastAsia="en-GB"/>
-        </w:rPr>
-        <w:t>0</w:t>
-      </w:r>
-      <w:r>
-        <w:rPr>
-          <w:rFonts w:ascii="Courier New" w:hAnsi="Courier New" w:cs="Courier New"/>
-          <w:color w:val="BCBEC4"/>
-          <w:spacing w:val="0"/>
-          <w:sz w:val="20"/>
-          <w:szCs w:val="20"/>
-          <w:lang w:eastAsia="en-GB"/>
-        </w:rPr>
-        <w:t xml:space="preserve">; i &lt; </w:t>
-      </w:r>
-      <w:r>
-        <w:rPr>
-          <w:rFonts w:ascii="Courier New" w:hAnsi="Courier New" w:cs="Courier New"/>
-          <w:color w:val="2AACB8"/>
-          <w:spacing w:val="0"/>
-          <w:sz w:val="20"/>
-          <w:szCs w:val="20"/>
-          <w:lang w:eastAsia="en-GB"/>
-        </w:rPr>
-        <w:t>3</w:t>
-      </w:r>
-      <w:r>
-        <w:rPr>
-          <w:rFonts w:ascii="Courier New" w:hAnsi="Courier New" w:cs="Courier New"/>
-          <w:color w:val="BCBEC4"/>
-          <w:spacing w:val="0"/>
-          <w:sz w:val="20"/>
-          <w:szCs w:val="20"/>
-          <w:lang w:eastAsia="en-GB"/>
-        </w:rPr>
-        <w:t>; i++) {</w:t>
-      </w:r>
-      <w:r>
-        <w:rPr>
-          <w:rFonts w:ascii="Courier New" w:hAnsi="Courier New" w:cs="Courier New"/>
-          <w:color w:val="BCBEC4"/>
-          <w:spacing w:val="0"/>
-          <w:sz w:val="20"/>
-          <w:szCs w:val="20"/>
-          <w:lang w:eastAsia="en-GB"/>
-        </w:rPr>
-        <w:br/>
-      </w:r>
-      <w:r>
-        <w:rPr>
-          <w:rFonts w:ascii="Courier New" w:hAnsi="Courier New" w:cs="Courier New"/>
-          <w:color w:val="BCBEC4"/>
-          <w:spacing w:val="0"/>
-          <w:sz w:val="20"/>
-          <w:szCs w:val="20"/>
-          <w:lang w:eastAsia="en-GB"/>
-        </w:rPr>
-        <w:br/>
-        <w:t xml:space="preserve">                </w:t>
-      </w:r>
-      <w:proofErr w:type="spellStart"/>
-      <w:r>
-        <w:rPr>
-          <w:rFonts w:ascii="Courier New" w:hAnsi="Courier New" w:cs="Courier New"/>
-          <w:color w:val="BCBEC4"/>
-          <w:spacing w:val="0"/>
-          <w:sz w:val="20"/>
-          <w:szCs w:val="20"/>
-          <w:lang w:eastAsia="en-GB"/>
-        </w:rPr>
-        <w:t>ContratAssuranceHabitation</w:t>
-      </w:r>
-      <w:proofErr w:type="spellEnd"/>
-      <w:r>
-        <w:rPr>
-          <w:rFonts w:ascii="Courier New" w:hAnsi="Courier New" w:cs="Courier New"/>
-          <w:color w:val="BCBEC4"/>
-          <w:spacing w:val="0"/>
-          <w:sz w:val="20"/>
-          <w:szCs w:val="20"/>
-          <w:lang w:eastAsia="en-GB"/>
-        </w:rPr>
-        <w:t xml:space="preserve"> </w:t>
-      </w:r>
-      <w:proofErr w:type="spellStart"/>
-      <w:r>
-        <w:rPr>
-          <w:rFonts w:ascii="Courier New" w:hAnsi="Courier New" w:cs="Courier New"/>
-          <w:color w:val="BCBEC4"/>
-          <w:spacing w:val="0"/>
-          <w:sz w:val="20"/>
-          <w:szCs w:val="20"/>
-          <w:lang w:eastAsia="en-GB"/>
-        </w:rPr>
-        <w:t>cah</w:t>
-      </w:r>
-      <w:proofErr w:type="spellEnd"/>
-      <w:r>
-        <w:rPr>
-          <w:rFonts w:ascii="Courier New" w:hAnsi="Courier New" w:cs="Courier New"/>
-          <w:color w:val="BCBEC4"/>
-          <w:spacing w:val="0"/>
-          <w:sz w:val="20"/>
-          <w:szCs w:val="20"/>
-          <w:lang w:eastAsia="en-GB"/>
-        </w:rPr>
-        <w:t xml:space="preserve"> =</w:t>
+        <w:t xml:space="preserve">                ContratAssuranceHabitation cah =</w:t>
       </w:r>
       <w:r>
         <w:rPr>
@@ -7347,29 +7490,16 @@
         </w:rPr>
         <w:t xml:space="preserve">new </w:t>
       </w:r>
-      <w:proofErr w:type="spellStart"/>
-      <w:r>
-        <w:rPr>
-          <w:rFonts w:ascii="Courier New" w:hAnsi="Courier New" w:cs="Courier New"/>
-          <w:color w:val="BCBEC4"/>
-          <w:spacing w:val="0"/>
-          <w:sz w:val="20"/>
-          <w:szCs w:val="20"/>
-          <w:lang w:eastAsia="en-GB"/>
-        </w:rPr>
-        <w:t>ContratAssuranceHabitation</w:t>
-      </w:r>
-      <w:proofErr w:type="spellEnd"/>
-      <w:r>
-        <w:rPr>
-          <w:rFonts w:ascii="Courier New" w:hAnsi="Courier New" w:cs="Courier New"/>
-          <w:color w:val="BCBEC4"/>
-          <w:spacing w:val="0"/>
-          <w:sz w:val="20"/>
-          <w:szCs w:val="20"/>
-          <w:lang w:eastAsia="en-GB"/>
-        </w:rPr>
-        <w:t>();</w:t>
+      <w:r>
+        <w:rPr>
+          <w:rFonts w:ascii="Courier New" w:hAnsi="Courier New" w:cs="Courier New"/>
+          <w:color w:val="BCBEC4"/>
+          <w:spacing w:val="0"/>
+          <w:sz w:val="20"/>
+          <w:szCs w:val="20"/>
+          <w:lang w:eastAsia="en-GB"/>
+        </w:rPr>
+        <w:t>ContratAssuranceHabitation();</w:t>
       </w:r>
       <w:r>
         <w:rPr>
@@ -7392,31 +7522,7 @@
           <w:lang w:eastAsia="en-GB"/>
         </w:rPr>
         <w:br/>
-        <w:t xml:space="preserve">                </w:t>
-      </w:r>
-      <w:proofErr w:type="spellStart"/>
-      <w:r>
-        <w:rPr>
-          <w:rFonts w:ascii="Courier New" w:hAnsi="Courier New" w:cs="Courier New"/>
-          <w:color w:val="BCBEC4"/>
-          <w:spacing w:val="0"/>
-          <w:sz w:val="20"/>
-          <w:szCs w:val="20"/>
-          <w:lang w:eastAsia="en-GB"/>
-        </w:rPr>
-        <w:t>cah.setDateSouscription</w:t>
-      </w:r>
-      <w:proofErr w:type="spellEnd"/>
-      <w:r>
-        <w:rPr>
-          <w:rFonts w:ascii="Courier New" w:hAnsi="Courier New" w:cs="Courier New"/>
-          <w:color w:val="BCBEC4"/>
-          <w:spacing w:val="0"/>
-          <w:sz w:val="20"/>
-          <w:szCs w:val="20"/>
-          <w:lang w:eastAsia="en-GB"/>
-        </w:rPr>
-        <w:t>(</w:t>
+        <w:t xml:space="preserve">                cah.setDateSouscription(</w:t>
       </w:r>
       <w:r>
         <w:rPr>
@@ -7450,31 +7556,7 @@
           <w:lang w:eastAsia="en-GB"/>
         </w:rPr>
         <w:br/>
-        <w:t xml:space="preserve">                </w:t>
-      </w:r>
-      <w:proofErr w:type="spellStart"/>
-      <w:r>
-        <w:rPr>
-          <w:rFonts w:ascii="Courier New" w:hAnsi="Courier New" w:cs="Courier New"/>
-          <w:color w:val="BCBEC4"/>
-          <w:spacing w:val="0"/>
-          <w:sz w:val="20"/>
-          <w:szCs w:val="20"/>
-          <w:lang w:eastAsia="en-GB"/>
-        </w:rPr>
-        <w:t>cah.setDateValidation</w:t>
-      </w:r>
-      <w:proofErr w:type="spellEnd"/>
-      <w:r>
-        <w:rPr>
-          <w:rFonts w:ascii="Courier New" w:hAnsi="Courier New" w:cs="Courier New"/>
-          <w:color w:val="BCBEC4"/>
-          <w:spacing w:val="0"/>
-          <w:sz w:val="20"/>
-          <w:szCs w:val="20"/>
-          <w:lang w:eastAsia="en-GB"/>
-        </w:rPr>
-        <w:t>(</w:t>
+        <w:t xml:space="preserve">                cah.setDateValidation(</w:t>
       </w:r>
       <w:r>
         <w:rPr>
@@ -7508,31 +7590,7 @@
           <w:lang w:eastAsia="en-GB"/>
         </w:rPr>
         <w:br/>
-        <w:t xml:space="preserve">                </w:t>
-      </w:r>
-      <w:proofErr w:type="spellStart"/>
-      <w:r>
-        <w:rPr>
-          <w:rFonts w:ascii="Courier New" w:hAnsi="Courier New" w:cs="Courier New"/>
-          <w:color w:val="BCBEC4"/>
-          <w:spacing w:val="0"/>
-          <w:sz w:val="20"/>
-          <w:szCs w:val="20"/>
-          <w:lang w:eastAsia="en-GB"/>
-        </w:rPr>
-        <w:t>cah.setAdresse</w:t>
-      </w:r>
-      <w:proofErr w:type="spellEnd"/>
-      <w:r>
-        <w:rPr>
-          <w:rFonts w:ascii="Courier New" w:hAnsi="Courier New" w:cs="Courier New"/>
-          <w:color w:val="BCBEC4"/>
-          <w:spacing w:val="0"/>
-          <w:sz w:val="20"/>
-          <w:szCs w:val="20"/>
-          <w:lang w:eastAsia="en-GB"/>
-        </w:rPr>
-        <w:t>(</w:t>
+        <w:t xml:space="preserve">                cah.setAdresse(</w:t>
       </w:r>
       <w:r>
         <w:rPr>
@@ -7566,31 +7624,7 @@
           <w:lang w:eastAsia="en-GB"/>
         </w:rPr>
         <w:br/>
-        <w:t xml:space="preserve">                </w:t>
-      </w:r>
-      <w:proofErr w:type="spellStart"/>
-      <w:r>
-        <w:rPr>
-          <w:rFonts w:ascii="Courier New" w:hAnsi="Courier New" w:cs="Courier New"/>
-          <w:color w:val="BCBEC4"/>
-          <w:spacing w:val="0"/>
-          <w:sz w:val="20"/>
-          <w:szCs w:val="20"/>
-          <w:lang w:eastAsia="en-GB"/>
-        </w:rPr>
-        <w:t>cah.setSuperficie</w:t>
-      </w:r>
-      <w:proofErr w:type="spellEnd"/>
-      <w:r>
-        <w:rPr>
-          <w:rFonts w:ascii="Courier New" w:hAnsi="Courier New" w:cs="Courier New"/>
-          <w:color w:val="BCBEC4"/>
-          <w:spacing w:val="0"/>
-          <w:sz w:val="20"/>
-          <w:szCs w:val="20"/>
-          <w:lang w:eastAsia="en-GB"/>
-        </w:rPr>
-        <w:t>(</w:t>
+        <w:t xml:space="preserve">                cah.setSuperficie(</w:t>
       </w:r>
       <w:r>
         <w:rPr>
@@ -7624,31 +7658,7 @@
           <w:lang w:eastAsia="en-GB"/>
         </w:rPr>
         <w:br/>
-        <w:t xml:space="preserve">                </w:t>
-      </w:r>
-      <w:proofErr w:type="spellStart"/>
-      <w:r>
-        <w:rPr>
-          <w:rFonts w:ascii="Courier New" w:hAnsi="Courier New" w:cs="Courier New"/>
-          <w:color w:val="BCBEC4"/>
-          <w:spacing w:val="0"/>
-          <w:sz w:val="20"/>
-          <w:szCs w:val="20"/>
-          <w:lang w:eastAsia="en-GB"/>
-        </w:rPr>
-        <w:t>cah.setMontant</w:t>
-      </w:r>
-      <w:proofErr w:type="spellEnd"/>
-      <w:r>
-        <w:rPr>
-          <w:rFonts w:ascii="Courier New" w:hAnsi="Courier New" w:cs="Courier New"/>
-          <w:color w:val="BCBEC4"/>
-          <w:spacing w:val="0"/>
-          <w:sz w:val="20"/>
-          <w:szCs w:val="20"/>
-          <w:lang w:eastAsia="en-GB"/>
-        </w:rPr>
-        <w:t>(</w:t>
+        <w:t xml:space="preserve">                cah.setMontant(</w:t>
       </w:r>
       <w:r>
         <w:rPr>
@@ -7704,43 +7714,7 @@
           <w:lang w:eastAsia="en-GB"/>
         </w:rPr>
         <w:br/>
-        <w:t xml:space="preserve">                </w:t>
-      </w:r>
-      <w:proofErr w:type="spellStart"/>
-      <w:r>
-        <w:rPr>
-          <w:rFonts w:ascii="Courier New" w:hAnsi="Courier New" w:cs="Courier New"/>
-          <w:color w:val="BCBEC4"/>
-          <w:spacing w:val="0"/>
-          <w:sz w:val="20"/>
-          <w:szCs w:val="20"/>
-          <w:lang w:eastAsia="en-GB"/>
-        </w:rPr>
-        <w:t>cah.setStatus</w:t>
-      </w:r>
-      <w:proofErr w:type="spellEnd"/>
-      <w:r>
-        <w:rPr>
-          <w:rFonts w:ascii="Courier New" w:hAnsi="Courier New" w:cs="Courier New"/>
-          <w:color w:val="BCBEC4"/>
-          <w:spacing w:val="0"/>
-          <w:sz w:val="20"/>
-          <w:szCs w:val="20"/>
-          <w:lang w:eastAsia="en-GB"/>
-        </w:rPr>
-        <w:t>(</w:t>
-      </w:r>
-      <w:proofErr w:type="spellStart"/>
-      <w:r>
-        <w:rPr>
-          <w:rFonts w:ascii="Courier New" w:hAnsi="Courier New" w:cs="Courier New"/>
-          <w:color w:val="BCBEC4"/>
-          <w:spacing w:val="0"/>
-          <w:sz w:val="20"/>
-          <w:szCs w:val="20"/>
-          <w:lang w:eastAsia="en-GB"/>
-        </w:rPr>
-        <w:t>AssuranceStatus.</w:t>
+        <w:t xml:space="preserve">                cah.setStatus(AssuranceStatus.</w:t>
       </w:r>
       <w:r>
         <w:rPr>
@@ -7755,7 +7729,6 @@
         </w:rPr>
         <w:t>ENCOURS</w:t>
       </w:r>
-      <w:proofErr w:type="spellEnd"/>
       <w:r>
         <w:rPr>
           <w:rFonts w:ascii="Courier New" w:hAnsi="Courier New" w:cs="Courier New"/>
@@ -7777,43 +7750,7 @@
           <w:lang w:eastAsia="en-GB"/>
         </w:rPr>
         <w:br/>
-        <w:t xml:space="preserve">                </w:t>
-      </w:r>
-      <w:proofErr w:type="spellStart"/>
-      <w:r>
-        <w:rPr>
-          <w:rFonts w:ascii="Courier New" w:hAnsi="Courier New" w:cs="Courier New"/>
-          <w:color w:val="BCBEC4"/>
-          <w:spacing w:val="0"/>
-          <w:sz w:val="20"/>
-          <w:szCs w:val="20"/>
-          <w:lang w:eastAsia="en-GB"/>
-        </w:rPr>
-        <w:t>cah.setType</w:t>
-      </w:r>
-      <w:proofErr w:type="spellEnd"/>
-      <w:r>
-        <w:rPr>
-          <w:rFonts w:ascii="Courier New" w:hAnsi="Courier New" w:cs="Courier New"/>
-          <w:color w:val="BCBEC4"/>
-          <w:spacing w:val="0"/>
-          <w:sz w:val="20"/>
-          <w:szCs w:val="20"/>
-          <w:lang w:eastAsia="en-GB"/>
-        </w:rPr>
-        <w:t>(</w:t>
-      </w:r>
-      <w:proofErr w:type="spellStart"/>
-      <w:r>
-        <w:rPr>
-          <w:rFonts w:ascii="Courier New" w:hAnsi="Courier New" w:cs="Courier New"/>
-          <w:color w:val="BCBEC4"/>
-          <w:spacing w:val="0"/>
-          <w:sz w:val="20"/>
-          <w:szCs w:val="20"/>
-          <w:lang w:eastAsia="en-GB"/>
-        </w:rPr>
-        <w:t>TypeHabitation.</w:t>
+        <w:t xml:space="preserve">                cah.setType(TypeHabitation.</w:t>
       </w:r>
       <w:r>
         <w:rPr>
@@ -7828,7 +7765,6 @@
         </w:rPr>
         <w:t>APPARTEMENT</w:t>
       </w:r>
-      <w:proofErr w:type="spellEnd"/>
       <w:r>
         <w:rPr>
           <w:rFonts w:ascii="Courier New" w:hAnsi="Courier New" w:cs="Courier New"/>
@@ -7839,6 +7775,29 @@
           <w:lang w:eastAsia="en-GB"/>
         </w:rPr>
         <w:t>);</w:t>
+      </w:r>
+      <w:r>
+        <w:rPr>
+          <w:rFonts w:ascii="Courier New" w:hAnsi="Courier New" w:cs="Courier New"/>
+          <w:color w:val="BCBEC4"/>
+          <w:spacing w:val="0"/>
+          <w:sz w:val="20"/>
+          <w:szCs w:val="20"/>
+          <w:lang w:eastAsia="en-GB"/>
+        </w:rPr>
+        <w:br/>
+        <w:t xml:space="preserve">                cah.setClient(client);</w:t>
+      </w:r>
+      <w:r>
+        <w:rPr>
+          <w:rFonts w:ascii="Courier New" w:hAnsi="Courier New" w:cs="Courier New"/>
+          <w:color w:val="BCBEC4"/>
+          <w:spacing w:val="0"/>
+          <w:sz w:val="20"/>
+          <w:szCs w:val="20"/>
+          <w:lang w:eastAsia="en-GB"/>
+        </w:rPr>
+        <w:br/>
       </w:r>
       <w:r>
         <w:rPr>
@@ -7852,54 +7811,6 @@
         <w:br/>
         <w:t xml:space="preserve">                </w:t>
       </w:r>
-      <w:proofErr w:type="spellStart"/>
-      <w:r>
-        <w:rPr>
-          <w:rFonts w:ascii="Courier New" w:hAnsi="Courier New" w:cs="Courier New"/>
-          <w:color w:val="BCBEC4"/>
-          <w:spacing w:val="0"/>
-          <w:sz w:val="20"/>
-          <w:szCs w:val="20"/>
-          <w:lang w:eastAsia="en-GB"/>
-        </w:rPr>
-        <w:t>cah.setClient</w:t>
-      </w:r>
-      <w:proofErr w:type="spellEnd"/>
-      <w:r>
-        <w:rPr>
-          <w:rFonts w:ascii="Courier New" w:hAnsi="Courier New" w:cs="Courier New"/>
-          <w:color w:val="BCBEC4"/>
-          <w:spacing w:val="0"/>
-          <w:sz w:val="20"/>
-          <w:szCs w:val="20"/>
-          <w:lang w:eastAsia="en-GB"/>
-        </w:rPr>
-        <w:t>(client);</w:t>
-      </w:r>
-      <w:r>
-        <w:rPr>
-          <w:rFonts w:ascii="Courier New" w:hAnsi="Courier New" w:cs="Courier New"/>
-          <w:color w:val="BCBEC4"/>
-          <w:spacing w:val="0"/>
-          <w:sz w:val="20"/>
-          <w:szCs w:val="20"/>
-          <w:lang w:eastAsia="en-GB"/>
-        </w:rPr>
-        <w:br/>
-      </w:r>
-      <w:r>
-        <w:rPr>
-          <w:rFonts w:ascii="Courier New" w:hAnsi="Courier New" w:cs="Courier New"/>
-          <w:color w:val="BCBEC4"/>
-          <w:spacing w:val="0"/>
-          <w:sz w:val="20"/>
-          <w:szCs w:val="20"/>
-          <w:lang w:eastAsia="en-GB"/>
-        </w:rPr>
-        <w:br/>
-        <w:t xml:space="preserve">                </w:t>
-      </w:r>
-      <w:proofErr w:type="spellStart"/>
       <w:r>
         <w:rPr>
           <w:rFonts w:ascii="Courier New" w:hAnsi="Courier New" w:cs="Courier New"/>
@@ -7920,43 +7831,7 @@
           <w:szCs w:val="20"/>
           <w:lang w:eastAsia="en-GB"/>
         </w:rPr>
-        <w:t>.save</w:t>
-      </w:r>
-      <w:proofErr w:type="spellEnd"/>
-      <w:r>
-        <w:rPr>
-          <w:rFonts w:ascii="Courier New" w:hAnsi="Courier New" w:cs="Courier New"/>
-          <w:color w:val="BCBEC4"/>
-          <w:spacing w:val="0"/>
-          <w:sz w:val="20"/>
-          <w:szCs w:val="20"/>
-          <w:lang w:eastAsia="en-GB"/>
-        </w:rPr>
-        <w:t>(</w:t>
-      </w:r>
-      <w:proofErr w:type="spellStart"/>
-      <w:r>
-        <w:rPr>
-          <w:rFonts w:ascii="Courier New" w:hAnsi="Courier New" w:cs="Courier New"/>
-          <w:color w:val="BCBEC4"/>
-          <w:spacing w:val="0"/>
-          <w:sz w:val="20"/>
-          <w:szCs w:val="20"/>
-          <w:lang w:eastAsia="en-GB"/>
-        </w:rPr>
-        <w:t>cah</w:t>
-      </w:r>
-      <w:proofErr w:type="spellEnd"/>
-      <w:r>
-        <w:rPr>
-          <w:rFonts w:ascii="Courier New" w:hAnsi="Courier New" w:cs="Courier New"/>
-          <w:color w:val="BCBEC4"/>
-          <w:spacing w:val="0"/>
-          <w:sz w:val="20"/>
-          <w:szCs w:val="20"/>
-          <w:lang w:eastAsia="en-GB"/>
-        </w:rPr>
-        <w:t>);</w:t>
+        <w:t>.save(cah);</w:t>
       </w:r>
       <w:r>
         <w:rPr>
@@ -8038,7 +7913,6 @@
         </w:rPr>
         <w:t>(</w:t>
       </w:r>
-      <w:proofErr w:type="spellStart"/>
       <w:r>
         <w:rPr>
           <w:rFonts w:ascii="Courier New" w:hAnsi="Courier New" w:cs="Courier New"/>
@@ -8048,19 +7922,7 @@
           <w:szCs w:val="20"/>
           <w:lang w:eastAsia="en-GB"/>
         </w:rPr>
-        <w:t>int</w:t>
-      </w:r>
-      <w:proofErr w:type="spellEnd"/>
-      <w:r>
-        <w:rPr>
-          <w:rFonts w:ascii="Courier New" w:hAnsi="Courier New" w:cs="Courier New"/>
-          <w:color w:val="CF8E6D"/>
-          <w:spacing w:val="0"/>
-          <w:sz w:val="20"/>
-          <w:szCs w:val="20"/>
-          <w:lang w:eastAsia="en-GB"/>
-        </w:rPr>
-        <w:t xml:space="preserve"> </w:t>
+        <w:t xml:space="preserve">int </w:t>
       </w:r>
       <w:r>
         <w:rPr>
@@ -8138,55 +8000,7 @@
           <w:lang w:eastAsia="en-GB"/>
         </w:rPr>
         <w:br/>
-        <w:t xml:space="preserve">                </w:t>
-      </w:r>
-      <w:proofErr w:type="spellStart"/>
-      <w:r>
-        <w:rPr>
-          <w:rFonts w:ascii="Courier New" w:hAnsi="Courier New" w:cs="Courier New"/>
-          <w:color w:val="BCBEC4"/>
-          <w:spacing w:val="0"/>
-          <w:sz w:val="20"/>
-          <w:szCs w:val="20"/>
-          <w:lang w:eastAsia="en-GB"/>
-        </w:rPr>
-        <w:t>ContratAssuranceAutomobile</w:t>
-      </w:r>
-      <w:proofErr w:type="spellEnd"/>
-      <w:r>
-        <w:rPr>
-          <w:rFonts w:ascii="Courier New" w:hAnsi="Courier New" w:cs="Courier New"/>
-          <w:color w:val="BCBEC4"/>
-          <w:spacing w:val="0"/>
-          <w:sz w:val="20"/>
-          <w:szCs w:val="20"/>
-          <w:lang w:eastAsia="en-GB"/>
-        </w:rPr>
-        <w:t xml:space="preserve"> </w:t>
-      </w:r>
-      <w:proofErr w:type="spellStart"/>
-      <w:r>
-        <w:rPr>
-          <w:rFonts w:ascii="Courier New" w:hAnsi="Courier New" w:cs="Courier New"/>
-          <w:color w:val="BCBEC4"/>
-          <w:spacing w:val="0"/>
-          <w:sz w:val="20"/>
-          <w:szCs w:val="20"/>
-          <w:lang w:eastAsia="en-GB"/>
-        </w:rPr>
-        <w:t>caa</w:t>
-      </w:r>
-      <w:proofErr w:type="spellEnd"/>
-      <w:r>
-        <w:rPr>
-          <w:rFonts w:ascii="Courier New" w:hAnsi="Courier New" w:cs="Courier New"/>
-          <w:color w:val="BCBEC4"/>
-          <w:spacing w:val="0"/>
-          <w:sz w:val="20"/>
-          <w:szCs w:val="20"/>
-          <w:lang w:eastAsia="en-GB"/>
-        </w:rPr>
-        <w:t xml:space="preserve"> =</w:t>
+        <w:t xml:space="preserve">                ContratAssuranceAutomobile caa =</w:t>
       </w:r>
       <w:r>
         <w:rPr>
@@ -8211,29 +8025,16 @@
         </w:rPr>
         <w:t xml:space="preserve">new </w:t>
       </w:r>
-      <w:proofErr w:type="spellStart"/>
-      <w:r>
-        <w:rPr>
-          <w:rFonts w:ascii="Courier New" w:hAnsi="Courier New" w:cs="Courier New"/>
-          <w:color w:val="BCBEC4"/>
-          <w:spacing w:val="0"/>
-          <w:sz w:val="20"/>
-          <w:szCs w:val="20"/>
-          <w:lang w:eastAsia="en-GB"/>
-        </w:rPr>
-        <w:t>ContratAssuranceAutomobile</w:t>
-      </w:r>
-      <w:proofErr w:type="spellEnd"/>
-      <w:r>
-        <w:rPr>
-          <w:rFonts w:ascii="Courier New" w:hAnsi="Courier New" w:cs="Courier New"/>
-          <w:color w:val="BCBEC4"/>
-          <w:spacing w:val="0"/>
-          <w:sz w:val="20"/>
-          <w:szCs w:val="20"/>
-          <w:lang w:eastAsia="en-GB"/>
-        </w:rPr>
-        <w:t>();</w:t>
+      <w:r>
+        <w:rPr>
+          <w:rFonts w:ascii="Courier New" w:hAnsi="Courier New" w:cs="Courier New"/>
+          <w:color w:val="BCBEC4"/>
+          <w:spacing w:val="0"/>
+          <w:sz w:val="20"/>
+          <w:szCs w:val="20"/>
+          <w:lang w:eastAsia="en-GB"/>
+        </w:rPr>
+        <w:t>ContratAssuranceAutomobile();</w:t>
       </w:r>
       <w:r>
         <w:rPr>
@@ -8256,31 +8057,7 @@
           <w:lang w:eastAsia="en-GB"/>
         </w:rPr>
         <w:br/>
-        <w:t xml:space="preserve">                </w:t>
-      </w:r>
-      <w:proofErr w:type="spellStart"/>
-      <w:r>
-        <w:rPr>
-          <w:rFonts w:ascii="Courier New" w:hAnsi="Courier New" w:cs="Courier New"/>
-          <w:color w:val="BCBEC4"/>
-          <w:spacing w:val="0"/>
-          <w:sz w:val="20"/>
-          <w:szCs w:val="20"/>
-          <w:lang w:eastAsia="en-GB"/>
-        </w:rPr>
-        <w:t>caa.setDateSouscription</w:t>
-      </w:r>
-      <w:proofErr w:type="spellEnd"/>
-      <w:r>
-        <w:rPr>
-          <w:rFonts w:ascii="Courier New" w:hAnsi="Courier New" w:cs="Courier New"/>
-          <w:color w:val="BCBEC4"/>
-          <w:spacing w:val="0"/>
-          <w:sz w:val="20"/>
-          <w:szCs w:val="20"/>
-          <w:lang w:eastAsia="en-GB"/>
-        </w:rPr>
-        <w:t>(</w:t>
+        <w:t xml:space="preserve">                caa.setDateSouscription(</w:t>
       </w:r>
       <w:r>
         <w:rPr>
@@ -8314,31 +8091,7 @@
           <w:lang w:eastAsia="en-GB"/>
         </w:rPr>
         <w:br/>
-        <w:t xml:space="preserve">                </w:t>
-      </w:r>
-      <w:proofErr w:type="spellStart"/>
-      <w:r>
-        <w:rPr>
-          <w:rFonts w:ascii="Courier New" w:hAnsi="Courier New" w:cs="Courier New"/>
-          <w:color w:val="BCBEC4"/>
-          <w:spacing w:val="0"/>
-          <w:sz w:val="20"/>
-          <w:szCs w:val="20"/>
-          <w:lang w:eastAsia="en-GB"/>
-        </w:rPr>
-        <w:t>caa.setDateValidation</w:t>
-      </w:r>
-      <w:proofErr w:type="spellEnd"/>
-      <w:r>
-        <w:rPr>
-          <w:rFonts w:ascii="Courier New" w:hAnsi="Courier New" w:cs="Courier New"/>
-          <w:color w:val="BCBEC4"/>
-          <w:spacing w:val="0"/>
-          <w:sz w:val="20"/>
-          <w:szCs w:val="20"/>
-          <w:lang w:eastAsia="en-GB"/>
-        </w:rPr>
-        <w:t>(</w:t>
+        <w:t xml:space="preserve">                caa.setDateValidation(</w:t>
       </w:r>
       <w:r>
         <w:rPr>
@@ -8372,31 +8125,7 @@
           <w:lang w:eastAsia="en-GB"/>
         </w:rPr>
         <w:br/>
-        <w:t xml:space="preserve">                </w:t>
-      </w:r>
-      <w:proofErr w:type="spellStart"/>
-      <w:r>
-        <w:rPr>
-          <w:rFonts w:ascii="Courier New" w:hAnsi="Courier New" w:cs="Courier New"/>
-          <w:color w:val="BCBEC4"/>
-          <w:spacing w:val="0"/>
-          <w:sz w:val="20"/>
-          <w:szCs w:val="20"/>
-          <w:lang w:eastAsia="en-GB"/>
-        </w:rPr>
-        <w:t>caa.setImatriculation</w:t>
-      </w:r>
-      <w:proofErr w:type="spellEnd"/>
-      <w:r>
-        <w:rPr>
-          <w:rFonts w:ascii="Courier New" w:hAnsi="Courier New" w:cs="Courier New"/>
-          <w:color w:val="BCBEC4"/>
-          <w:spacing w:val="0"/>
-          <w:sz w:val="20"/>
-          <w:szCs w:val="20"/>
-          <w:lang w:eastAsia="en-GB"/>
-        </w:rPr>
-        <w:t>(</w:t>
+        <w:t xml:space="preserve">                caa.setImatriculation(</w:t>
       </w:r>
       <w:r>
         <w:rPr>
@@ -8430,31 +8159,7 @@
           <w:lang w:eastAsia="en-GB"/>
         </w:rPr>
         <w:br/>
-        <w:t xml:space="preserve">                </w:t>
-      </w:r>
-      <w:proofErr w:type="spellStart"/>
-      <w:r>
-        <w:rPr>
-          <w:rFonts w:ascii="Courier New" w:hAnsi="Courier New" w:cs="Courier New"/>
-          <w:color w:val="BCBEC4"/>
-          <w:spacing w:val="0"/>
-          <w:sz w:val="20"/>
-          <w:szCs w:val="20"/>
-          <w:lang w:eastAsia="en-GB"/>
-        </w:rPr>
-        <w:t>caa.setMarque</w:t>
-      </w:r>
-      <w:proofErr w:type="spellEnd"/>
-      <w:r>
-        <w:rPr>
-          <w:rFonts w:ascii="Courier New" w:hAnsi="Courier New" w:cs="Courier New"/>
-          <w:color w:val="BCBEC4"/>
-          <w:spacing w:val="0"/>
-          <w:sz w:val="20"/>
-          <w:szCs w:val="20"/>
-          <w:lang w:eastAsia="en-GB"/>
-        </w:rPr>
-        <w:t>(</w:t>
+        <w:t xml:space="preserve">                caa.setMarque(</w:t>
       </w:r>
       <w:r>
         <w:rPr>
@@ -8488,31 +8193,7 @@
           <w:lang w:eastAsia="en-GB"/>
         </w:rPr>
         <w:br/>
-        <w:t xml:space="preserve">                </w:t>
-      </w:r>
-      <w:proofErr w:type="spellStart"/>
-      <w:r>
-        <w:rPr>
-          <w:rFonts w:ascii="Courier New" w:hAnsi="Courier New" w:cs="Courier New"/>
-          <w:color w:val="BCBEC4"/>
-          <w:spacing w:val="0"/>
-          <w:sz w:val="20"/>
-          <w:szCs w:val="20"/>
-          <w:lang w:eastAsia="en-GB"/>
-        </w:rPr>
-        <w:t>caa.setModel</w:t>
-      </w:r>
-      <w:proofErr w:type="spellEnd"/>
-      <w:r>
-        <w:rPr>
-          <w:rFonts w:ascii="Courier New" w:hAnsi="Courier New" w:cs="Courier New"/>
-          <w:color w:val="BCBEC4"/>
-          <w:spacing w:val="0"/>
-          <w:sz w:val="20"/>
-          <w:szCs w:val="20"/>
-          <w:lang w:eastAsia="en-GB"/>
-        </w:rPr>
-        <w:t>(</w:t>
+        <w:t xml:space="preserve">                caa.setModel(</w:t>
       </w:r>
       <w:r>
         <w:rPr>
@@ -8546,31 +8227,7 @@
           <w:lang w:eastAsia="en-GB"/>
         </w:rPr>
         <w:br/>
-        <w:t xml:space="preserve">                </w:t>
-      </w:r>
-      <w:proofErr w:type="spellStart"/>
-      <w:r>
-        <w:rPr>
-          <w:rFonts w:ascii="Courier New" w:hAnsi="Courier New" w:cs="Courier New"/>
-          <w:color w:val="BCBEC4"/>
-          <w:spacing w:val="0"/>
-          <w:sz w:val="20"/>
-          <w:szCs w:val="20"/>
-          <w:lang w:eastAsia="en-GB"/>
-        </w:rPr>
-        <w:t>caa.setMontant</w:t>
-      </w:r>
-      <w:proofErr w:type="spellEnd"/>
-      <w:r>
-        <w:rPr>
-          <w:rFonts w:ascii="Courier New" w:hAnsi="Courier New" w:cs="Courier New"/>
-          <w:color w:val="BCBEC4"/>
-          <w:spacing w:val="0"/>
-          <w:sz w:val="20"/>
-          <w:szCs w:val="20"/>
-          <w:lang w:eastAsia="en-GB"/>
-        </w:rPr>
-        <w:t>(</w:t>
+        <w:t xml:space="preserve">                caa.setMontant(</w:t>
       </w:r>
       <w:r>
         <w:rPr>
@@ -8626,43 +8283,7 @@
           <w:lang w:eastAsia="en-GB"/>
         </w:rPr>
         <w:br/>
-        <w:t xml:space="preserve">                </w:t>
-      </w:r>
-      <w:proofErr w:type="spellStart"/>
-      <w:r>
-        <w:rPr>
-          <w:rFonts w:ascii="Courier New" w:hAnsi="Courier New" w:cs="Courier New"/>
-          <w:color w:val="BCBEC4"/>
-          <w:spacing w:val="0"/>
-          <w:sz w:val="20"/>
-          <w:szCs w:val="20"/>
-          <w:lang w:eastAsia="en-GB"/>
-        </w:rPr>
-        <w:t>caa.setStatus</w:t>
-      </w:r>
-      <w:proofErr w:type="spellEnd"/>
-      <w:r>
-        <w:rPr>
-          <w:rFonts w:ascii="Courier New" w:hAnsi="Courier New" w:cs="Courier New"/>
-          <w:color w:val="BCBEC4"/>
-          <w:spacing w:val="0"/>
-          <w:sz w:val="20"/>
-          <w:szCs w:val="20"/>
-          <w:lang w:eastAsia="en-GB"/>
-        </w:rPr>
-        <w:t>(</w:t>
-      </w:r>
-      <w:proofErr w:type="spellStart"/>
-      <w:r>
-        <w:rPr>
-          <w:rFonts w:ascii="Courier New" w:hAnsi="Courier New" w:cs="Courier New"/>
-          <w:color w:val="BCBEC4"/>
-          <w:spacing w:val="0"/>
-          <w:sz w:val="20"/>
-          <w:szCs w:val="20"/>
-          <w:lang w:eastAsia="en-GB"/>
-        </w:rPr>
-        <w:t>AssuranceStatus.</w:t>
+        <w:t xml:space="preserve">                caa.setStatus(AssuranceStatus.</w:t>
       </w:r>
       <w:r>
         <w:rPr>
@@ -8677,7 +8298,6 @@
         </w:rPr>
         <w:t>ENCOURS</w:t>
       </w:r>
-      <w:proofErr w:type="spellEnd"/>
       <w:r>
         <w:rPr>
           <w:rFonts w:ascii="Courier New" w:hAnsi="Courier New" w:cs="Courier New"/>
@@ -8688,6 +8308,29 @@
           <w:lang w:eastAsia="en-GB"/>
         </w:rPr>
         <w:t>);</w:t>
+      </w:r>
+      <w:r>
+        <w:rPr>
+          <w:rFonts w:ascii="Courier New" w:hAnsi="Courier New" w:cs="Courier New"/>
+          <w:color w:val="BCBEC4"/>
+          <w:spacing w:val="0"/>
+          <w:sz w:val="20"/>
+          <w:szCs w:val="20"/>
+          <w:lang w:eastAsia="en-GB"/>
+        </w:rPr>
+        <w:br/>
+        <w:t xml:space="preserve">                caa.setClient(client);</w:t>
+      </w:r>
+      <w:r>
+        <w:rPr>
+          <w:rFonts w:ascii="Courier New" w:hAnsi="Courier New" w:cs="Courier New"/>
+          <w:color w:val="BCBEC4"/>
+          <w:spacing w:val="0"/>
+          <w:sz w:val="20"/>
+          <w:szCs w:val="20"/>
+          <w:lang w:eastAsia="en-GB"/>
+        </w:rPr>
+        <w:br/>
       </w:r>
       <w:r>
         <w:rPr>
@@ -8701,54 +8344,6 @@
         <w:br/>
         <w:t xml:space="preserve">                </w:t>
       </w:r>
-      <w:proofErr w:type="spellStart"/>
-      <w:r>
-        <w:rPr>
-          <w:rFonts w:ascii="Courier New" w:hAnsi="Courier New" w:cs="Courier New"/>
-          <w:color w:val="BCBEC4"/>
-          <w:spacing w:val="0"/>
-          <w:sz w:val="20"/>
-          <w:szCs w:val="20"/>
-          <w:lang w:eastAsia="en-GB"/>
-        </w:rPr>
-        <w:t>caa.setClient</w:t>
-      </w:r>
-      <w:proofErr w:type="spellEnd"/>
-      <w:r>
-        <w:rPr>
-          <w:rFonts w:ascii="Courier New" w:hAnsi="Courier New" w:cs="Courier New"/>
-          <w:color w:val="BCBEC4"/>
-          <w:spacing w:val="0"/>
-          <w:sz w:val="20"/>
-          <w:szCs w:val="20"/>
-          <w:lang w:eastAsia="en-GB"/>
-        </w:rPr>
-        <w:t>(client);</w:t>
-      </w:r>
-      <w:r>
-        <w:rPr>
-          <w:rFonts w:ascii="Courier New" w:hAnsi="Courier New" w:cs="Courier New"/>
-          <w:color w:val="BCBEC4"/>
-          <w:spacing w:val="0"/>
-          <w:sz w:val="20"/>
-          <w:szCs w:val="20"/>
-          <w:lang w:eastAsia="en-GB"/>
-        </w:rPr>
-        <w:br/>
-      </w:r>
-      <w:r>
-        <w:rPr>
-          <w:rFonts w:ascii="Courier New" w:hAnsi="Courier New" w:cs="Courier New"/>
-          <w:color w:val="BCBEC4"/>
-          <w:spacing w:val="0"/>
-          <w:sz w:val="20"/>
-          <w:szCs w:val="20"/>
-          <w:lang w:eastAsia="en-GB"/>
-        </w:rPr>
-        <w:br/>
-        <w:t xml:space="preserve">                </w:t>
-      </w:r>
-      <w:proofErr w:type="spellStart"/>
       <w:r>
         <w:rPr>
           <w:rFonts w:ascii="Courier New" w:hAnsi="Courier New" w:cs="Courier New"/>
@@ -8769,43 +8364,7 @@
           <w:szCs w:val="20"/>
           <w:lang w:eastAsia="en-GB"/>
         </w:rPr>
-        <w:t>.save</w:t>
-      </w:r>
-      <w:proofErr w:type="spellEnd"/>
-      <w:r>
-        <w:rPr>
-          <w:rFonts w:ascii="Courier New" w:hAnsi="Courier New" w:cs="Courier New"/>
-          <w:color w:val="BCBEC4"/>
-          <w:spacing w:val="0"/>
-          <w:sz w:val="20"/>
-          <w:szCs w:val="20"/>
-          <w:lang w:eastAsia="en-GB"/>
-        </w:rPr>
-        <w:t>(</w:t>
-      </w:r>
-      <w:proofErr w:type="spellStart"/>
-      <w:r>
-        <w:rPr>
-          <w:rFonts w:ascii="Courier New" w:hAnsi="Courier New" w:cs="Courier New"/>
-          <w:color w:val="BCBEC4"/>
-          <w:spacing w:val="0"/>
-          <w:sz w:val="20"/>
-          <w:szCs w:val="20"/>
-          <w:lang w:eastAsia="en-GB"/>
-        </w:rPr>
-        <w:t>caa</w:t>
-      </w:r>
-      <w:proofErr w:type="spellEnd"/>
-      <w:r>
-        <w:rPr>
-          <w:rFonts w:ascii="Courier New" w:hAnsi="Courier New" w:cs="Courier New"/>
-          <w:color w:val="BCBEC4"/>
-          <w:spacing w:val="0"/>
-          <w:sz w:val="20"/>
-          <w:szCs w:val="20"/>
-          <w:lang w:eastAsia="en-GB"/>
-        </w:rPr>
-        <w:t>);</w:t>
+        <w:t>.save(caa);</w:t>
       </w:r>
       <w:r>
         <w:rPr>
@@ -8887,7 +8446,6 @@
         </w:rPr>
         <w:t>(</w:t>
       </w:r>
-      <w:proofErr w:type="spellStart"/>
       <w:r>
         <w:rPr>
           <w:rFonts w:ascii="Courier New" w:hAnsi="Courier New" w:cs="Courier New"/>
@@ -8897,19 +8455,7 @@
           <w:szCs w:val="20"/>
           <w:lang w:eastAsia="en-GB"/>
         </w:rPr>
-        <w:t>int</w:t>
-      </w:r>
-      <w:proofErr w:type="spellEnd"/>
-      <w:r>
-        <w:rPr>
-          <w:rFonts w:ascii="Courier New" w:hAnsi="Courier New" w:cs="Courier New"/>
-          <w:color w:val="CF8E6D"/>
-          <w:spacing w:val="0"/>
-          <w:sz w:val="20"/>
-          <w:szCs w:val="20"/>
-          <w:lang w:eastAsia="en-GB"/>
-        </w:rPr>
-        <w:t xml:space="preserve"> </w:t>
+        <w:t xml:space="preserve">int </w:t>
       </w:r>
       <w:r>
         <w:rPr>
@@ -8987,31 +8533,7 @@
           <w:lang w:eastAsia="en-GB"/>
         </w:rPr>
         <w:br/>
-        <w:t xml:space="preserve">                </w:t>
-      </w:r>
-      <w:proofErr w:type="spellStart"/>
-      <w:r>
-        <w:rPr>
-          <w:rFonts w:ascii="Courier New" w:hAnsi="Courier New" w:cs="Courier New"/>
-          <w:color w:val="BCBEC4"/>
-          <w:spacing w:val="0"/>
-          <w:sz w:val="20"/>
-          <w:szCs w:val="20"/>
-          <w:lang w:eastAsia="en-GB"/>
-        </w:rPr>
-        <w:t>ContratAssuranceSanté</w:t>
-      </w:r>
-      <w:proofErr w:type="spellEnd"/>
-      <w:r>
-        <w:rPr>
-          <w:rFonts w:ascii="Courier New" w:hAnsi="Courier New" w:cs="Courier New"/>
-          <w:color w:val="BCBEC4"/>
-          <w:spacing w:val="0"/>
-          <w:sz w:val="20"/>
-          <w:szCs w:val="20"/>
-          <w:lang w:eastAsia="en-GB"/>
-        </w:rPr>
-        <w:t xml:space="preserve"> cas =</w:t>
+        <w:t xml:space="preserve">                ContratAssuranceSanté cas =</w:t>
       </w:r>
       <w:r>
         <w:rPr>
@@ -9036,29 +8558,16 @@
         </w:rPr>
         <w:t xml:space="preserve">new </w:t>
       </w:r>
-      <w:proofErr w:type="spellStart"/>
-      <w:r>
-        <w:rPr>
-          <w:rFonts w:ascii="Courier New" w:hAnsi="Courier New" w:cs="Courier New"/>
-          <w:color w:val="BCBEC4"/>
-          <w:spacing w:val="0"/>
-          <w:sz w:val="20"/>
-          <w:szCs w:val="20"/>
-          <w:lang w:eastAsia="en-GB"/>
-        </w:rPr>
-        <w:t>ContratAssuranceSanté</w:t>
-      </w:r>
-      <w:proofErr w:type="spellEnd"/>
-      <w:r>
-        <w:rPr>
-          <w:rFonts w:ascii="Courier New" w:hAnsi="Courier New" w:cs="Courier New"/>
-          <w:color w:val="BCBEC4"/>
-          <w:spacing w:val="0"/>
-          <w:sz w:val="20"/>
-          <w:szCs w:val="20"/>
-          <w:lang w:eastAsia="en-GB"/>
-        </w:rPr>
-        <w:t>();</w:t>
+      <w:r>
+        <w:rPr>
+          <w:rFonts w:ascii="Courier New" w:hAnsi="Courier New" w:cs="Courier New"/>
+          <w:color w:val="BCBEC4"/>
+          <w:spacing w:val="0"/>
+          <w:sz w:val="20"/>
+          <w:szCs w:val="20"/>
+          <w:lang w:eastAsia="en-GB"/>
+        </w:rPr>
+        <w:t>ContratAssuranceSanté();</w:t>
       </w:r>
       <w:r>
         <w:rPr>
@@ -9081,31 +8590,7 @@
           <w:lang w:eastAsia="en-GB"/>
         </w:rPr>
         <w:br/>
-        <w:t xml:space="preserve">                </w:t>
-      </w:r>
-      <w:proofErr w:type="spellStart"/>
-      <w:r>
-        <w:rPr>
-          <w:rFonts w:ascii="Courier New" w:hAnsi="Courier New" w:cs="Courier New"/>
-          <w:color w:val="BCBEC4"/>
-          <w:spacing w:val="0"/>
-          <w:sz w:val="20"/>
-          <w:szCs w:val="20"/>
-          <w:lang w:eastAsia="en-GB"/>
-        </w:rPr>
-        <w:t>cas.setDateSouscription</w:t>
-      </w:r>
-      <w:proofErr w:type="spellEnd"/>
-      <w:r>
-        <w:rPr>
-          <w:rFonts w:ascii="Courier New" w:hAnsi="Courier New" w:cs="Courier New"/>
-          <w:color w:val="BCBEC4"/>
-          <w:spacing w:val="0"/>
-          <w:sz w:val="20"/>
-          <w:szCs w:val="20"/>
-          <w:lang w:eastAsia="en-GB"/>
-        </w:rPr>
-        <w:t>(</w:t>
+        <w:t xml:space="preserve">                cas.setDateSouscription(</w:t>
       </w:r>
       <w:r>
         <w:rPr>
@@ -9139,31 +8624,7 @@
           <w:lang w:eastAsia="en-GB"/>
         </w:rPr>
         <w:br/>
-        <w:t xml:space="preserve">                </w:t>
-      </w:r>
-      <w:proofErr w:type="spellStart"/>
-      <w:r>
-        <w:rPr>
-          <w:rFonts w:ascii="Courier New" w:hAnsi="Courier New" w:cs="Courier New"/>
-          <w:color w:val="BCBEC4"/>
-          <w:spacing w:val="0"/>
-          <w:sz w:val="20"/>
-          <w:szCs w:val="20"/>
-          <w:lang w:eastAsia="en-GB"/>
-        </w:rPr>
-        <w:t>cas.setDateValidation</w:t>
-      </w:r>
-      <w:proofErr w:type="spellEnd"/>
-      <w:r>
-        <w:rPr>
-          <w:rFonts w:ascii="Courier New" w:hAnsi="Courier New" w:cs="Courier New"/>
-          <w:color w:val="BCBEC4"/>
-          <w:spacing w:val="0"/>
-          <w:sz w:val="20"/>
-          <w:szCs w:val="20"/>
-          <w:lang w:eastAsia="en-GB"/>
-        </w:rPr>
-        <w:t>(</w:t>
+        <w:t xml:space="preserve">                cas.setDateValidation(</w:t>
       </w:r>
       <w:r>
         <w:rPr>
@@ -9197,31 +8658,7 @@
           <w:lang w:eastAsia="en-GB"/>
         </w:rPr>
         <w:br/>
-        <w:t xml:space="preserve">                </w:t>
-      </w:r>
-      <w:proofErr w:type="spellStart"/>
-      <w:r>
-        <w:rPr>
-          <w:rFonts w:ascii="Courier New" w:hAnsi="Courier New" w:cs="Courier New"/>
-          <w:color w:val="BCBEC4"/>
-          <w:spacing w:val="0"/>
-          <w:sz w:val="20"/>
-          <w:szCs w:val="20"/>
-          <w:lang w:eastAsia="en-GB"/>
-        </w:rPr>
-        <w:t>cas.setNombrePersonne</w:t>
-      </w:r>
-      <w:proofErr w:type="spellEnd"/>
-      <w:r>
-        <w:rPr>
-          <w:rFonts w:ascii="Courier New" w:hAnsi="Courier New" w:cs="Courier New"/>
-          <w:color w:val="BCBEC4"/>
-          <w:spacing w:val="0"/>
-          <w:sz w:val="20"/>
-          <w:szCs w:val="20"/>
-          <w:lang w:eastAsia="en-GB"/>
-        </w:rPr>
-        <w:t>(</w:t>
+        <w:t xml:space="preserve">                cas.setNombrePersonne(</w:t>
       </w:r>
       <w:r>
         <w:rPr>
@@ -9255,43 +8692,7 @@
           <w:lang w:eastAsia="en-GB"/>
         </w:rPr>
         <w:br/>
-        <w:t xml:space="preserve">                </w:t>
-      </w:r>
-      <w:proofErr w:type="spellStart"/>
-      <w:r>
-        <w:rPr>
-          <w:rFonts w:ascii="Courier New" w:hAnsi="Courier New" w:cs="Courier New"/>
-          <w:color w:val="BCBEC4"/>
-          <w:spacing w:val="0"/>
-          <w:sz w:val="20"/>
-          <w:szCs w:val="20"/>
-          <w:lang w:eastAsia="en-GB"/>
-        </w:rPr>
-        <w:t>cas.setNiveau</w:t>
-      </w:r>
-      <w:proofErr w:type="spellEnd"/>
-      <w:r>
-        <w:rPr>
-          <w:rFonts w:ascii="Courier New" w:hAnsi="Courier New" w:cs="Courier New"/>
-          <w:color w:val="BCBEC4"/>
-          <w:spacing w:val="0"/>
-          <w:sz w:val="20"/>
-          <w:szCs w:val="20"/>
-          <w:lang w:eastAsia="en-GB"/>
-        </w:rPr>
-        <w:t>(</w:t>
-      </w:r>
-      <w:proofErr w:type="spellStart"/>
-      <w:r>
-        <w:rPr>
-          <w:rFonts w:ascii="Courier New" w:hAnsi="Courier New" w:cs="Courier New"/>
-          <w:color w:val="BCBEC4"/>
-          <w:spacing w:val="0"/>
-          <w:sz w:val="20"/>
-          <w:szCs w:val="20"/>
-          <w:lang w:eastAsia="en-GB"/>
-        </w:rPr>
-        <w:t>NiveauSanté.</w:t>
+        <w:t xml:space="preserve">                cas.setNiveau(NiveauSanté.</w:t>
       </w:r>
       <w:r>
         <w:rPr>
@@ -9306,7 +8707,6 @@
         </w:rPr>
         <w:t>PREMIUM</w:t>
       </w:r>
-      <w:proofErr w:type="spellEnd"/>
       <w:r>
         <w:rPr>
           <w:rFonts w:ascii="Courier New" w:hAnsi="Courier New" w:cs="Courier New"/>
@@ -9328,31 +8728,7 @@
           <w:lang w:eastAsia="en-GB"/>
         </w:rPr>
         <w:br/>
-        <w:t xml:space="preserve">                </w:t>
-      </w:r>
-      <w:proofErr w:type="spellStart"/>
-      <w:r>
-        <w:rPr>
-          <w:rFonts w:ascii="Courier New" w:hAnsi="Courier New" w:cs="Courier New"/>
-          <w:color w:val="BCBEC4"/>
-          <w:spacing w:val="0"/>
-          <w:sz w:val="20"/>
-          <w:szCs w:val="20"/>
-          <w:lang w:eastAsia="en-GB"/>
-        </w:rPr>
-        <w:t>cas.setMontant</w:t>
-      </w:r>
-      <w:proofErr w:type="spellEnd"/>
-      <w:r>
-        <w:rPr>
-          <w:rFonts w:ascii="Courier New" w:hAnsi="Courier New" w:cs="Courier New"/>
-          <w:color w:val="BCBEC4"/>
-          <w:spacing w:val="0"/>
-          <w:sz w:val="20"/>
-          <w:szCs w:val="20"/>
-          <w:lang w:eastAsia="en-GB"/>
-        </w:rPr>
-        <w:t>(</w:t>
+        <w:t xml:space="preserve">                cas.setMontant(</w:t>
       </w:r>
       <w:r>
         <w:rPr>
@@ -9408,43 +8784,7 @@
           <w:lang w:eastAsia="en-GB"/>
         </w:rPr>
         <w:br/>
-        <w:t xml:space="preserve">                </w:t>
-      </w:r>
-      <w:proofErr w:type="spellStart"/>
-      <w:r>
-        <w:rPr>
-          <w:rFonts w:ascii="Courier New" w:hAnsi="Courier New" w:cs="Courier New"/>
-          <w:color w:val="BCBEC4"/>
-          <w:spacing w:val="0"/>
-          <w:sz w:val="20"/>
-          <w:szCs w:val="20"/>
-          <w:lang w:eastAsia="en-GB"/>
-        </w:rPr>
-        <w:t>cas.setStatus</w:t>
-      </w:r>
-      <w:proofErr w:type="spellEnd"/>
-      <w:r>
-        <w:rPr>
-          <w:rFonts w:ascii="Courier New" w:hAnsi="Courier New" w:cs="Courier New"/>
-          <w:color w:val="BCBEC4"/>
-          <w:spacing w:val="0"/>
-          <w:sz w:val="20"/>
-          <w:szCs w:val="20"/>
-          <w:lang w:eastAsia="en-GB"/>
-        </w:rPr>
-        <w:t>(</w:t>
-      </w:r>
-      <w:proofErr w:type="spellStart"/>
-      <w:r>
-        <w:rPr>
-          <w:rFonts w:ascii="Courier New" w:hAnsi="Courier New" w:cs="Courier New"/>
-          <w:color w:val="BCBEC4"/>
-          <w:spacing w:val="0"/>
-          <w:sz w:val="20"/>
-          <w:szCs w:val="20"/>
-          <w:lang w:eastAsia="en-GB"/>
-        </w:rPr>
-        <w:t>AssuranceStatus.</w:t>
+        <w:t xml:space="preserve">                cas.setStatus(AssuranceStatus.</w:t>
       </w:r>
       <w:r>
         <w:rPr>
@@ -9459,7 +8799,6 @@
         </w:rPr>
         <w:t>ENCOURS</w:t>
       </w:r>
-      <w:proofErr w:type="spellEnd"/>
       <w:r>
         <w:rPr>
           <w:rFonts w:ascii="Courier New" w:hAnsi="Courier New" w:cs="Courier New"/>
@@ -9470,6 +8809,29 @@
           <w:lang w:eastAsia="en-GB"/>
         </w:rPr>
         <w:t>);</w:t>
+      </w:r>
+      <w:r>
+        <w:rPr>
+          <w:rFonts w:ascii="Courier New" w:hAnsi="Courier New" w:cs="Courier New"/>
+          <w:color w:val="BCBEC4"/>
+          <w:spacing w:val="0"/>
+          <w:sz w:val="20"/>
+          <w:szCs w:val="20"/>
+          <w:lang w:eastAsia="en-GB"/>
+        </w:rPr>
+        <w:br/>
+        <w:t xml:space="preserve">                cas.setClient(client);</w:t>
+      </w:r>
+      <w:r>
+        <w:rPr>
+          <w:rFonts w:ascii="Courier New" w:hAnsi="Courier New" w:cs="Courier New"/>
+          <w:color w:val="BCBEC4"/>
+          <w:spacing w:val="0"/>
+          <w:sz w:val="20"/>
+          <w:szCs w:val="20"/>
+          <w:lang w:eastAsia="en-GB"/>
+        </w:rPr>
+        <w:br/>
       </w:r>
       <w:r>
         <w:rPr>
@@ -9483,54 +8845,6 @@
         <w:br/>
         <w:t xml:space="preserve">                </w:t>
       </w:r>
-      <w:proofErr w:type="spellStart"/>
-      <w:r>
-        <w:rPr>
-          <w:rFonts w:ascii="Courier New" w:hAnsi="Courier New" w:cs="Courier New"/>
-          <w:color w:val="BCBEC4"/>
-          <w:spacing w:val="0"/>
-          <w:sz w:val="20"/>
-          <w:szCs w:val="20"/>
-          <w:lang w:eastAsia="en-GB"/>
-        </w:rPr>
-        <w:t>cas.setClient</w:t>
-      </w:r>
-      <w:proofErr w:type="spellEnd"/>
-      <w:r>
-        <w:rPr>
-          <w:rFonts w:ascii="Courier New" w:hAnsi="Courier New" w:cs="Courier New"/>
-          <w:color w:val="BCBEC4"/>
-          <w:spacing w:val="0"/>
-          <w:sz w:val="20"/>
-          <w:szCs w:val="20"/>
-          <w:lang w:eastAsia="en-GB"/>
-        </w:rPr>
-        <w:t>(client);</w:t>
-      </w:r>
-      <w:r>
-        <w:rPr>
-          <w:rFonts w:ascii="Courier New" w:hAnsi="Courier New" w:cs="Courier New"/>
-          <w:color w:val="BCBEC4"/>
-          <w:spacing w:val="0"/>
-          <w:sz w:val="20"/>
-          <w:szCs w:val="20"/>
-          <w:lang w:eastAsia="en-GB"/>
-        </w:rPr>
-        <w:br/>
-      </w:r>
-      <w:r>
-        <w:rPr>
-          <w:rFonts w:ascii="Courier New" w:hAnsi="Courier New" w:cs="Courier New"/>
-          <w:color w:val="BCBEC4"/>
-          <w:spacing w:val="0"/>
-          <w:sz w:val="20"/>
-          <w:szCs w:val="20"/>
-          <w:lang w:eastAsia="en-GB"/>
-        </w:rPr>
-        <w:br/>
-        <w:t xml:space="preserve">                </w:t>
-      </w:r>
-      <w:proofErr w:type="spellStart"/>
       <w:r>
         <w:rPr>
           <w:rFonts w:ascii="Courier New" w:hAnsi="Courier New" w:cs="Courier New"/>
@@ -9551,19 +8865,7 @@
           <w:szCs w:val="20"/>
           <w:lang w:eastAsia="en-GB"/>
         </w:rPr>
-        <w:t>.save</w:t>
-      </w:r>
-      <w:proofErr w:type="spellEnd"/>
-      <w:r>
-        <w:rPr>
-          <w:rFonts w:ascii="Courier New" w:hAnsi="Courier New" w:cs="Courier New"/>
-          <w:color w:val="BCBEC4"/>
-          <w:spacing w:val="0"/>
-          <w:sz w:val="20"/>
-          <w:szCs w:val="20"/>
-          <w:lang w:eastAsia="en-GB"/>
-        </w:rPr>
-        <w:t>(cas);</w:t>
+        <w:t>.save(cas);</w:t>
       </w:r>
       <w:r>
         <w:rPr>
@@ -9635,7 +8937,6 @@
         <w:br/>
         <w:t xml:space="preserve">        </w:t>
       </w:r>
-      <w:proofErr w:type="spellStart"/>
       <w:r>
         <w:rPr>
           <w:rFonts w:ascii="Courier New" w:hAnsi="Courier New" w:cs="Courier New"/>
@@ -9656,43 +8957,7 @@
           <w:szCs w:val="20"/>
           <w:lang w:eastAsia="en-GB"/>
         </w:rPr>
-        <w:t>.findAll</w:t>
-      </w:r>
-      <w:proofErr w:type="spellEnd"/>
-      <w:r>
-        <w:rPr>
-          <w:rFonts w:ascii="Courier New" w:hAnsi="Courier New" w:cs="Courier New"/>
-          <w:color w:val="BCBEC4"/>
-          <w:spacing w:val="0"/>
-          <w:sz w:val="20"/>
-          <w:szCs w:val="20"/>
-          <w:lang w:eastAsia="en-GB"/>
-        </w:rPr>
-        <w:t>().</w:t>
-      </w:r>
-      <w:proofErr w:type="spellStart"/>
-      <w:r>
-        <w:rPr>
-          <w:rFonts w:ascii="Courier New" w:hAnsi="Courier New" w:cs="Courier New"/>
-          <w:color w:val="BCBEC4"/>
-          <w:spacing w:val="0"/>
-          <w:sz w:val="20"/>
-          <w:szCs w:val="20"/>
-          <w:lang w:eastAsia="en-GB"/>
-        </w:rPr>
-        <w:t>forEach</w:t>
-      </w:r>
-      <w:proofErr w:type="spellEnd"/>
-      <w:r>
-        <w:rPr>
-          <w:rFonts w:ascii="Courier New" w:hAnsi="Courier New" w:cs="Courier New"/>
-          <w:color w:val="BCBEC4"/>
-          <w:spacing w:val="0"/>
-          <w:sz w:val="20"/>
-          <w:szCs w:val="20"/>
-          <w:lang w:eastAsia="en-GB"/>
-        </w:rPr>
-        <w:t>(contrat -&gt; {</w:t>
+        <w:t>.findAll().forEach(contrat -&gt; {</w:t>
       </w:r>
       <w:r>
         <w:rPr>
@@ -9739,7 +9004,6 @@
         </w:rPr>
         <w:t>(</w:t>
       </w:r>
-      <w:proofErr w:type="spellStart"/>
       <w:r>
         <w:rPr>
           <w:rFonts w:ascii="Courier New" w:hAnsi="Courier New" w:cs="Courier New"/>
@@ -9749,9 +9013,97 @@
           <w:szCs w:val="20"/>
           <w:lang w:eastAsia="en-GB"/>
         </w:rPr>
-        <w:t>int</w:t>
-      </w:r>
-      <w:proofErr w:type="spellEnd"/>
+        <w:t xml:space="preserve">int </w:t>
+      </w:r>
+      <w:r>
+        <w:rPr>
+          <w:rFonts w:ascii="Courier New" w:hAnsi="Courier New" w:cs="Courier New"/>
+          <w:color w:val="BCBEC4"/>
+          <w:spacing w:val="0"/>
+          <w:sz w:val="20"/>
+          <w:szCs w:val="20"/>
+          <w:lang w:eastAsia="en-GB"/>
+        </w:rPr>
+        <w:t xml:space="preserve">i = </w:t>
+      </w:r>
+      <w:r>
+        <w:rPr>
+          <w:rFonts w:ascii="Courier New" w:hAnsi="Courier New" w:cs="Courier New"/>
+          <w:color w:val="2AACB8"/>
+          <w:spacing w:val="0"/>
+          <w:sz w:val="20"/>
+          <w:szCs w:val="20"/>
+          <w:lang w:eastAsia="en-GB"/>
+        </w:rPr>
+        <w:t>0</w:t>
+      </w:r>
+      <w:r>
+        <w:rPr>
+          <w:rFonts w:ascii="Courier New" w:hAnsi="Courier New" w:cs="Courier New"/>
+          <w:color w:val="BCBEC4"/>
+          <w:spacing w:val="0"/>
+          <w:sz w:val="20"/>
+          <w:szCs w:val="20"/>
+          <w:lang w:eastAsia="en-GB"/>
+        </w:rPr>
+        <w:t xml:space="preserve">; i &lt; </w:t>
+      </w:r>
+      <w:r>
+        <w:rPr>
+          <w:rFonts w:ascii="Courier New" w:hAnsi="Courier New" w:cs="Courier New"/>
+          <w:color w:val="2AACB8"/>
+          <w:spacing w:val="0"/>
+          <w:sz w:val="20"/>
+          <w:szCs w:val="20"/>
+          <w:lang w:eastAsia="en-GB"/>
+        </w:rPr>
+        <w:t>2</w:t>
+      </w:r>
+      <w:r>
+        <w:rPr>
+          <w:rFonts w:ascii="Courier New" w:hAnsi="Courier New" w:cs="Courier New"/>
+          <w:color w:val="BCBEC4"/>
+          <w:spacing w:val="0"/>
+          <w:sz w:val="20"/>
+          <w:szCs w:val="20"/>
+          <w:lang w:eastAsia="en-GB"/>
+        </w:rPr>
+        <w:t>; i++) {</w:t>
+      </w:r>
+      <w:r>
+        <w:rPr>
+          <w:rFonts w:ascii="Courier New" w:hAnsi="Courier New" w:cs="Courier New"/>
+          <w:color w:val="BCBEC4"/>
+          <w:spacing w:val="0"/>
+          <w:sz w:val="20"/>
+          <w:szCs w:val="20"/>
+          <w:lang w:eastAsia="en-GB"/>
+        </w:rPr>
+        <w:br/>
+      </w:r>
+      <w:r>
+        <w:rPr>
+          <w:rFonts w:ascii="Courier New" w:hAnsi="Courier New" w:cs="Courier New"/>
+          <w:color w:val="BCBEC4"/>
+          <w:spacing w:val="0"/>
+          <w:sz w:val="20"/>
+          <w:szCs w:val="20"/>
+          <w:lang w:eastAsia="en-GB"/>
+        </w:rPr>
+        <w:br/>
+      </w:r>
+      <w:r>
+        <w:rPr>
+          <w:rFonts w:ascii="Courier New" w:hAnsi="Courier New" w:cs="Courier New"/>
+          <w:color w:val="BCBEC4"/>
+          <w:spacing w:val="0"/>
+          <w:sz w:val="20"/>
+          <w:szCs w:val="20"/>
+          <w:lang w:eastAsia="en-GB"/>
+        </w:rPr>
+        <w:lastRenderedPageBreak/>
+        <w:t xml:space="preserve">                Paiement paiement = </w:t>
+      </w:r>
       <w:r>
         <w:rPr>
           <w:rFonts w:ascii="Courier New" w:hAnsi="Courier New" w:cs="Courier New"/>
@@ -9761,18 +9113,75 @@
           <w:szCs w:val="20"/>
           <w:lang w:eastAsia="en-GB"/>
         </w:rPr>
-        <w:t xml:space="preserve"> </w:t>
-      </w:r>
-      <w:r>
-        <w:rPr>
-          <w:rFonts w:ascii="Courier New" w:hAnsi="Courier New" w:cs="Courier New"/>
-          <w:color w:val="BCBEC4"/>
-          <w:spacing w:val="0"/>
-          <w:sz w:val="20"/>
-          <w:szCs w:val="20"/>
-          <w:lang w:eastAsia="en-GB"/>
-        </w:rPr>
-        <w:t xml:space="preserve">i = </w:t>
+        <w:t xml:space="preserve">new </w:t>
+      </w:r>
+      <w:r>
+        <w:rPr>
+          <w:rFonts w:ascii="Courier New" w:hAnsi="Courier New" w:cs="Courier New"/>
+          <w:color w:val="BCBEC4"/>
+          <w:spacing w:val="0"/>
+          <w:sz w:val="20"/>
+          <w:szCs w:val="20"/>
+          <w:lang w:eastAsia="en-GB"/>
+        </w:rPr>
+        <w:t>Paiement();</w:t>
+      </w:r>
+      <w:r>
+        <w:rPr>
+          <w:rFonts w:ascii="Courier New" w:hAnsi="Courier New" w:cs="Courier New"/>
+          <w:color w:val="BCBEC4"/>
+          <w:spacing w:val="0"/>
+          <w:sz w:val="20"/>
+          <w:szCs w:val="20"/>
+          <w:lang w:eastAsia="en-GB"/>
+        </w:rPr>
+        <w:br/>
+      </w:r>
+      <w:r>
+        <w:rPr>
+          <w:rFonts w:ascii="Courier New" w:hAnsi="Courier New" w:cs="Courier New"/>
+          <w:color w:val="BCBEC4"/>
+          <w:spacing w:val="0"/>
+          <w:sz w:val="20"/>
+          <w:szCs w:val="20"/>
+          <w:lang w:eastAsia="en-GB"/>
+        </w:rPr>
+        <w:br/>
+        <w:t xml:space="preserve">                paiement.setDate(</w:t>
+      </w:r>
+      <w:r>
+        <w:rPr>
+          <w:rFonts w:ascii="Courier New" w:hAnsi="Courier New" w:cs="Courier New"/>
+          <w:color w:val="CF8E6D"/>
+          <w:spacing w:val="0"/>
+          <w:sz w:val="20"/>
+          <w:szCs w:val="20"/>
+          <w:lang w:eastAsia="en-GB"/>
+        </w:rPr>
+        <w:t xml:space="preserve">new </w:t>
+      </w:r>
+      <w:r>
+        <w:rPr>
+          <w:rFonts w:ascii="Courier New" w:hAnsi="Courier New" w:cs="Courier New"/>
+          <w:color w:val="BCBEC4"/>
+          <w:spacing w:val="0"/>
+          <w:sz w:val="20"/>
+          <w:szCs w:val="20"/>
+          <w:lang w:eastAsia="en-GB"/>
+        </w:rPr>
+        <w:t>Date());</w:t>
+      </w:r>
+      <w:r>
+        <w:rPr>
+          <w:rFonts w:ascii="Courier New" w:hAnsi="Courier New" w:cs="Courier New"/>
+          <w:color w:val="BCBEC4"/>
+          <w:spacing w:val="0"/>
+          <w:sz w:val="20"/>
+          <w:szCs w:val="20"/>
+          <w:lang w:eastAsia="en-GB"/>
+        </w:rPr>
+        <w:br/>
+        <w:t xml:space="preserve">                paiement.setMontant(</w:t>
       </w:r>
       <w:r>
         <w:rPr>
@@ -9783,18 +9192,18 @@
           <w:szCs w:val="20"/>
           <w:lang w:eastAsia="en-GB"/>
         </w:rPr>
-        <w:t>0</w:t>
-      </w:r>
-      <w:r>
-        <w:rPr>
-          <w:rFonts w:ascii="Courier New" w:hAnsi="Courier New" w:cs="Courier New"/>
-          <w:color w:val="BCBEC4"/>
-          <w:spacing w:val="0"/>
-          <w:sz w:val="20"/>
-          <w:szCs w:val="20"/>
-          <w:lang w:eastAsia="en-GB"/>
-        </w:rPr>
-        <w:t xml:space="preserve">; i &lt; </w:t>
+        <w:t xml:space="preserve">5000L </w:t>
+      </w:r>
+      <w:r>
+        <w:rPr>
+          <w:rFonts w:ascii="Courier New" w:hAnsi="Courier New" w:cs="Courier New"/>
+          <w:color w:val="BCBEC4"/>
+          <w:spacing w:val="0"/>
+          <w:sz w:val="20"/>
+          <w:szCs w:val="20"/>
+          <w:lang w:eastAsia="en-GB"/>
+        </w:rPr>
+        <w:t xml:space="preserve">+ i * </w:t>
       </w:r>
       <w:r>
         <w:rPr>
@@ -9805,18 +9214,18 @@
           <w:szCs w:val="20"/>
           <w:lang w:eastAsia="en-GB"/>
         </w:rPr>
-        <w:t>2</w:t>
-      </w:r>
-      <w:r>
-        <w:rPr>
-          <w:rFonts w:ascii="Courier New" w:hAnsi="Courier New" w:cs="Courier New"/>
-          <w:color w:val="BCBEC4"/>
-          <w:spacing w:val="0"/>
-          <w:sz w:val="20"/>
-          <w:szCs w:val="20"/>
-          <w:lang w:eastAsia="en-GB"/>
-        </w:rPr>
-        <w:t>; i++) {</w:t>
+        <w:t>1000</w:t>
+      </w:r>
+      <w:r>
+        <w:rPr>
+          <w:rFonts w:ascii="Courier New" w:hAnsi="Courier New" w:cs="Courier New"/>
+          <w:color w:val="BCBEC4"/>
+          <w:spacing w:val="0"/>
+          <w:sz w:val="20"/>
+          <w:szCs w:val="20"/>
+          <w:lang w:eastAsia="en-GB"/>
+        </w:rPr>
+        <w:t>);</w:t>
       </w:r>
       <w:r>
         <w:rPr>
@@ -9828,272 +9237,7 @@
           <w:lang w:eastAsia="en-GB"/>
         </w:rPr>
         <w:br/>
-      </w:r>
-      <w:r>
-        <w:rPr>
-          <w:rFonts w:ascii="Courier New" w:hAnsi="Courier New" w:cs="Courier New"/>
-          <w:color w:val="BCBEC4"/>
-          <w:spacing w:val="0"/>
-          <w:sz w:val="20"/>
-          <w:szCs w:val="20"/>
-          <w:lang w:eastAsia="en-GB"/>
-        </w:rPr>
-        <w:br/>
-      </w:r>
-      <w:r>
-        <w:rPr>
-          <w:rFonts w:ascii="Courier New" w:hAnsi="Courier New" w:cs="Courier New"/>
-          <w:color w:val="BCBEC4"/>
-          <w:spacing w:val="0"/>
-          <w:sz w:val="20"/>
-          <w:szCs w:val="20"/>
-          <w:lang w:eastAsia="en-GB"/>
-        </w:rPr>
-        <w:lastRenderedPageBreak/>
-        <w:t xml:space="preserve">                Paiement </w:t>
-      </w:r>
-      <w:proofErr w:type="spellStart"/>
-      <w:r>
-        <w:rPr>
-          <w:rFonts w:ascii="Courier New" w:hAnsi="Courier New" w:cs="Courier New"/>
-          <w:color w:val="BCBEC4"/>
-          <w:spacing w:val="0"/>
-          <w:sz w:val="20"/>
-          <w:szCs w:val="20"/>
-          <w:lang w:eastAsia="en-GB"/>
-        </w:rPr>
-        <w:t>paiement</w:t>
-      </w:r>
-      <w:proofErr w:type="spellEnd"/>
-      <w:r>
-        <w:rPr>
-          <w:rFonts w:ascii="Courier New" w:hAnsi="Courier New" w:cs="Courier New"/>
-          <w:color w:val="BCBEC4"/>
-          <w:spacing w:val="0"/>
-          <w:sz w:val="20"/>
-          <w:szCs w:val="20"/>
-          <w:lang w:eastAsia="en-GB"/>
-        </w:rPr>
-        <w:t xml:space="preserve"> = </w:t>
-      </w:r>
-      <w:r>
-        <w:rPr>
-          <w:rFonts w:ascii="Courier New" w:hAnsi="Courier New" w:cs="Courier New"/>
-          <w:color w:val="CF8E6D"/>
-          <w:spacing w:val="0"/>
-          <w:sz w:val="20"/>
-          <w:szCs w:val="20"/>
-          <w:lang w:eastAsia="en-GB"/>
-        </w:rPr>
-        <w:t xml:space="preserve">new </w:t>
-      </w:r>
-      <w:r>
-        <w:rPr>
-          <w:rFonts w:ascii="Courier New" w:hAnsi="Courier New" w:cs="Courier New"/>
-          <w:color w:val="BCBEC4"/>
-          <w:spacing w:val="0"/>
-          <w:sz w:val="20"/>
-          <w:szCs w:val="20"/>
-          <w:lang w:eastAsia="en-GB"/>
-        </w:rPr>
-        <w:t>Paiement();</w:t>
-      </w:r>
-      <w:r>
-        <w:rPr>
-          <w:rFonts w:ascii="Courier New" w:hAnsi="Courier New" w:cs="Courier New"/>
-          <w:color w:val="BCBEC4"/>
-          <w:spacing w:val="0"/>
-          <w:sz w:val="20"/>
-          <w:szCs w:val="20"/>
-          <w:lang w:eastAsia="en-GB"/>
-        </w:rPr>
-        <w:br/>
-      </w:r>
-      <w:r>
-        <w:rPr>
-          <w:rFonts w:ascii="Courier New" w:hAnsi="Courier New" w:cs="Courier New"/>
-          <w:color w:val="BCBEC4"/>
-          <w:spacing w:val="0"/>
-          <w:sz w:val="20"/>
-          <w:szCs w:val="20"/>
-          <w:lang w:eastAsia="en-GB"/>
-        </w:rPr>
-        <w:br/>
-        <w:t xml:space="preserve">                </w:t>
-      </w:r>
-      <w:proofErr w:type="spellStart"/>
-      <w:r>
-        <w:rPr>
-          <w:rFonts w:ascii="Courier New" w:hAnsi="Courier New" w:cs="Courier New"/>
-          <w:color w:val="BCBEC4"/>
-          <w:spacing w:val="0"/>
-          <w:sz w:val="20"/>
-          <w:szCs w:val="20"/>
-          <w:lang w:eastAsia="en-GB"/>
-        </w:rPr>
-        <w:t>paiement.setDate</w:t>
-      </w:r>
-      <w:proofErr w:type="spellEnd"/>
-      <w:r>
-        <w:rPr>
-          <w:rFonts w:ascii="Courier New" w:hAnsi="Courier New" w:cs="Courier New"/>
-          <w:color w:val="BCBEC4"/>
-          <w:spacing w:val="0"/>
-          <w:sz w:val="20"/>
-          <w:szCs w:val="20"/>
-          <w:lang w:eastAsia="en-GB"/>
-        </w:rPr>
-        <w:t>(</w:t>
-      </w:r>
-      <w:r>
-        <w:rPr>
-          <w:rFonts w:ascii="Courier New" w:hAnsi="Courier New" w:cs="Courier New"/>
-          <w:color w:val="CF8E6D"/>
-          <w:spacing w:val="0"/>
-          <w:sz w:val="20"/>
-          <w:szCs w:val="20"/>
-          <w:lang w:eastAsia="en-GB"/>
-        </w:rPr>
-        <w:t xml:space="preserve">new </w:t>
-      </w:r>
-      <w:r>
-        <w:rPr>
-          <w:rFonts w:ascii="Courier New" w:hAnsi="Courier New" w:cs="Courier New"/>
-          <w:color w:val="BCBEC4"/>
-          <w:spacing w:val="0"/>
-          <w:sz w:val="20"/>
-          <w:szCs w:val="20"/>
-          <w:lang w:eastAsia="en-GB"/>
-        </w:rPr>
-        <w:t>Date());</w:t>
-      </w:r>
-      <w:r>
-        <w:rPr>
-          <w:rFonts w:ascii="Courier New" w:hAnsi="Courier New" w:cs="Courier New"/>
-          <w:color w:val="BCBEC4"/>
-          <w:spacing w:val="0"/>
-          <w:sz w:val="20"/>
-          <w:szCs w:val="20"/>
-          <w:lang w:eastAsia="en-GB"/>
-        </w:rPr>
-        <w:br/>
-        <w:t xml:space="preserve">                </w:t>
-      </w:r>
-      <w:proofErr w:type="spellStart"/>
-      <w:r>
-        <w:rPr>
-          <w:rFonts w:ascii="Courier New" w:hAnsi="Courier New" w:cs="Courier New"/>
-          <w:color w:val="BCBEC4"/>
-          <w:spacing w:val="0"/>
-          <w:sz w:val="20"/>
-          <w:szCs w:val="20"/>
-          <w:lang w:eastAsia="en-GB"/>
-        </w:rPr>
-        <w:t>paiement.setMontant</w:t>
-      </w:r>
-      <w:proofErr w:type="spellEnd"/>
-      <w:r>
-        <w:rPr>
-          <w:rFonts w:ascii="Courier New" w:hAnsi="Courier New" w:cs="Courier New"/>
-          <w:color w:val="BCBEC4"/>
-          <w:spacing w:val="0"/>
-          <w:sz w:val="20"/>
-          <w:szCs w:val="20"/>
-          <w:lang w:eastAsia="en-GB"/>
-        </w:rPr>
-        <w:t>(</w:t>
-      </w:r>
-      <w:r>
-        <w:rPr>
-          <w:rFonts w:ascii="Courier New" w:hAnsi="Courier New" w:cs="Courier New"/>
-          <w:color w:val="2AACB8"/>
-          <w:spacing w:val="0"/>
-          <w:sz w:val="20"/>
-          <w:szCs w:val="20"/>
-          <w:lang w:eastAsia="en-GB"/>
-        </w:rPr>
-        <w:t xml:space="preserve">5000L </w:t>
-      </w:r>
-      <w:r>
-        <w:rPr>
-          <w:rFonts w:ascii="Courier New" w:hAnsi="Courier New" w:cs="Courier New"/>
-          <w:color w:val="BCBEC4"/>
-          <w:spacing w:val="0"/>
-          <w:sz w:val="20"/>
-          <w:szCs w:val="20"/>
-          <w:lang w:eastAsia="en-GB"/>
-        </w:rPr>
-        <w:t xml:space="preserve">+ i * </w:t>
-      </w:r>
-      <w:r>
-        <w:rPr>
-          <w:rFonts w:ascii="Courier New" w:hAnsi="Courier New" w:cs="Courier New"/>
-          <w:color w:val="2AACB8"/>
-          <w:spacing w:val="0"/>
-          <w:sz w:val="20"/>
-          <w:szCs w:val="20"/>
-          <w:lang w:eastAsia="en-GB"/>
-        </w:rPr>
-        <w:t>1000</w:t>
-      </w:r>
-      <w:r>
-        <w:rPr>
-          <w:rFonts w:ascii="Courier New" w:hAnsi="Courier New" w:cs="Courier New"/>
-          <w:color w:val="BCBEC4"/>
-          <w:spacing w:val="0"/>
-          <w:sz w:val="20"/>
-          <w:szCs w:val="20"/>
-          <w:lang w:eastAsia="en-GB"/>
-        </w:rPr>
-        <w:t>);</w:t>
-      </w:r>
-      <w:r>
-        <w:rPr>
-          <w:rFonts w:ascii="Courier New" w:hAnsi="Courier New" w:cs="Courier New"/>
-          <w:color w:val="BCBEC4"/>
-          <w:spacing w:val="0"/>
-          <w:sz w:val="20"/>
-          <w:szCs w:val="20"/>
-          <w:lang w:eastAsia="en-GB"/>
-        </w:rPr>
-        <w:br/>
-        <w:t xml:space="preserve">                </w:t>
-      </w:r>
-      <w:proofErr w:type="spellStart"/>
-      <w:r>
-        <w:rPr>
-          <w:rFonts w:ascii="Courier New" w:hAnsi="Courier New" w:cs="Courier New"/>
-          <w:color w:val="BCBEC4"/>
-          <w:spacing w:val="0"/>
-          <w:sz w:val="20"/>
-          <w:szCs w:val="20"/>
-          <w:lang w:eastAsia="en-GB"/>
-        </w:rPr>
-        <w:t>paiement.setType</w:t>
-      </w:r>
-      <w:proofErr w:type="spellEnd"/>
-      <w:r>
-        <w:rPr>
-          <w:rFonts w:ascii="Courier New" w:hAnsi="Courier New" w:cs="Courier New"/>
-          <w:color w:val="BCBEC4"/>
-          <w:spacing w:val="0"/>
-          <w:sz w:val="20"/>
-          <w:szCs w:val="20"/>
-          <w:lang w:eastAsia="en-GB"/>
-        </w:rPr>
-        <w:t>(</w:t>
-      </w:r>
-      <w:proofErr w:type="spellStart"/>
-      <w:r>
-        <w:rPr>
-          <w:rFonts w:ascii="Courier New" w:hAnsi="Courier New" w:cs="Courier New"/>
-          <w:color w:val="BCBEC4"/>
-          <w:spacing w:val="0"/>
-          <w:sz w:val="20"/>
-          <w:szCs w:val="20"/>
-          <w:lang w:eastAsia="en-GB"/>
-        </w:rPr>
-        <w:t>TypePaiment.</w:t>
+        <w:t xml:space="preserve">                paiement.setType(TypePaiment.</w:t>
       </w:r>
       <w:r>
         <w:rPr>
@@ -10108,7 +9252,6 @@
         </w:rPr>
         <w:t>MENSUNALITÉ</w:t>
       </w:r>
-      <w:proofErr w:type="spellEnd"/>
       <w:r>
         <w:rPr>
           <w:rFonts w:ascii="Courier New" w:hAnsi="Courier New" w:cs="Courier New"/>
@@ -10119,6 +9262,29 @@
           <w:lang w:eastAsia="en-GB"/>
         </w:rPr>
         <w:t>);</w:t>
+      </w:r>
+      <w:r>
+        <w:rPr>
+          <w:rFonts w:ascii="Courier New" w:hAnsi="Courier New" w:cs="Courier New"/>
+          <w:color w:val="BCBEC4"/>
+          <w:spacing w:val="0"/>
+          <w:sz w:val="20"/>
+          <w:szCs w:val="20"/>
+          <w:lang w:eastAsia="en-GB"/>
+        </w:rPr>
+        <w:br/>
+      </w:r>
+      <w:r>
+        <w:rPr>
+          <w:rFonts w:ascii="Courier New" w:hAnsi="Courier New" w:cs="Courier New"/>
+          <w:color w:val="BCBEC4"/>
+          <w:spacing w:val="0"/>
+          <w:sz w:val="20"/>
+          <w:szCs w:val="20"/>
+          <w:lang w:eastAsia="en-GB"/>
+        </w:rPr>
+        <w:br/>
+        <w:t xml:space="preserve">                paiement.setContratAssurance(contrat);</w:t>
       </w:r>
       <w:r>
         <w:rPr>
@@ -10143,54 +9309,6 @@
         <w:br/>
         <w:t xml:space="preserve">                </w:t>
       </w:r>
-      <w:proofErr w:type="spellStart"/>
-      <w:r>
-        <w:rPr>
-          <w:rFonts w:ascii="Courier New" w:hAnsi="Courier New" w:cs="Courier New"/>
-          <w:color w:val="BCBEC4"/>
-          <w:spacing w:val="0"/>
-          <w:sz w:val="20"/>
-          <w:szCs w:val="20"/>
-          <w:lang w:eastAsia="en-GB"/>
-        </w:rPr>
-        <w:t>paiement.setContratAssurance</w:t>
-      </w:r>
-      <w:proofErr w:type="spellEnd"/>
-      <w:r>
-        <w:rPr>
-          <w:rFonts w:ascii="Courier New" w:hAnsi="Courier New" w:cs="Courier New"/>
-          <w:color w:val="BCBEC4"/>
-          <w:spacing w:val="0"/>
-          <w:sz w:val="20"/>
-          <w:szCs w:val="20"/>
-          <w:lang w:eastAsia="en-GB"/>
-        </w:rPr>
-        <w:t>(contrat);</w:t>
-      </w:r>
-      <w:r>
-        <w:rPr>
-          <w:rFonts w:ascii="Courier New" w:hAnsi="Courier New" w:cs="Courier New"/>
-          <w:color w:val="BCBEC4"/>
-          <w:spacing w:val="0"/>
-          <w:sz w:val="20"/>
-          <w:szCs w:val="20"/>
-          <w:lang w:eastAsia="en-GB"/>
-        </w:rPr>
-        <w:br/>
-      </w:r>
-      <w:r>
-        <w:rPr>
-          <w:rFonts w:ascii="Courier New" w:hAnsi="Courier New" w:cs="Courier New"/>
-          <w:color w:val="BCBEC4"/>
-          <w:spacing w:val="0"/>
-          <w:sz w:val="20"/>
-          <w:szCs w:val="20"/>
-          <w:lang w:eastAsia="en-GB"/>
-        </w:rPr>
-        <w:br/>
-        <w:t xml:space="preserve">                </w:t>
-      </w:r>
-      <w:proofErr w:type="spellStart"/>
       <w:r>
         <w:rPr>
           <w:rFonts w:ascii="Courier New" w:hAnsi="Courier New" w:cs="Courier New"/>
@@ -10211,19 +9329,7 @@
           <w:szCs w:val="20"/>
           <w:lang w:eastAsia="en-GB"/>
         </w:rPr>
-        <w:t>.save</w:t>
-      </w:r>
-      <w:proofErr w:type="spellEnd"/>
-      <w:r>
-        <w:rPr>
-          <w:rFonts w:ascii="Courier New" w:hAnsi="Courier New" w:cs="Courier New"/>
-          <w:color w:val="BCBEC4"/>
-          <w:spacing w:val="0"/>
-          <w:sz w:val="20"/>
-          <w:szCs w:val="20"/>
-          <w:lang w:eastAsia="en-GB"/>
-        </w:rPr>
-        <w:t>(paiement);</w:t>
+        <w:t>.save(paiement);</w:t>
       </w:r>
       <w:r>
         <w:rPr>
@@ -10317,6 +9423,7 @@
           <w:lang w:val="fr-FR"/>
         </w:rPr>
       </w:pPr>
+      <w:bookmarkStart w:id="12" w:name="_Toc229393902"/>
       <w:r>
         <w:rPr>
           <w:lang w:val="fr-FR"/>
@@ -10357,6 +9464,7 @@
           </wp:inline>
         </w:drawing>
       </w:r>
+      <w:bookmarkEnd w:id="12"/>
     </w:p>
     <w:p>
       <w:pPr>
@@ -10428,6 +9536,7 @@
           <w:lang w:val="fr-FR"/>
         </w:rPr>
       </w:pPr>
+      <w:bookmarkStart w:id="13" w:name="_Toc229393903"/>
       <w:r>
         <w:rPr>
           <w:lang w:val="fr-FR"/>
@@ -10439,30 +9548,9 @@
         <w:rPr>
           <w:lang w:val="fr-FR"/>
         </w:rPr>
-        <w:t xml:space="preserve">es </w:t>
-      </w:r>
-      <w:proofErr w:type="spellStart"/>
-      <w:r>
-        <w:rPr>
-          <w:lang w:val="fr-FR"/>
-        </w:rPr>
-        <w:t>DTOs</w:t>
-      </w:r>
-      <w:proofErr w:type="spellEnd"/>
-      <w:r>
-        <w:rPr>
-          <w:lang w:val="fr-FR"/>
-        </w:rPr>
-        <w:t xml:space="preserve"> et les </w:t>
-      </w:r>
-      <w:proofErr w:type="spellStart"/>
-      <w:r>
-        <w:rPr>
-          <w:lang w:val="fr-FR"/>
-        </w:rPr>
-        <w:t>Mappers</w:t>
-      </w:r>
-      <w:proofErr w:type="spellEnd"/>
+        <w:t>es DTOs et les Mappers</w:t>
+      </w:r>
+      <w:bookmarkEnd w:id="13"/>
     </w:p>
     <w:p>
       <w:pPr>
@@ -10537,6 +9625,7 @@
           <w:lang w:val="fr-FR"/>
         </w:rPr>
       </w:pPr>
+      <w:bookmarkStart w:id="14" w:name="_Toc229393904"/>
       <w:r>
         <w:rPr>
           <w:lang w:val="fr-FR"/>
@@ -10577,6 +9666,7 @@
           </wp:inline>
         </w:drawing>
       </w:r>
+      <w:bookmarkEnd w:id="14"/>
     </w:p>
     <w:p>
       <w:pPr>
@@ -11781,6 +10871,32 @@
       <w:u w:val="single"/>
     </w:rPr>
   </w:style>
+  <w:style w:type="paragraph" w:styleId="TOC2">
+    <w:name w:val="toc 2"/>
+    <w:basedOn w:val="Normal"/>
+    <w:next w:val="Normal"/>
+    <w:autoRedefine/>
+    <w:uiPriority w:val="39"/>
+    <w:unhideWhenUsed/>
+    <w:rsid w:val="00CF4B7A"/>
+    <w:pPr>
+      <w:spacing w:after="100"/>
+      <w:ind w:left="240"/>
+    </w:pPr>
+  </w:style>
+  <w:style w:type="paragraph" w:styleId="TOC3">
+    <w:name w:val="toc 3"/>
+    <w:basedOn w:val="Normal"/>
+    <w:next w:val="Normal"/>
+    <w:autoRedefine/>
+    <w:uiPriority w:val="39"/>
+    <w:unhideWhenUsed/>
+    <w:rsid w:val="00CF4B7A"/>
+    <w:pPr>
+      <w:spacing w:after="100"/>
+      <w:ind w:left="480"/>
+    </w:pPr>
+  </w:style>
 </w:styles>
 </file>
 
